--- a/database/seeders/templates/partner-documents/Don_yeu_cau_thay_doi_quy_mo_san_SportGo.docx
+++ b/database/seeders/templates/partner-documents/Don_yeu_cau_thay_doi_quy_mo_san_SportGo.docx
@@ -4,454 +4,1073 @@
   <w:body>
     <w:p>
       <w:pPr>
-        <w:spacing w:before="0" w:after="0" w:line="259" w:lineRule="auto"/>
+        <w:spacing w:before="0" w:after="0" w:line="276" w:lineRule="auto"/>
         <w:jc w:val="center"/>
       </w:pPr>
       <w:r>
         <w:rPr>
-          <w:rFonts w:ascii="Times New Roman" w:hAnsi="Times New Roman" w:eastAsia="Times New Roman"/>
-          <w:b/>
+          <w:rFonts w:ascii="Times New Roman" w:hAnsi="Times New Roman" w:eastAsia="Times New Roman" w:cs="Times New Roman"/>
+          <w:b w:val="1"/>
           <w:i w:val="0"/>
           <w:sz w:val="26"/>
           <w:u w:val="none"/>
+          <w:color w:val="000000"/>
+          <w:szCs w:val="26"/>
         </w:rPr>
         <w:t>CỘNG HÒA XÃ HỘI CHỦ NGHĨA VIỆT NAM</w:t>
       </w:r>
     </w:p>
     <w:p>
       <w:pPr>
-        <w:spacing w:before="0" w:after="0" w:line="259" w:lineRule="auto"/>
+        <w:spacing w:before="0" w:after="0" w:line="276" w:lineRule="auto"/>
         <w:jc w:val="center"/>
       </w:pPr>
       <w:r>
         <w:rPr>
-          <w:rFonts w:ascii="Times New Roman" w:hAnsi="Times New Roman" w:eastAsia="Times New Roman"/>
-          <w:b/>
+          <w:rFonts w:ascii="Times New Roman" w:hAnsi="Times New Roman" w:eastAsia="Times New Roman" w:cs="Times New Roman"/>
+          <w:b w:val="1"/>
           <w:i w:val="0"/>
-          <w:sz w:val="26"/>
+          <w:sz w:val="28"/>
           <w:u w:val="none"/>
+          <w:color w:val="000000"/>
+          <w:szCs w:val="28"/>
         </w:rPr>
         <w:t>Độc lập - Tự do - Hạnh phúc</w:t>
       </w:r>
     </w:p>
     <w:p>
       <w:pPr>
-        <w:spacing w:before="0" w:after="120" w:line="259" w:lineRule="auto"/>
+        <w:spacing w:before="0" w:after="0" w:line="276" w:lineRule="auto"/>
         <w:jc w:val="center"/>
       </w:pPr>
       <w:r>
         <w:rPr>
-          <w:rFonts w:ascii="Times New Roman" w:hAnsi="Times New Roman" w:eastAsia="Times New Roman"/>
+          <w:rFonts w:ascii="Times New Roman" w:hAnsi="Times New Roman" w:eastAsia="Times New Roman" w:cs="Times New Roman"/>
           <w:b w:val="0"/>
           <w:i w:val="0"/>
           <w:sz w:val="26"/>
           <w:u w:val="none"/>
+          <w:color w:val="000000"/>
+          <w:szCs w:val="26"/>
         </w:rPr>
         <w:t>----------------</w:t>
       </w:r>
     </w:p>
     <w:p>
       <w:pPr>
-        <w:spacing w:before="0" w:after="160" w:line="259" w:lineRule="auto"/>
+        <w:spacing w:before="0" w:after="120" w:line="300" w:lineRule="exact"/>
         <w:jc w:val="right"/>
       </w:pPr>
       <w:r>
         <w:rPr>
-          <w:rFonts w:ascii="Times New Roman" w:hAnsi="Times New Roman" w:eastAsia="Times New Roman"/>
+          <w:rFonts w:ascii="Times New Roman" w:hAnsi="Times New Roman" w:eastAsia="Times New Roman" w:cs="Times New Roman"/>
           <w:b w:val="0"/>
           <w:i/>
           <w:sz w:val="26"/>
           <w:u w:val="none"/>
+          <w:color w:val="000000"/>
+          <w:szCs w:val="26"/>
         </w:rPr>
         <w:t>………, ngày …… tháng …… năm ……</w:t>
       </w:r>
     </w:p>
     <w:p>
       <w:pPr>
-        <w:spacing w:before="40" w:after="40" w:line="259" w:lineRule="auto"/>
+        <w:spacing w:before="0" w:after="0" w:line="276" w:lineRule="auto"/>
         <w:jc w:val="center"/>
       </w:pPr>
       <w:r>
         <w:rPr>
-          <w:rFonts w:ascii="Times New Roman" w:hAnsi="Times New Roman" w:eastAsia="Times New Roman"/>
-          <w:b/>
+          <w:rFonts w:ascii="Times New Roman" w:hAnsi="Times New Roman" w:eastAsia="Times New Roman" w:cs="Times New Roman"/>
+          <w:b w:val="1"/>
           <w:i w:val="0"/>
           <w:sz w:val="28"/>
           <w:u w:val="none"/>
+          <w:color w:val="000000"/>
+          <w:szCs w:val="28"/>
         </w:rPr>
         <w:t>ĐƠN YÊU CẦU THAY ĐỔI QUY MÔ SÂN</w:t>
       </w:r>
     </w:p>
     <w:p>
       <w:pPr>
-        <w:spacing w:before="0" w:after="160" w:line="259" w:lineRule="auto"/>
-        <w:jc w:val="center"/>
+        <w:spacing w:before="0" w:after="0" w:line="276" w:lineRule="auto"/>
       </w:pPr>
       <w:r>
         <w:rPr>
-          <w:rFonts w:ascii="Times New Roman" w:hAnsi="Times New Roman" w:eastAsia="Times New Roman"/>
-          <w:b w:val="0"/>
-          <w:i/>
-          <w:sz w:val="24"/>
-          <w:u w:val="none"/>
-        </w:rPr>
-        <w:t>(Dùng cho chủ sân/đối tác gửi yêu cầu thay đổi thông tin cụm sân trên SportGo)</w:t>
-      </w:r>
-    </w:p>
-    <w:p>
-      <w:pPr>
-        <w:spacing w:before="0" w:after="120" w:line="259" w:lineRule="auto"/>
-      </w:pPr>
-      <w:r>
-        <w:rPr>
-          <w:rFonts w:ascii="Times New Roman" w:hAnsi="Times New Roman" w:eastAsia="Times New Roman"/>
+          <w:rFonts w:ascii="Times New Roman" w:hAnsi="Times New Roman" w:eastAsia="Times New Roman" w:cs="Times New Roman"/>
           <w:b/>
           <w:i w:val="0"/>
           <w:sz w:val="26"/>
           <w:u w:val="none"/>
+          <w:color w:val="000000"/>
+          <w:szCs w:val="26"/>
         </w:rPr>
         <w:t>Kính gửi: Công ty/Đơn vị vận hành nền tảng SportGo</w:t>
       </w:r>
     </w:p>
     <w:p>
       <w:pPr>
-        <w:spacing w:before="0" w:after="60" w:line="259" w:lineRule="auto"/>
+        <w:spacing w:before="0" w:after="120" w:line="300" w:lineRule="exact"/>
         <w:ind w:firstLine="567"/>
+        <w:jc w:val="both"/>
       </w:pPr>
       <w:r>
         <w:rPr>
-          <w:rFonts w:ascii="Times New Roman" w:hAnsi="Times New Roman" w:eastAsia="Times New Roman"/>
+          <w:rFonts w:ascii="Times New Roman" w:hAnsi="Times New Roman" w:eastAsia="Times New Roman" w:cs="Times New Roman"/>
           <w:b w:val="0"/>
           <w:i w:val="0"/>
           <w:sz w:val="26"/>
           <w:u w:val="none"/>
+          <w:color w:val="000000"/>
+          <w:szCs w:val="26"/>
         </w:rPr>
         <w:t>Tôi/Chúng tôi là chủ sân/đối tác đang hợp tác với SportGo, nay lập đơn này đề nghị SportGo xem xét, tiếp nhận và xử lý yêu cầu thay đổi quy mô sân/cụm sân trên hệ thống.</w:t>
       </w:r>
     </w:p>
     <w:p>
       <w:pPr>
-        <w:spacing w:before="80" w:after="40" w:line="259" w:lineRule="auto"/>
+        <w:spacing w:before="0" w:after="0" w:line="276" w:lineRule="auto"/>
+        <w:jc w:val="left"/>
       </w:pPr>
       <w:r>
         <w:rPr>
-          <w:rFonts w:ascii="Times New Roman" w:hAnsi="Times New Roman" w:eastAsia="Times New Roman"/>
-          <w:b/>
+          <w:rFonts w:ascii="Times New Roman" w:hAnsi="Times New Roman" w:eastAsia="Times New Roman" w:cs="Times New Roman"/>
+          <w:b w:val="1"/>
           <w:i w:val="0"/>
           <w:sz w:val="26"/>
           <w:u w:val="none"/>
+          <w:color w:val="000000"/>
+          <w:szCs w:val="26"/>
         </w:rPr>
         <w:t>1. Thông tin chủ sân/đối tác</w:t>
       </w:r>
     </w:p>
+    <w:tbl>
+      <w:tblPr>
+        <w:tblW w:w="9000" w:type="dxa"/>
+        <w:tblInd w:w="0" w:type="dxa"/>
+        <w:tblLayout w:type="fixed"/>
+        <w:tblCellMar>
+          <w:top w:w="60" w:type="dxa"/>
+          <w:left w:w="90" w:type="dxa"/>
+          <w:bottom w:w="60" w:type="dxa"/>
+          <w:right w:w="90" w:type="dxa"/>
+        </w:tblCellMar>
+        <w:tblBorders>
+          <w:top w:val="single" w:sz="4" w:space="0" w:color="000000"/>
+          <w:left w:val="single" w:sz="4" w:space="0" w:color="000000"/>
+          <w:bottom w:val="single" w:sz="4" w:space="0" w:color="000000"/>
+          <w:right w:val="single" w:sz="4" w:space="0" w:color="000000"/>
+          <w:insideH w:val="single" w:sz="4" w:space="0" w:color="000000"/>
+          <w:insideV w:val="single" w:sz="4" w:space="0" w:color="000000"/>
+        </w:tblBorders>
+      </w:tblPr>
+      <w:tblGrid>
+        <w:gridCol w:w="2700"/>
+        <w:gridCol w:w="6300"/>
+      </w:tblGrid>
+      <w:tr>
+        <w:trPr>
+          <w:cantSplit/>
+        </w:trPr>
+        <w:tc>
+          <w:tcPr>
+            <w:tcW w:w="2700" w:type="dxa"/>
+            <w:vAlign w:val="center"/>
+          </w:tcPr>
+          <w:p>
+            <w:pPr>
+              <w:spacing w:before="0" w:after="0" w:line="276" w:lineRule="auto"/>
+              <w:jc w:val="left"/>
+            </w:pPr>
+            <w:r>
+              <w:rPr>
+                <w:rFonts w:ascii="Times New Roman" w:hAnsi="Times New Roman" w:eastAsia="Times New Roman" w:cs="Times New Roman"/>
+                <w:color w:val="000000"/>
+                <w:sz w:val="26"/>
+                <w:szCs w:val="26"/>
+                <w:b w:val="1"/>
+              </w:rPr>
+              <w:t xml:space="preserve">Họ tên/Tên tổ chức</w:t>
+            </w:r>
+          </w:p>
+        </w:tc>
+        <w:tc>
+          <w:tcPr>
+            <w:tcW w:w="6300" w:type="dxa"/>
+            <w:vAlign w:val="center"/>
+          </w:tcPr>
+          <w:p>
+            <w:pPr>
+              <w:spacing w:before="0" w:after="0" w:line="276" w:lineRule="auto"/>
+              <w:jc w:val="left"/>
+            </w:pPr>
+            <w:r>
+              <w:rPr>
+                <w:rFonts w:ascii="Times New Roman" w:hAnsi="Times New Roman" w:eastAsia="Times New Roman" w:cs="Times New Roman"/>
+                <w:color w:val="000000"/>
+                <w:sz w:val="26"/>
+                <w:szCs w:val="26"/>
+                <w:b w:val="0"/>
+              </w:rPr>
+              <w:t xml:space="preserve">........................................................................................................</w:t>
+            </w:r>
+          </w:p>
+        </w:tc>
+      </w:tr>
+      <w:tr>
+        <w:trPr>
+          <w:cantSplit/>
+        </w:trPr>
+        <w:tc>
+          <w:tcPr>
+            <w:tcW w:w="2700" w:type="dxa"/>
+            <w:vAlign w:val="center"/>
+          </w:tcPr>
+          <w:p>
+            <w:pPr>
+              <w:spacing w:before="0" w:after="0" w:line="276" w:lineRule="auto"/>
+              <w:jc w:val="left"/>
+            </w:pPr>
+            <w:r>
+              <w:rPr>
+                <w:rFonts w:ascii="Times New Roman" w:hAnsi="Times New Roman" w:eastAsia="Times New Roman" w:cs="Times New Roman"/>
+                <w:color w:val="000000"/>
+                <w:sz w:val="26"/>
+                <w:szCs w:val="26"/>
+                <w:b w:val="1"/>
+              </w:rPr>
+              <w:t xml:space="preserve">Số CCCD/CMND/Hộ chiếu hoặc mã số kinh doanh</w:t>
+            </w:r>
+          </w:p>
+        </w:tc>
+        <w:tc>
+          <w:tcPr>
+            <w:tcW w:w="6300" w:type="dxa"/>
+            <w:vAlign w:val="center"/>
+          </w:tcPr>
+          <w:p>
+            <w:pPr>
+              <w:spacing w:before="0" w:after="0" w:line="276" w:lineRule="auto"/>
+              <w:jc w:val="left"/>
+            </w:pPr>
+            <w:r>
+              <w:rPr>
+                <w:rFonts w:ascii="Times New Roman" w:hAnsi="Times New Roman" w:eastAsia="Times New Roman" w:cs="Times New Roman"/>
+                <w:color w:val="000000"/>
+                <w:sz w:val="26"/>
+                <w:szCs w:val="26"/>
+                <w:b w:val="0"/>
+              </w:rPr>
+              <w:t xml:space="preserve">........................................................................................................</w:t>
+            </w:r>
+          </w:p>
+        </w:tc>
+      </w:tr>
+      <w:tr>
+        <w:trPr>
+          <w:cantSplit/>
+        </w:trPr>
+        <w:tc>
+          <w:tcPr>
+            <w:tcW w:w="2700" w:type="dxa"/>
+            <w:vAlign w:val="center"/>
+          </w:tcPr>
+          <w:p>
+            <w:pPr>
+              <w:spacing w:before="0" w:after="0" w:line="276" w:lineRule="auto"/>
+              <w:jc w:val="left"/>
+            </w:pPr>
+            <w:r>
+              <w:rPr>
+                <w:rFonts w:ascii="Times New Roman" w:hAnsi="Times New Roman" w:eastAsia="Times New Roman" w:cs="Times New Roman"/>
+                <w:color w:val="000000"/>
+                <w:sz w:val="26"/>
+                <w:szCs w:val="26"/>
+                <w:b w:val="1"/>
+              </w:rPr>
+              <w:t xml:space="preserve">Số điện thoại</w:t>
+            </w:r>
+          </w:p>
+        </w:tc>
+        <w:tc>
+          <w:tcPr>
+            <w:tcW w:w="6300" w:type="dxa"/>
+            <w:vAlign w:val="center"/>
+          </w:tcPr>
+          <w:p>
+            <w:pPr>
+              <w:spacing w:before="0" w:after="0" w:line="276" w:lineRule="auto"/>
+              <w:jc w:val="left"/>
+            </w:pPr>
+            <w:r>
+              <w:rPr>
+                <w:rFonts w:ascii="Times New Roman" w:hAnsi="Times New Roman" w:eastAsia="Times New Roman" w:cs="Times New Roman"/>
+                <w:color w:val="000000"/>
+                <w:sz w:val="26"/>
+                <w:szCs w:val="26"/>
+                <w:b w:val="0"/>
+              </w:rPr>
+              <w:t xml:space="preserve">........................................................................................................</w:t>
+            </w:r>
+          </w:p>
+        </w:tc>
+      </w:tr>
+      <w:tr>
+        <w:trPr>
+          <w:cantSplit/>
+        </w:trPr>
+        <w:tc>
+          <w:tcPr>
+            <w:tcW w:w="2700" w:type="dxa"/>
+            <w:vAlign w:val="center"/>
+          </w:tcPr>
+          <w:p>
+            <w:pPr>
+              <w:spacing w:before="0" w:after="0" w:line="276" w:lineRule="auto"/>
+              <w:jc w:val="left"/>
+            </w:pPr>
+            <w:r>
+              <w:rPr>
+                <w:rFonts w:ascii="Times New Roman" w:hAnsi="Times New Roman" w:eastAsia="Times New Roman" w:cs="Times New Roman"/>
+                <w:color w:val="000000"/>
+                <w:sz w:val="26"/>
+                <w:szCs w:val="26"/>
+                <w:b w:val="1"/>
+              </w:rPr>
+              <w:t xml:space="preserve">Email</w:t>
+            </w:r>
+          </w:p>
+        </w:tc>
+        <w:tc>
+          <w:tcPr>
+            <w:tcW w:w="6300" w:type="dxa"/>
+            <w:vAlign w:val="center"/>
+          </w:tcPr>
+          <w:p>
+            <w:pPr>
+              <w:spacing w:before="0" w:after="0" w:line="276" w:lineRule="auto"/>
+              <w:jc w:val="left"/>
+            </w:pPr>
+            <w:r>
+              <w:rPr>
+                <w:rFonts w:ascii="Times New Roman" w:hAnsi="Times New Roman" w:eastAsia="Times New Roman" w:cs="Times New Roman"/>
+                <w:color w:val="000000"/>
+                <w:sz w:val="26"/>
+                <w:szCs w:val="26"/>
+                <w:b w:val="0"/>
+              </w:rPr>
+              <w:t xml:space="preserve">........................................................................................................</w:t>
+            </w:r>
+          </w:p>
+        </w:tc>
+      </w:tr>
+      <w:tr>
+        <w:trPr>
+          <w:cantSplit/>
+        </w:trPr>
+        <w:tc>
+          <w:tcPr>
+            <w:tcW w:w="2700" w:type="dxa"/>
+            <w:vAlign w:val="center"/>
+          </w:tcPr>
+          <w:p>
+            <w:pPr>
+              <w:spacing w:before="0" w:after="0" w:line="276" w:lineRule="auto"/>
+              <w:jc w:val="left"/>
+            </w:pPr>
+            <w:r>
+              <w:rPr>
+                <w:rFonts w:ascii="Times New Roman" w:hAnsi="Times New Roman" w:eastAsia="Times New Roman" w:cs="Times New Roman"/>
+                <w:color w:val="000000"/>
+                <w:sz w:val="26"/>
+                <w:szCs w:val="26"/>
+                <w:b w:val="1"/>
+              </w:rPr>
+              <w:t xml:space="preserve">Địa chỉ liên hệ</w:t>
+            </w:r>
+          </w:p>
+        </w:tc>
+        <w:tc>
+          <w:tcPr>
+            <w:tcW w:w="6300" w:type="dxa"/>
+            <w:vAlign w:val="center"/>
+          </w:tcPr>
+          <w:p>
+            <w:pPr>
+              <w:spacing w:before="0" w:after="0" w:line="276" w:lineRule="auto"/>
+              <w:jc w:val="left"/>
+            </w:pPr>
+            <w:r>
+              <w:rPr>
+                <w:rFonts w:ascii="Times New Roman" w:hAnsi="Times New Roman" w:eastAsia="Times New Roman" w:cs="Times New Roman"/>
+                <w:color w:val="000000"/>
+                <w:sz w:val="26"/>
+                <w:szCs w:val="26"/>
+                <w:b w:val="0"/>
+              </w:rPr>
+              <w:t xml:space="preserve">........................................................................................................</w:t>
+            </w:r>
+          </w:p>
+        </w:tc>
+      </w:tr>
+    </w:tbl>
     <w:p>
       <w:pPr>
-        <w:spacing w:before="0" w:after="20" w:line="259" w:lineRule="auto"/>
+        <w:spacing w:before="0" w:after="0" w:line="276" w:lineRule="auto"/>
+        <w:jc w:val="left"/>
       </w:pPr>
       <w:r>
         <w:rPr>
-          <w:rFonts w:ascii="Times New Roman" w:hAnsi="Times New Roman" w:eastAsia="Times New Roman"/>
-          <w:b w:val="0"/>
+          <w:rFonts w:ascii="Times New Roman" w:hAnsi="Times New Roman" w:eastAsia="Times New Roman" w:cs="Times New Roman"/>
+          <w:b w:val="1"/>
           <w:i w:val="0"/>
           <w:sz w:val="26"/>
           <w:u w:val="none"/>
-        </w:rPr>
-        <w:t>- Họ tên/Tên tổ chức: ........................................................................................................</w:t>
-      </w:r>
-    </w:p>
-    <w:p>
-      <w:pPr>
-        <w:spacing w:before="0" w:after="20" w:line="259" w:lineRule="auto"/>
-      </w:pPr>
-      <w:r>
-        <w:rPr>
-          <w:rFonts w:ascii="Times New Roman" w:hAnsi="Times New Roman" w:eastAsia="Times New Roman"/>
-          <w:b w:val="0"/>
-          <w:i w:val="0"/>
-          <w:sz w:val="26"/>
-          <w:u w:val="none"/>
-        </w:rPr>
-        <w:t>- Số CCCD/CMND/Hộ chiếu hoặc mã số kinh doanh: ........................................................................................................</w:t>
-      </w:r>
-    </w:p>
-    <w:p>
-      <w:pPr>
-        <w:spacing w:before="0" w:after="20" w:line="259" w:lineRule="auto"/>
-      </w:pPr>
-      <w:r>
-        <w:rPr>
-          <w:rFonts w:ascii="Times New Roman" w:hAnsi="Times New Roman" w:eastAsia="Times New Roman"/>
-          <w:b w:val="0"/>
-          <w:i w:val="0"/>
-          <w:sz w:val="26"/>
-          <w:u w:val="none"/>
-        </w:rPr>
-        <w:t>- Số điện thoại: ........................................................................................................</w:t>
-      </w:r>
-    </w:p>
-    <w:p>
-      <w:pPr>
-        <w:spacing w:before="0" w:after="20" w:line="259" w:lineRule="auto"/>
-      </w:pPr>
-      <w:r>
-        <w:rPr>
-          <w:rFonts w:ascii="Times New Roman" w:hAnsi="Times New Roman" w:eastAsia="Times New Roman"/>
-          <w:b w:val="0"/>
-          <w:i w:val="0"/>
-          <w:sz w:val="26"/>
-          <w:u w:val="none"/>
-        </w:rPr>
-        <w:t>- Email: ........................................................................................................</w:t>
-      </w:r>
-    </w:p>
-    <w:p>
-      <w:pPr>
-        <w:spacing w:before="0" w:after="20" w:line="259" w:lineRule="auto"/>
-      </w:pPr>
-      <w:r>
-        <w:rPr>
-          <w:rFonts w:ascii="Times New Roman" w:hAnsi="Times New Roman" w:eastAsia="Times New Roman"/>
-          <w:b w:val="0"/>
-          <w:i w:val="0"/>
-          <w:sz w:val="26"/>
-          <w:u w:val="none"/>
-        </w:rPr>
-        <w:t>- Địa chỉ liên hệ: ........................................................................................................</w:t>
-      </w:r>
-    </w:p>
-    <w:p>
-      <w:pPr>
-        <w:spacing w:before="80" w:after="40" w:line="259" w:lineRule="auto"/>
-      </w:pPr>
-      <w:r>
-        <w:rPr>
-          <w:rFonts w:ascii="Times New Roman" w:hAnsi="Times New Roman" w:eastAsia="Times New Roman"/>
-          <w:b/>
-          <w:i w:val="0"/>
-          <w:sz w:val="26"/>
-          <w:u w:val="none"/>
+          <w:color w:val="000000"/>
+          <w:szCs w:val="26"/>
         </w:rPr>
         <w:t>2. Thông tin chi nhánh/cụm sân hiện tại</w:t>
       </w:r>
     </w:p>
+    <w:tbl>
+      <w:tblPr>
+        <w:tblW w:w="9000" w:type="dxa"/>
+        <w:tblInd w:w="0" w:type="dxa"/>
+        <w:tblLayout w:type="fixed"/>
+        <w:tblCellMar>
+          <w:top w:w="60" w:type="dxa"/>
+          <w:left w:w="90" w:type="dxa"/>
+          <w:bottom w:w="60" w:type="dxa"/>
+          <w:right w:w="90" w:type="dxa"/>
+        </w:tblCellMar>
+        <w:tblBorders>
+          <w:top w:val="single" w:sz="4" w:space="0" w:color="000000"/>
+          <w:left w:val="single" w:sz="4" w:space="0" w:color="000000"/>
+          <w:bottom w:val="single" w:sz="4" w:space="0" w:color="000000"/>
+          <w:right w:val="single" w:sz="4" w:space="0" w:color="000000"/>
+          <w:insideH w:val="single" w:sz="4" w:space="0" w:color="000000"/>
+          <w:insideV w:val="single" w:sz="4" w:space="0" w:color="000000"/>
+        </w:tblBorders>
+      </w:tblPr>
+      <w:tblGrid>
+        <w:gridCol w:w="2700"/>
+        <w:gridCol w:w="6300"/>
+      </w:tblGrid>
+      <w:tr>
+        <w:trPr>
+          <w:cantSplit/>
+        </w:trPr>
+        <w:tc>
+          <w:tcPr>
+            <w:tcW w:w="2700" w:type="dxa"/>
+            <w:vAlign w:val="center"/>
+          </w:tcPr>
+          <w:p>
+            <w:pPr>
+              <w:spacing w:before="0" w:after="0" w:line="276" w:lineRule="auto"/>
+              <w:jc w:val="left"/>
+            </w:pPr>
+            <w:r>
+              <w:rPr>
+                <w:rFonts w:ascii="Times New Roman" w:hAnsi="Times New Roman" w:eastAsia="Times New Roman" w:cs="Times New Roman"/>
+                <w:color w:val="000000"/>
+                <w:sz w:val="26"/>
+                <w:szCs w:val="26"/>
+                <w:b w:val="1"/>
+              </w:rPr>
+              <w:t xml:space="preserve">Tên chi nhánh/cụm sân</w:t>
+            </w:r>
+          </w:p>
+        </w:tc>
+        <w:tc>
+          <w:tcPr>
+            <w:tcW w:w="6300" w:type="dxa"/>
+            <w:vAlign w:val="center"/>
+          </w:tcPr>
+          <w:p>
+            <w:pPr>
+              <w:spacing w:before="0" w:after="0" w:line="276" w:lineRule="auto"/>
+              <w:jc w:val="left"/>
+            </w:pPr>
+            <w:r>
+              <w:rPr>
+                <w:rFonts w:ascii="Times New Roman" w:hAnsi="Times New Roman" w:eastAsia="Times New Roman" w:cs="Times New Roman"/>
+                <w:color w:val="000000"/>
+                <w:sz w:val="26"/>
+                <w:szCs w:val="26"/>
+                <w:b w:val="0"/>
+              </w:rPr>
+              <w:t xml:space="preserve">........................................................................................................</w:t>
+            </w:r>
+          </w:p>
+        </w:tc>
+      </w:tr>
+      <w:tr>
+        <w:trPr>
+          <w:cantSplit/>
+        </w:trPr>
+        <w:tc>
+          <w:tcPr>
+            <w:tcW w:w="2700" w:type="dxa"/>
+            <w:vAlign w:val="center"/>
+          </w:tcPr>
+          <w:p>
+            <w:pPr>
+              <w:spacing w:before="0" w:after="0" w:line="276" w:lineRule="auto"/>
+              <w:jc w:val="left"/>
+            </w:pPr>
+            <w:r>
+              <w:rPr>
+                <w:rFonts w:ascii="Times New Roman" w:hAnsi="Times New Roman" w:eastAsia="Times New Roman" w:cs="Times New Roman"/>
+                <w:color w:val="000000"/>
+                <w:sz w:val="26"/>
+                <w:szCs w:val="26"/>
+                <w:b w:val="1"/>
+              </w:rPr>
+              <w:t xml:space="preserve">Mã chi nhánh/cụm sân trên hệ thống</w:t>
+            </w:r>
+          </w:p>
+        </w:tc>
+        <w:tc>
+          <w:tcPr>
+            <w:tcW w:w="6300" w:type="dxa"/>
+            <w:vAlign w:val="center"/>
+          </w:tcPr>
+          <w:p>
+            <w:pPr>
+              <w:spacing w:before="0" w:after="0" w:line="276" w:lineRule="auto"/>
+              <w:jc w:val="left"/>
+            </w:pPr>
+            <w:r>
+              <w:rPr>
+                <w:rFonts w:ascii="Times New Roman" w:hAnsi="Times New Roman" w:eastAsia="Times New Roman" w:cs="Times New Roman"/>
+                <w:color w:val="000000"/>
+                <w:sz w:val="26"/>
+                <w:szCs w:val="26"/>
+                <w:b w:val="0"/>
+              </w:rPr>
+              <w:t xml:space="preserve">........................................................................................................</w:t>
+            </w:r>
+          </w:p>
+        </w:tc>
+      </w:tr>
+      <w:tr>
+        <w:trPr>
+          <w:cantSplit/>
+        </w:trPr>
+        <w:tc>
+          <w:tcPr>
+            <w:tcW w:w="2700" w:type="dxa"/>
+            <w:vAlign w:val="center"/>
+          </w:tcPr>
+          <w:p>
+            <w:pPr>
+              <w:spacing w:before="0" w:after="0" w:line="276" w:lineRule="auto"/>
+              <w:jc w:val="left"/>
+            </w:pPr>
+            <w:r>
+              <w:rPr>
+                <w:rFonts w:ascii="Times New Roman" w:hAnsi="Times New Roman" w:eastAsia="Times New Roman" w:cs="Times New Roman"/>
+                <w:color w:val="000000"/>
+                <w:sz w:val="26"/>
+                <w:szCs w:val="26"/>
+                <w:b w:val="1"/>
+              </w:rPr>
+              <w:t xml:space="preserve">Số hợp đồng hợp tác</w:t>
+            </w:r>
+          </w:p>
+        </w:tc>
+        <w:tc>
+          <w:tcPr>
+            <w:tcW w:w="6300" w:type="dxa"/>
+            <w:vAlign w:val="center"/>
+          </w:tcPr>
+          <w:p>
+            <w:pPr>
+              <w:spacing w:before="0" w:after="0" w:line="276" w:lineRule="auto"/>
+              <w:jc w:val="left"/>
+            </w:pPr>
+            <w:r>
+              <w:rPr>
+                <w:rFonts w:ascii="Times New Roman" w:hAnsi="Times New Roman" w:eastAsia="Times New Roman" w:cs="Times New Roman"/>
+                <w:color w:val="000000"/>
+                <w:sz w:val="26"/>
+                <w:szCs w:val="26"/>
+                <w:b w:val="0"/>
+              </w:rPr>
+              <w:t xml:space="preserve">........................................................................................................</w:t>
+            </w:r>
+          </w:p>
+        </w:tc>
+      </w:tr>
+      <w:tr>
+        <w:trPr>
+          <w:cantSplit/>
+        </w:trPr>
+        <w:tc>
+          <w:tcPr>
+            <w:tcW w:w="2700" w:type="dxa"/>
+            <w:vAlign w:val="center"/>
+          </w:tcPr>
+          <w:p>
+            <w:pPr>
+              <w:spacing w:before="0" w:after="0" w:line="276" w:lineRule="auto"/>
+              <w:jc w:val="left"/>
+            </w:pPr>
+            <w:r>
+              <w:rPr>
+                <w:rFonts w:ascii="Times New Roman" w:hAnsi="Times New Roman" w:eastAsia="Times New Roman" w:cs="Times New Roman"/>
+                <w:color w:val="000000"/>
+                <w:sz w:val="26"/>
+                <w:szCs w:val="26"/>
+                <w:b w:val="1"/>
+              </w:rPr>
+              <w:t xml:space="preserve">Ngày ký hợp đồng</w:t>
+            </w:r>
+          </w:p>
+        </w:tc>
+        <w:tc>
+          <w:tcPr>
+            <w:tcW w:w="6300" w:type="dxa"/>
+            <w:vAlign w:val="center"/>
+          </w:tcPr>
+          <w:p>
+            <w:pPr>
+              <w:spacing w:before="0" w:after="0" w:line="276" w:lineRule="auto"/>
+              <w:jc w:val="left"/>
+            </w:pPr>
+            <w:r>
+              <w:rPr>
+                <w:rFonts w:ascii="Times New Roman" w:hAnsi="Times New Roman" w:eastAsia="Times New Roman" w:cs="Times New Roman"/>
+                <w:color w:val="000000"/>
+                <w:sz w:val="26"/>
+                <w:szCs w:val="26"/>
+                <w:b w:val="0"/>
+              </w:rPr>
+              <w:t xml:space="preserve">........................................................................................................</w:t>
+            </w:r>
+          </w:p>
+        </w:tc>
+      </w:tr>
+      <w:tr>
+        <w:trPr>
+          <w:cantSplit/>
+        </w:trPr>
+        <w:tc>
+          <w:tcPr>
+            <w:tcW w:w="2700" w:type="dxa"/>
+            <w:vAlign w:val="center"/>
+          </w:tcPr>
+          <w:p>
+            <w:pPr>
+              <w:spacing w:before="0" w:after="0" w:line="276" w:lineRule="auto"/>
+              <w:jc w:val="left"/>
+            </w:pPr>
+            <w:r>
+              <w:rPr>
+                <w:rFonts w:ascii="Times New Roman" w:hAnsi="Times New Roman" w:eastAsia="Times New Roman" w:cs="Times New Roman"/>
+                <w:color w:val="000000"/>
+                <w:sz w:val="26"/>
+                <w:szCs w:val="26"/>
+                <w:b w:val="1"/>
+              </w:rPr>
+              <w:t xml:space="preserve">Quy mô/số lượng sân con hiện tại</w:t>
+            </w:r>
+          </w:p>
+        </w:tc>
+        <w:tc>
+          <w:tcPr>
+            <w:tcW w:w="6300" w:type="dxa"/>
+            <w:vAlign w:val="center"/>
+          </w:tcPr>
+          <w:p>
+            <w:pPr>
+              <w:spacing w:before="0" w:after="0" w:line="276" w:lineRule="auto"/>
+              <w:jc w:val="left"/>
+            </w:pPr>
+            <w:r>
+              <w:rPr>
+                <w:rFonts w:ascii="Times New Roman" w:hAnsi="Times New Roman" w:eastAsia="Times New Roman" w:cs="Times New Roman"/>
+                <w:color w:val="000000"/>
+                <w:sz w:val="26"/>
+                <w:szCs w:val="26"/>
+                <w:b w:val="0"/>
+              </w:rPr>
+              <w:t xml:space="preserve">........................................................................................................</w:t>
+            </w:r>
+          </w:p>
+        </w:tc>
+      </w:tr>
+    </w:tbl>
     <w:p>
       <w:pPr>
-        <w:spacing w:before="0" w:after="20" w:line="259" w:lineRule="auto"/>
+        <w:spacing w:before="0" w:after="0" w:line="276" w:lineRule="auto"/>
+        <w:jc w:val="left"/>
       </w:pPr>
       <w:r>
         <w:rPr>
-          <w:rFonts w:ascii="Times New Roman" w:hAnsi="Times New Roman" w:eastAsia="Times New Roman"/>
-          <w:b w:val="0"/>
+          <w:rFonts w:ascii="Times New Roman" w:hAnsi="Times New Roman" w:eastAsia="Times New Roman" w:cs="Times New Roman"/>
+          <w:b w:val="1"/>
           <w:i w:val="0"/>
           <w:sz w:val="26"/>
           <w:u w:val="none"/>
-        </w:rPr>
-        <w:t>- Tên chi nhánh/cụm sân: ........................................................................................................</w:t>
-      </w:r>
-    </w:p>
-    <w:p>
-      <w:pPr>
-        <w:spacing w:before="0" w:after="20" w:line="259" w:lineRule="auto"/>
-      </w:pPr>
-      <w:r>
-        <w:rPr>
-          <w:rFonts w:ascii="Times New Roman" w:hAnsi="Times New Roman" w:eastAsia="Times New Roman"/>
-          <w:b w:val="0"/>
-          <w:i w:val="0"/>
-          <w:sz w:val="26"/>
-          <w:u w:val="none"/>
-        </w:rPr>
-        <w:t>- Mã chi nhánh/cụm sân trên hệ thống: ........................................................................................................</w:t>
-      </w:r>
-    </w:p>
-    <w:p>
-      <w:pPr>
-        <w:spacing w:before="0" w:after="20" w:line="259" w:lineRule="auto"/>
-      </w:pPr>
-      <w:r>
-        <w:rPr>
-          <w:rFonts w:ascii="Times New Roman" w:hAnsi="Times New Roman" w:eastAsia="Times New Roman"/>
-          <w:b w:val="0"/>
-          <w:i w:val="0"/>
-          <w:sz w:val="26"/>
-          <w:u w:val="none"/>
-        </w:rPr>
-        <w:t>- Số hợp đồng hợp tác: ........................................................................................................</w:t>
-      </w:r>
-    </w:p>
-    <w:p>
-      <w:pPr>
-        <w:spacing w:before="0" w:after="20" w:line="259" w:lineRule="auto"/>
-      </w:pPr>
-      <w:r>
-        <w:rPr>
-          <w:rFonts w:ascii="Times New Roman" w:hAnsi="Times New Roman" w:eastAsia="Times New Roman"/>
-          <w:b w:val="0"/>
-          <w:i w:val="0"/>
-          <w:sz w:val="26"/>
-          <w:u w:val="none"/>
-        </w:rPr>
-        <w:t>- Ngày ký hợp đồng: ........................................................................................................</w:t>
-      </w:r>
-    </w:p>
-    <w:p>
-      <w:pPr>
-        <w:spacing w:before="0" w:after="20" w:line="259" w:lineRule="auto"/>
-      </w:pPr>
-      <w:r>
-        <w:rPr>
-          <w:rFonts w:ascii="Times New Roman" w:hAnsi="Times New Roman" w:eastAsia="Times New Roman"/>
-          <w:b w:val="0"/>
-          <w:i w:val="0"/>
-          <w:sz w:val="26"/>
-          <w:u w:val="none"/>
-        </w:rPr>
-        <w:t>- Quy mô/số lượng sân con hiện tại: ........................................................................................................</w:t>
-      </w:r>
-    </w:p>
-    <w:p>
-      <w:pPr>
-        <w:spacing w:before="80" w:after="40" w:line="259" w:lineRule="auto"/>
-      </w:pPr>
-      <w:r>
-        <w:rPr>
-          <w:rFonts w:ascii="Times New Roman" w:hAnsi="Times New Roman" w:eastAsia="Times New Roman"/>
-          <w:b/>
-          <w:i w:val="0"/>
-          <w:sz w:val="26"/>
-          <w:u w:val="none"/>
+          <w:color w:val="000000"/>
+          <w:szCs w:val="26"/>
         </w:rPr>
         <w:t>3. Nội dung thay đổi quy mô đề nghị</w:t>
       </w:r>
     </w:p>
+    <w:tbl>
+      <w:tblPr>
+        <w:tblW w:w="9000" w:type="dxa"/>
+        <w:tblInd w:w="0" w:type="dxa"/>
+        <w:tblLayout w:type="fixed"/>
+        <w:tblCellMar>
+          <w:top w:w="60" w:type="dxa"/>
+          <w:left w:w="90" w:type="dxa"/>
+          <w:bottom w:w="60" w:type="dxa"/>
+          <w:right w:w="90" w:type="dxa"/>
+        </w:tblCellMar>
+        <w:tblBorders>
+          <w:top w:val="single" w:sz="4" w:space="0" w:color="000000"/>
+          <w:left w:val="single" w:sz="4" w:space="0" w:color="000000"/>
+          <w:bottom w:val="single" w:sz="4" w:space="0" w:color="000000"/>
+          <w:right w:val="single" w:sz="4" w:space="0" w:color="000000"/>
+          <w:insideH w:val="single" w:sz="4" w:space="0" w:color="000000"/>
+          <w:insideV w:val="single" w:sz="4" w:space="0" w:color="000000"/>
+        </w:tblBorders>
+      </w:tblPr>
+      <w:tblGrid>
+        <w:gridCol w:w="2700"/>
+        <w:gridCol w:w="6300"/>
+      </w:tblGrid>
+      <w:tr>
+        <w:trPr>
+          <w:cantSplit/>
+        </w:trPr>
+        <w:tc>
+          <w:tcPr>
+            <w:tcW w:w="2700" w:type="dxa"/>
+            <w:vAlign w:val="center"/>
+          </w:tcPr>
+          <w:p>
+            <w:pPr>
+              <w:spacing w:before="0" w:after="0" w:line="276" w:lineRule="auto"/>
+              <w:jc w:val="left"/>
+            </w:pPr>
+            <w:r>
+              <w:rPr>
+                <w:rFonts w:ascii="Times New Roman" w:hAnsi="Times New Roman" w:eastAsia="Times New Roman" w:cs="Times New Roman"/>
+                <w:color w:val="000000"/>
+                <w:sz w:val="26"/>
+                <w:szCs w:val="26"/>
+                <w:b w:val="1"/>
+              </w:rPr>
+              <w:t xml:space="preserve">Hình thức thay đổi</w:t>
+            </w:r>
+          </w:p>
+        </w:tc>
+        <w:tc>
+          <w:tcPr>
+            <w:tcW w:w="6300" w:type="dxa"/>
+            <w:vAlign w:val="center"/>
+          </w:tcPr>
+          <w:p>
+            <w:pPr>
+              <w:spacing w:before="0" w:after="0" w:line="276" w:lineRule="auto"/>
+              <w:jc w:val="left"/>
+            </w:pPr>
+            <w:r>
+              <w:rPr>
+                <w:rFonts w:ascii="Times New Roman" w:hAnsi="Times New Roman" w:eastAsia="Times New Roman" w:cs="Times New Roman"/>
+                <w:color w:val="000000"/>
+                <w:sz w:val="26"/>
+                <w:szCs w:val="26"/>
+                <w:b w:val="0"/>
+              </w:rPr>
+              <w:t xml:space="preserve">........................................................................................................</w:t>
+            </w:r>
+          </w:p>
+        </w:tc>
+      </w:tr>
+      <w:tr>
+        <w:trPr>
+          <w:cantSplit/>
+        </w:trPr>
+        <w:tc>
+          <w:tcPr>
+            <w:tcW w:w="2700" w:type="dxa"/>
+            <w:vAlign w:val="center"/>
+          </w:tcPr>
+          <w:p>
+            <w:pPr>
+              <w:spacing w:before="0" w:after="0" w:line="276" w:lineRule="auto"/>
+              <w:jc w:val="left"/>
+            </w:pPr>
+            <w:r>
+              <w:rPr>
+                <w:rFonts w:ascii="Times New Roman" w:hAnsi="Times New Roman" w:eastAsia="Times New Roman" w:cs="Times New Roman"/>
+                <w:color w:val="000000"/>
+                <w:sz w:val="26"/>
+                <w:szCs w:val="26"/>
+                <w:b w:val="1"/>
+              </w:rPr>
+              <w:t xml:space="preserve">Số lượng sân con tăng/giảm</w:t>
+            </w:r>
+          </w:p>
+        </w:tc>
+        <w:tc>
+          <w:tcPr>
+            <w:tcW w:w="6300" w:type="dxa"/>
+            <w:vAlign w:val="center"/>
+          </w:tcPr>
+          <w:p>
+            <w:pPr>
+              <w:spacing w:before="0" w:after="0" w:line="276" w:lineRule="auto"/>
+              <w:jc w:val="left"/>
+            </w:pPr>
+            <w:r>
+              <w:rPr>
+                <w:rFonts w:ascii="Times New Roman" w:hAnsi="Times New Roman" w:eastAsia="Times New Roman" w:cs="Times New Roman"/>
+                <w:color w:val="000000"/>
+                <w:sz w:val="26"/>
+                <w:szCs w:val="26"/>
+                <w:b w:val="0"/>
+              </w:rPr>
+              <w:t xml:space="preserve">........................................................................................................</w:t>
+            </w:r>
+          </w:p>
+        </w:tc>
+      </w:tr>
+      <w:tr>
+        <w:trPr>
+          <w:cantSplit/>
+        </w:trPr>
+        <w:tc>
+          <w:tcPr>
+            <w:tcW w:w="2700" w:type="dxa"/>
+            <w:vAlign w:val="center"/>
+          </w:tcPr>
+          <w:p>
+            <w:pPr>
+              <w:spacing w:before="0" w:after="0" w:line="276" w:lineRule="auto"/>
+              <w:jc w:val="left"/>
+            </w:pPr>
+            <w:r>
+              <w:rPr>
+                <w:rFonts w:ascii="Times New Roman" w:hAnsi="Times New Roman" w:eastAsia="Times New Roman" w:cs="Times New Roman"/>
+                <w:color w:val="000000"/>
+                <w:sz w:val="26"/>
+                <w:szCs w:val="26"/>
+                <w:b w:val="1"/>
+              </w:rPr>
+              <w:t xml:space="preserve">Loại sân/môn thể thao thay đổi</w:t>
+            </w:r>
+          </w:p>
+        </w:tc>
+        <w:tc>
+          <w:tcPr>
+            <w:tcW w:w="6300" w:type="dxa"/>
+            <w:vAlign w:val="center"/>
+          </w:tcPr>
+          <w:p>
+            <w:pPr>
+              <w:spacing w:before="0" w:after="0" w:line="276" w:lineRule="auto"/>
+              <w:jc w:val="left"/>
+            </w:pPr>
+            <w:r>
+              <w:rPr>
+                <w:rFonts w:ascii="Times New Roman" w:hAnsi="Times New Roman" w:eastAsia="Times New Roman" w:cs="Times New Roman"/>
+                <w:color w:val="000000"/>
+                <w:sz w:val="26"/>
+                <w:szCs w:val="26"/>
+                <w:b w:val="0"/>
+              </w:rPr>
+              <w:t xml:space="preserve">........................................................................................................</w:t>
+            </w:r>
+          </w:p>
+        </w:tc>
+      </w:tr>
+      <w:tr>
+        <w:trPr>
+          <w:cantSplit/>
+        </w:trPr>
+        <w:tc>
+          <w:tcPr>
+            <w:tcW w:w="2700" w:type="dxa"/>
+            <w:vAlign w:val="center"/>
+          </w:tcPr>
+          <w:p>
+            <w:pPr>
+              <w:spacing w:before="0" w:after="0" w:line="276" w:lineRule="auto"/>
+              <w:jc w:val="left"/>
+            </w:pPr>
+            <w:r>
+              <w:rPr>
+                <w:rFonts w:ascii="Times New Roman" w:hAnsi="Times New Roman" w:eastAsia="Times New Roman" w:cs="Times New Roman"/>
+                <w:color w:val="000000"/>
+                <w:sz w:val="26"/>
+                <w:szCs w:val="26"/>
+                <w:b w:val="1"/>
+              </w:rPr>
+              <w:t xml:space="preserve">Tên/danh sách sân con dự kiến</w:t>
+            </w:r>
+          </w:p>
+        </w:tc>
+        <w:tc>
+          <w:tcPr>
+            <w:tcW w:w="6300" w:type="dxa"/>
+            <w:vAlign w:val="center"/>
+          </w:tcPr>
+          <w:p>
+            <w:pPr>
+              <w:spacing w:before="0" w:after="0" w:line="276" w:lineRule="auto"/>
+              <w:jc w:val="left"/>
+            </w:pPr>
+            <w:r>
+              <w:rPr>
+                <w:rFonts w:ascii="Times New Roman" w:hAnsi="Times New Roman" w:eastAsia="Times New Roman" w:cs="Times New Roman"/>
+                <w:color w:val="000000"/>
+                <w:sz w:val="26"/>
+                <w:szCs w:val="26"/>
+                <w:b w:val="0"/>
+              </w:rPr>
+              <w:t xml:space="preserve">........................................................................................................</w:t>
+            </w:r>
+          </w:p>
+        </w:tc>
+      </w:tr>
+      <w:tr>
+        <w:trPr>
+          <w:cantSplit/>
+        </w:trPr>
+        <w:tc>
+          <w:tcPr>
+            <w:tcW w:w="2700" w:type="dxa"/>
+            <w:vAlign w:val="center"/>
+          </w:tcPr>
+          <w:p>
+            <w:pPr>
+              <w:spacing w:before="0" w:after="0" w:line="276" w:lineRule="auto"/>
+              <w:jc w:val="left"/>
+            </w:pPr>
+            <w:r>
+              <w:rPr>
+                <w:rFonts w:ascii="Times New Roman" w:hAnsi="Times New Roman" w:eastAsia="Times New Roman" w:cs="Times New Roman"/>
+                <w:color w:val="000000"/>
+                <w:sz w:val="26"/>
+                <w:szCs w:val="26"/>
+                <w:b w:val="1"/>
+              </w:rPr>
+              <w:t xml:space="preserve">Thời điểm dự kiến áp dụng</w:t>
+            </w:r>
+          </w:p>
+        </w:tc>
+        <w:tc>
+          <w:tcPr>
+            <w:tcW w:w="6300" w:type="dxa"/>
+            <w:vAlign w:val="center"/>
+          </w:tcPr>
+          <w:p>
+            <w:pPr>
+              <w:spacing w:before="0" w:after="0" w:line="276" w:lineRule="auto"/>
+              <w:jc w:val="left"/>
+            </w:pPr>
+            <w:r>
+              <w:rPr>
+                <w:rFonts w:ascii="Times New Roman" w:hAnsi="Times New Roman" w:eastAsia="Times New Roman" w:cs="Times New Roman"/>
+                <w:color w:val="000000"/>
+                <w:sz w:val="26"/>
+                <w:szCs w:val="26"/>
+                <w:b w:val="0"/>
+              </w:rPr>
+              <w:t xml:space="preserve">........................................................................................................</w:t>
+            </w:r>
+          </w:p>
+        </w:tc>
+      </w:tr>
+    </w:tbl>
     <w:p>
       <w:pPr>
-        <w:spacing w:before="0" w:after="20" w:line="259" w:lineRule="auto"/>
+        <w:spacing w:before="0" w:after="0" w:line="276" w:lineRule="auto"/>
+        <w:jc w:val="left"/>
       </w:pPr>
       <w:r>
         <w:rPr>
-          <w:rFonts w:ascii="Times New Roman" w:hAnsi="Times New Roman" w:eastAsia="Times New Roman"/>
-          <w:b w:val="0"/>
+          <w:rFonts w:ascii="Times New Roman" w:hAnsi="Times New Roman" w:eastAsia="Times New Roman" w:cs="Times New Roman"/>
+          <w:b w:val="1"/>
           <w:i w:val="0"/>
           <w:sz w:val="26"/>
           <w:u w:val="none"/>
-        </w:rPr>
-        <w:t>- Hình thức thay đổi: ........................................................................................................</w:t>
-      </w:r>
-    </w:p>
-    <w:p>
-      <w:pPr>
-        <w:spacing w:before="0" w:after="20" w:line="259" w:lineRule="auto"/>
-      </w:pPr>
-      <w:r>
-        <w:rPr>
-          <w:rFonts w:ascii="Times New Roman" w:hAnsi="Times New Roman" w:eastAsia="Times New Roman"/>
-          <w:b w:val="0"/>
-          <w:i w:val="0"/>
-          <w:sz w:val="26"/>
-          <w:u w:val="none"/>
-        </w:rPr>
-        <w:t>- Số lượng sân con tăng/giảm: ........................................................................................................</w:t>
-      </w:r>
-    </w:p>
-    <w:p>
-      <w:pPr>
-        <w:spacing w:before="0" w:after="20" w:line="259" w:lineRule="auto"/>
-      </w:pPr>
-      <w:r>
-        <w:rPr>
-          <w:rFonts w:ascii="Times New Roman" w:hAnsi="Times New Roman" w:eastAsia="Times New Roman"/>
-          <w:b w:val="0"/>
-          <w:i w:val="0"/>
-          <w:sz w:val="26"/>
-          <w:u w:val="none"/>
-        </w:rPr>
-        <w:t>- Loại sân/môn thể thao thay đổi: ........................................................................................................</w:t>
-      </w:r>
-    </w:p>
-    <w:p>
-      <w:pPr>
-        <w:spacing w:before="0" w:after="20" w:line="259" w:lineRule="auto"/>
-      </w:pPr>
-      <w:r>
-        <w:rPr>
-          <w:rFonts w:ascii="Times New Roman" w:hAnsi="Times New Roman" w:eastAsia="Times New Roman"/>
-          <w:b w:val="0"/>
-          <w:i w:val="0"/>
-          <w:sz w:val="26"/>
-          <w:u w:val="none"/>
-        </w:rPr>
-        <w:t>- Tên/danh sách sân con dự kiến: ........................................................................................................</w:t>
-      </w:r>
-    </w:p>
-    <w:p>
-      <w:pPr>
-        <w:spacing w:before="0" w:after="20" w:line="259" w:lineRule="auto"/>
-      </w:pPr>
-      <w:r>
-        <w:rPr>
-          <w:rFonts w:ascii="Times New Roman" w:hAnsi="Times New Roman" w:eastAsia="Times New Roman"/>
-          <w:b w:val="0"/>
-          <w:i w:val="0"/>
-          <w:sz w:val="26"/>
-          <w:u w:val="none"/>
-        </w:rPr>
-        <w:t>- Thời điểm dự kiến áp dụng: ........................................................................................................</w:t>
-      </w:r>
-    </w:p>
-    <w:p>
-      <w:r>
-        <w:br w:type="page"/>
-      </w:r>
-    </w:p>
-    <w:p>
-      <w:pPr>
-        <w:spacing w:before="80" w:after="40" w:line="259" w:lineRule="auto"/>
-      </w:pPr>
-      <w:r>
-        <w:rPr>
-          <w:rFonts w:ascii="Times New Roman" w:hAnsi="Times New Roman" w:eastAsia="Times New Roman"/>
-          <w:b/>
-          <w:i w:val="0"/>
-          <w:sz w:val="26"/>
-          <w:u w:val="none"/>
+          <w:color w:val="000000"/>
+          <w:szCs w:val="26"/>
         </w:rPr>
         <w:t>4. Danh sách sân con tăng/giảm/chỉnh sửa</w:t>
       </w:r>
     </w:p>
     <w:tbl>
       <w:tblPr>
-        <w:tblStyle w:val="TableGrid"/>
-        <w:tblW w:type="auto" w:w="0"/>
+        <w:tblW w:type="dxa" w:w="9000"/>
         <w:jc w:val="center"/>
         <w:tblLook w:firstColumn="1" w:firstRow="1" w:lastColumn="0" w:lastRow="0" w:noHBand="0" w:noVBand="1" w:val="04A0"/>
+        <w:tblInd w:w="0" w:type="dxa"/>
+        <w:tblLayout w:type="fixed"/>
+        <w:tblCellMar>
+          <w:top w:w="60" w:type="dxa"/>
+          <w:left w:w="90" w:type="dxa"/>
+          <w:bottom w:w="60" w:type="dxa"/>
+          <w:right w:w="90" w:type="dxa"/>
+        </w:tblCellMar>
+        <w:tblBorders>
+          <w:top w:val="single" w:sz="4" w:space="0" w:color="000000"/>
+          <w:left w:val="single" w:sz="4" w:space="0" w:color="000000"/>
+          <w:bottom w:val="single" w:sz="4" w:space="0" w:color="000000"/>
+          <w:right w:val="single" w:sz="4" w:space="0" w:color="000000"/>
+          <w:insideH w:val="single" w:sz="4" w:space="0" w:color="000000"/>
+          <w:insideV w:val="single" w:sz="4" w:space="0" w:color="000000"/>
+        </w:tblBorders>
       </w:tblPr>
       <w:tblGrid>
-        <w:gridCol w:w="1512"/>
-        <w:gridCol w:w="1512"/>
-        <w:gridCol w:w="1512"/>
-        <w:gridCol w:w="1512"/>
-        <w:gridCol w:w="1512"/>
-        <w:gridCol w:w="1512"/>
+        <w:gridCol w:w="600"/>
+        <w:gridCol w:w="1800"/>
+        <w:gridCol w:w="1400"/>
+        <w:gridCol w:w="1600"/>
+        <w:gridCol w:w="1800"/>
+        <w:gridCol w:w="1800"/>
       </w:tblGrid>
       <w:tr>
+        <w:trPr>
+          <w:cantSplit/>
+          <w:tblHeader/>
+        </w:trPr>
         <w:tc>
           <w:tcPr>
-            <w:tcW w:type="dxa" w:w="1512"/>
+            <w:tcW w:type="dxa" w:w="600"/>
             <w:vAlign w:val="center"/>
-            <w:shd w:fill="D9EAD3"/>
           </w:tcPr>
           <w:p>
             <w:pPr>
-              <w:spacing w:after="0"/>
+              <w:spacing w:after="0" w:before="0" w:line="276" w:lineRule="auto"/>
               <w:jc w:val="center"/>
             </w:pPr>
-            <w:r/>
             <w:r>
               <w:rPr>
-                <w:rFonts w:ascii="Times New Roman" w:hAnsi="Times New Roman" w:eastAsia="Times New Roman"/>
-                <w:b/>
-                <w:sz w:val="24"/>
+                <w:rFonts w:ascii="Times New Roman" w:hAnsi="Times New Roman" w:eastAsia="Times New Roman" w:cs="Times New Roman"/>
+                <w:color w:val="000000"/>
+                <w:sz w:val="26"/>
+                <w:szCs w:val="26"/>
+                <w:b w:val="1"/>
+              </w:rPr>
+            </w:r>
+            <w:r>
+              <w:rPr>
+                <w:rFonts w:ascii="Times New Roman" w:hAnsi="Times New Roman" w:eastAsia="Times New Roman" w:cs="Times New Roman"/>
+                <w:b w:val="1"/>
+                <w:sz w:val="26"/>
+                <w:color w:val="000000"/>
+                <w:szCs w:val="26"/>
               </w:rPr>
               <w:t>STT</w:t>
             </w:r>
@@ -459,21 +1078,30 @@
         </w:tc>
         <w:tc>
           <w:tcPr>
-            <w:tcW w:type="dxa" w:w="1512"/>
+            <w:tcW w:type="dxa" w:w="1800"/>
             <w:vAlign w:val="center"/>
-            <w:shd w:fill="D9EAD3"/>
           </w:tcPr>
           <w:p>
             <w:pPr>
-              <w:spacing w:after="0"/>
+              <w:spacing w:after="0" w:before="0" w:line="276" w:lineRule="auto"/>
               <w:jc w:val="center"/>
             </w:pPr>
-            <w:r/>
             <w:r>
               <w:rPr>
-                <w:rFonts w:ascii="Times New Roman" w:hAnsi="Times New Roman" w:eastAsia="Times New Roman"/>
-                <w:b/>
-                <w:sz w:val="24"/>
+                <w:rFonts w:ascii="Times New Roman" w:hAnsi="Times New Roman" w:eastAsia="Times New Roman" w:cs="Times New Roman"/>
+                <w:color w:val="000000"/>
+                <w:sz w:val="26"/>
+                <w:szCs w:val="26"/>
+                <w:b w:val="1"/>
+              </w:rPr>
+            </w:r>
+            <w:r>
+              <w:rPr>
+                <w:rFonts w:ascii="Times New Roman" w:hAnsi="Times New Roman" w:eastAsia="Times New Roman" w:cs="Times New Roman"/>
+                <w:b w:val="1"/>
+                <w:sz w:val="26"/>
+                <w:color w:val="000000"/>
+                <w:szCs w:val="26"/>
               </w:rPr>
               <w:t>Tên sân con</w:t>
             </w:r>
@@ -481,21 +1109,30 @@
         </w:tc>
         <w:tc>
           <w:tcPr>
-            <w:tcW w:type="dxa" w:w="1512"/>
+            <w:tcW w:type="dxa" w:w="1400"/>
             <w:vAlign w:val="center"/>
-            <w:shd w:fill="D9EAD3"/>
           </w:tcPr>
           <w:p>
             <w:pPr>
-              <w:spacing w:after="0"/>
+              <w:spacing w:after="0" w:before="0" w:line="276" w:lineRule="auto"/>
               <w:jc w:val="center"/>
             </w:pPr>
-            <w:r/>
             <w:r>
               <w:rPr>
-                <w:rFonts w:ascii="Times New Roman" w:hAnsi="Times New Roman" w:eastAsia="Times New Roman"/>
-                <w:b/>
-                <w:sz w:val="24"/>
+                <w:rFonts w:ascii="Times New Roman" w:hAnsi="Times New Roman" w:eastAsia="Times New Roman" w:cs="Times New Roman"/>
+                <w:color w:val="000000"/>
+                <w:sz w:val="26"/>
+                <w:szCs w:val="26"/>
+                <w:b w:val="1"/>
+              </w:rPr>
+            </w:r>
+            <w:r>
+              <w:rPr>
+                <w:rFonts w:ascii="Times New Roman" w:hAnsi="Times New Roman" w:eastAsia="Times New Roman" w:cs="Times New Roman"/>
+                <w:b w:val="1"/>
+                <w:sz w:val="26"/>
+                <w:color w:val="000000"/>
+                <w:szCs w:val="26"/>
               </w:rPr>
               <w:t>Loại sân</w:t>
             </w:r>
@@ -503,21 +1140,30 @@
         </w:tc>
         <w:tc>
           <w:tcPr>
-            <w:tcW w:type="dxa" w:w="1512"/>
+            <w:tcW w:type="dxa" w:w="1600"/>
             <w:vAlign w:val="center"/>
-            <w:shd w:fill="D9EAD3"/>
           </w:tcPr>
           <w:p>
             <w:pPr>
-              <w:spacing w:after="0"/>
+              <w:spacing w:after="0" w:before="0" w:line="276" w:lineRule="auto"/>
               <w:jc w:val="center"/>
             </w:pPr>
-            <w:r/>
             <w:r>
               <w:rPr>
-                <w:rFonts w:ascii="Times New Roman" w:hAnsi="Times New Roman" w:eastAsia="Times New Roman"/>
-                <w:b/>
-                <w:sz w:val="24"/>
+                <w:rFonts w:ascii="Times New Roman" w:hAnsi="Times New Roman" w:eastAsia="Times New Roman" w:cs="Times New Roman"/>
+                <w:color w:val="000000"/>
+                <w:sz w:val="26"/>
+                <w:szCs w:val="26"/>
+                <w:b w:val="1"/>
+              </w:rPr>
+            </w:r>
+            <w:r>
+              <w:rPr>
+                <w:rFonts w:ascii="Times New Roman" w:hAnsi="Times New Roman" w:eastAsia="Times New Roman" w:cs="Times New Roman"/>
+                <w:b w:val="1"/>
+                <w:sz w:val="26"/>
+                <w:color w:val="000000"/>
+                <w:szCs w:val="26"/>
               </w:rPr>
               <w:t>Tăng/Giảm/Sửa</w:t>
             </w:r>
@@ -525,21 +1171,30 @@
         </w:tc>
         <w:tc>
           <w:tcPr>
-            <w:tcW w:type="dxa" w:w="1512"/>
+            <w:tcW w:type="dxa" w:w="1800"/>
             <w:vAlign w:val="center"/>
-            <w:shd w:fill="D9EAD3"/>
           </w:tcPr>
           <w:p>
             <w:pPr>
-              <w:spacing w:after="0"/>
+              <w:spacing w:after="0" w:before="0" w:line="276" w:lineRule="auto"/>
               <w:jc w:val="center"/>
             </w:pPr>
-            <w:r/>
             <w:r>
               <w:rPr>
-                <w:rFonts w:ascii="Times New Roman" w:hAnsi="Times New Roman" w:eastAsia="Times New Roman"/>
-                <w:b/>
-                <w:sz w:val="24"/>
+                <w:rFonts w:ascii="Times New Roman" w:hAnsi="Times New Roman" w:eastAsia="Times New Roman" w:cs="Times New Roman"/>
+                <w:color w:val="000000"/>
+                <w:sz w:val="26"/>
+                <w:szCs w:val="26"/>
+                <w:b w:val="1"/>
+              </w:rPr>
+            </w:r>
+            <w:r>
+              <w:rPr>
+                <w:rFonts w:ascii="Times New Roman" w:hAnsi="Times New Roman" w:eastAsia="Times New Roman" w:cs="Times New Roman"/>
+                <w:b w:val="1"/>
+                <w:sz w:val="26"/>
+                <w:color w:val="000000"/>
+                <w:szCs w:val="26"/>
               </w:rPr>
               <w:t>Trạng thái dự kiến</w:t>
             </w:r>
@@ -547,21 +1202,30 @@
         </w:tc>
         <w:tc>
           <w:tcPr>
-            <w:tcW w:type="dxa" w:w="1512"/>
+            <w:tcW w:type="dxa" w:w="1800"/>
             <w:vAlign w:val="center"/>
-            <w:shd w:fill="D9EAD3"/>
           </w:tcPr>
           <w:p>
             <w:pPr>
-              <w:spacing w:after="0"/>
+              <w:spacing w:after="0" w:before="0" w:line="276" w:lineRule="auto"/>
               <w:jc w:val="center"/>
             </w:pPr>
-            <w:r/>
             <w:r>
               <w:rPr>
-                <w:rFonts w:ascii="Times New Roman" w:hAnsi="Times New Roman" w:eastAsia="Times New Roman"/>
-                <w:b/>
-                <w:sz w:val="24"/>
+                <w:rFonts w:ascii="Times New Roman" w:hAnsi="Times New Roman" w:eastAsia="Times New Roman" w:cs="Times New Roman"/>
+                <w:color w:val="000000"/>
+                <w:sz w:val="26"/>
+                <w:szCs w:val="26"/>
+                <w:b w:val="1"/>
+              </w:rPr>
+            </w:r>
+            <w:r>
+              <w:rPr>
+                <w:rFonts w:ascii="Times New Roman" w:hAnsi="Times New Roman" w:eastAsia="Times New Roman" w:cs="Times New Roman"/>
+                <w:b w:val="1"/>
+                <w:sz w:val="26"/>
+                <w:color w:val="000000"/>
+                <w:szCs w:val="26"/>
               </w:rPr>
               <w:t>Ghi chú</w:t>
             </w:r>
@@ -569,22 +1233,35 @@
         </w:tc>
       </w:tr>
       <w:tr>
+        <w:trPr>
+          <w:cantSplit/>
+        </w:trPr>
         <w:tc>
           <w:tcPr>
-            <w:tcW w:type="dxa" w:w="1512"/>
+            <w:tcW w:type="dxa" w:w="600"/>
             <w:vAlign w:val="center"/>
           </w:tcPr>
           <w:p>
             <w:pPr>
-              <w:spacing w:after="0"/>
-              <w:jc w:val="left"/>
+              <w:spacing w:after="0" w:before="0" w:line="276" w:lineRule="auto"/>
+              <w:jc w:val="center"/>
             </w:pPr>
-            <w:r/>
             <w:r>
               <w:rPr>
-                <w:rFonts w:ascii="Times New Roman" w:hAnsi="Times New Roman" w:eastAsia="Times New Roman"/>
+                <w:rFonts w:ascii="Times New Roman" w:hAnsi="Times New Roman" w:eastAsia="Times New Roman" w:cs="Times New Roman"/>
+                <w:color w:val="000000"/>
+                <w:sz w:val="26"/>
+                <w:szCs w:val="26"/>
                 <w:b w:val="0"/>
-                <w:sz w:val="24"/>
+              </w:rPr>
+            </w:r>
+            <w:r>
+              <w:rPr>
+                <w:rFonts w:ascii="Times New Roman" w:hAnsi="Times New Roman" w:eastAsia="Times New Roman" w:cs="Times New Roman"/>
+                <w:b w:val="0"/>
+                <w:sz w:val="26"/>
+                <w:color w:val="000000"/>
+                <w:szCs w:val="26"/>
               </w:rPr>
               <w:t>1</w:t>
             </w:r>
@@ -592,20 +1269,30 @@
         </w:tc>
         <w:tc>
           <w:tcPr>
-            <w:tcW w:type="dxa" w:w="1512"/>
+            <w:tcW w:type="dxa" w:w="1800"/>
             <w:vAlign w:val="center"/>
           </w:tcPr>
           <w:p>
             <w:pPr>
-              <w:spacing w:after="0"/>
+              <w:spacing w:after="0" w:before="0" w:line="276" w:lineRule="auto"/>
               <w:jc w:val="left"/>
             </w:pPr>
-            <w:r/>
             <w:r>
               <w:rPr>
-                <w:rFonts w:ascii="Times New Roman" w:hAnsi="Times New Roman" w:eastAsia="Times New Roman"/>
+                <w:rFonts w:ascii="Times New Roman" w:hAnsi="Times New Roman" w:eastAsia="Times New Roman" w:cs="Times New Roman"/>
+                <w:color w:val="000000"/>
+                <w:sz w:val="26"/>
+                <w:szCs w:val="26"/>
                 <w:b w:val="0"/>
-                <w:sz w:val="24"/>
+              </w:rPr>
+            </w:r>
+            <w:r>
+              <w:rPr>
+                <w:rFonts w:ascii="Times New Roman" w:hAnsi="Times New Roman" w:eastAsia="Times New Roman" w:cs="Times New Roman"/>
+                <w:b w:val="0"/>
+                <w:sz w:val="26"/>
+                <w:color w:val="000000"/>
+                <w:szCs w:val="26"/>
               </w:rPr>
               <w:t>........................</w:t>
             </w:r>
@@ -613,20 +1300,30 @@
         </w:tc>
         <w:tc>
           <w:tcPr>
-            <w:tcW w:type="dxa" w:w="1512"/>
+            <w:tcW w:type="dxa" w:w="1400"/>
             <w:vAlign w:val="center"/>
           </w:tcPr>
           <w:p>
             <w:pPr>
-              <w:spacing w:after="0"/>
+              <w:spacing w:after="0" w:before="0" w:line="276" w:lineRule="auto"/>
               <w:jc w:val="left"/>
             </w:pPr>
-            <w:r/>
             <w:r>
               <w:rPr>
-                <w:rFonts w:ascii="Times New Roman" w:hAnsi="Times New Roman" w:eastAsia="Times New Roman"/>
+                <w:rFonts w:ascii="Times New Roman" w:hAnsi="Times New Roman" w:eastAsia="Times New Roman" w:cs="Times New Roman"/>
+                <w:color w:val="000000"/>
+                <w:sz w:val="26"/>
+                <w:szCs w:val="26"/>
                 <w:b w:val="0"/>
-                <w:sz w:val="24"/>
+              </w:rPr>
+            </w:r>
+            <w:r>
+              <w:rPr>
+                <w:rFonts w:ascii="Times New Roman" w:hAnsi="Times New Roman" w:eastAsia="Times New Roman" w:cs="Times New Roman"/>
+                <w:b w:val="0"/>
+                <w:sz w:val="26"/>
+                <w:color w:val="000000"/>
+                <w:szCs w:val="26"/>
               </w:rPr>
               <w:t>................</w:t>
             </w:r>
@@ -634,20 +1331,30 @@
         </w:tc>
         <w:tc>
           <w:tcPr>
-            <w:tcW w:type="dxa" w:w="1512"/>
+            <w:tcW w:type="dxa" w:w="1600"/>
             <w:vAlign w:val="center"/>
           </w:tcPr>
           <w:p>
             <w:pPr>
-              <w:spacing w:after="0"/>
+              <w:spacing w:after="0" w:before="0" w:line="276" w:lineRule="auto"/>
               <w:jc w:val="left"/>
             </w:pPr>
-            <w:r/>
             <w:r>
               <w:rPr>
-                <w:rFonts w:ascii="Times New Roman" w:hAnsi="Times New Roman" w:eastAsia="Times New Roman"/>
+                <w:rFonts w:ascii="Times New Roman" w:hAnsi="Times New Roman" w:eastAsia="Times New Roman" w:cs="Times New Roman"/>
+                <w:color w:val="000000"/>
+                <w:sz w:val="26"/>
+                <w:szCs w:val="26"/>
                 <w:b w:val="0"/>
-                <w:sz w:val="24"/>
+              </w:rPr>
+            </w:r>
+            <w:r>
+              <w:rPr>
+                <w:rFonts w:ascii="Times New Roman" w:hAnsi="Times New Roman" w:eastAsia="Times New Roman" w:cs="Times New Roman"/>
+                <w:b w:val="0"/>
+                <w:sz w:val="26"/>
+                <w:color w:val="000000"/>
+                <w:szCs w:val="26"/>
               </w:rPr>
               <w:t>................</w:t>
             </w:r>
@@ -655,20 +1362,30 @@
         </w:tc>
         <w:tc>
           <w:tcPr>
-            <w:tcW w:type="dxa" w:w="1512"/>
+            <w:tcW w:type="dxa" w:w="1800"/>
             <w:vAlign w:val="center"/>
           </w:tcPr>
           <w:p>
             <w:pPr>
-              <w:spacing w:after="0"/>
+              <w:spacing w:after="0" w:before="0" w:line="276" w:lineRule="auto"/>
               <w:jc w:val="left"/>
             </w:pPr>
-            <w:r/>
             <w:r>
               <w:rPr>
-                <w:rFonts w:ascii="Times New Roman" w:hAnsi="Times New Roman" w:eastAsia="Times New Roman"/>
+                <w:rFonts w:ascii="Times New Roman" w:hAnsi="Times New Roman" w:eastAsia="Times New Roman" w:cs="Times New Roman"/>
+                <w:color w:val="000000"/>
+                <w:sz w:val="26"/>
+                <w:szCs w:val="26"/>
                 <w:b w:val="0"/>
-                <w:sz w:val="24"/>
+              </w:rPr>
+            </w:r>
+            <w:r>
+              <w:rPr>
+                <w:rFonts w:ascii="Times New Roman" w:hAnsi="Times New Roman" w:eastAsia="Times New Roman" w:cs="Times New Roman"/>
+                <w:b w:val="0"/>
+                <w:sz w:val="26"/>
+                <w:color w:val="000000"/>
+                <w:szCs w:val="26"/>
               </w:rPr>
               <w:t>................</w:t>
             </w:r>
@@ -676,20 +1393,30 @@
         </w:tc>
         <w:tc>
           <w:tcPr>
-            <w:tcW w:type="dxa" w:w="1512"/>
+            <w:tcW w:type="dxa" w:w="1800"/>
             <w:vAlign w:val="center"/>
           </w:tcPr>
           <w:p>
             <w:pPr>
-              <w:spacing w:after="0"/>
+              <w:spacing w:after="0" w:before="0" w:line="276" w:lineRule="auto"/>
               <w:jc w:val="left"/>
             </w:pPr>
-            <w:r/>
             <w:r>
               <w:rPr>
-                <w:rFonts w:ascii="Times New Roman" w:hAnsi="Times New Roman" w:eastAsia="Times New Roman"/>
+                <w:rFonts w:ascii="Times New Roman" w:hAnsi="Times New Roman" w:eastAsia="Times New Roman" w:cs="Times New Roman"/>
+                <w:color w:val="000000"/>
+                <w:sz w:val="26"/>
+                <w:szCs w:val="26"/>
                 <w:b w:val="0"/>
-                <w:sz w:val="24"/>
+              </w:rPr>
+            </w:r>
+            <w:r>
+              <w:rPr>
+                <w:rFonts w:ascii="Times New Roman" w:hAnsi="Times New Roman" w:eastAsia="Times New Roman" w:cs="Times New Roman"/>
+                <w:b w:val="0"/>
+                <w:sz w:val="26"/>
+                <w:color w:val="000000"/>
+                <w:szCs w:val="26"/>
               </w:rPr>
               <w:t>........................</w:t>
             </w:r>
@@ -697,22 +1424,35 @@
         </w:tc>
       </w:tr>
       <w:tr>
+        <w:trPr>
+          <w:cantSplit/>
+        </w:trPr>
         <w:tc>
           <w:tcPr>
-            <w:tcW w:type="dxa" w:w="1512"/>
+            <w:tcW w:type="dxa" w:w="600"/>
             <w:vAlign w:val="center"/>
           </w:tcPr>
           <w:p>
             <w:pPr>
-              <w:spacing w:after="0"/>
-              <w:jc w:val="left"/>
+              <w:spacing w:after="0" w:before="0" w:line="276" w:lineRule="auto"/>
+              <w:jc w:val="center"/>
             </w:pPr>
-            <w:r/>
             <w:r>
               <w:rPr>
-                <w:rFonts w:ascii="Times New Roman" w:hAnsi="Times New Roman" w:eastAsia="Times New Roman"/>
+                <w:rFonts w:ascii="Times New Roman" w:hAnsi="Times New Roman" w:eastAsia="Times New Roman" w:cs="Times New Roman"/>
+                <w:color w:val="000000"/>
+                <w:sz w:val="26"/>
+                <w:szCs w:val="26"/>
                 <w:b w:val="0"/>
-                <w:sz w:val="24"/>
+              </w:rPr>
+            </w:r>
+            <w:r>
+              <w:rPr>
+                <w:rFonts w:ascii="Times New Roman" w:hAnsi="Times New Roman" w:eastAsia="Times New Roman" w:cs="Times New Roman"/>
+                <w:b w:val="0"/>
+                <w:sz w:val="26"/>
+                <w:color w:val="000000"/>
+                <w:szCs w:val="26"/>
               </w:rPr>
               <w:t>2</w:t>
             </w:r>
@@ -720,20 +1460,30 @@
         </w:tc>
         <w:tc>
           <w:tcPr>
-            <w:tcW w:type="dxa" w:w="1512"/>
+            <w:tcW w:type="dxa" w:w="1800"/>
             <w:vAlign w:val="center"/>
           </w:tcPr>
           <w:p>
             <w:pPr>
-              <w:spacing w:after="0"/>
+              <w:spacing w:after="0" w:before="0" w:line="276" w:lineRule="auto"/>
               <w:jc w:val="left"/>
             </w:pPr>
-            <w:r/>
             <w:r>
               <w:rPr>
-                <w:rFonts w:ascii="Times New Roman" w:hAnsi="Times New Roman" w:eastAsia="Times New Roman"/>
+                <w:rFonts w:ascii="Times New Roman" w:hAnsi="Times New Roman" w:eastAsia="Times New Roman" w:cs="Times New Roman"/>
+                <w:color w:val="000000"/>
+                <w:sz w:val="26"/>
+                <w:szCs w:val="26"/>
                 <w:b w:val="0"/>
-                <w:sz w:val="24"/>
+              </w:rPr>
+            </w:r>
+            <w:r>
+              <w:rPr>
+                <w:rFonts w:ascii="Times New Roman" w:hAnsi="Times New Roman" w:eastAsia="Times New Roman" w:cs="Times New Roman"/>
+                <w:b w:val="0"/>
+                <w:sz w:val="26"/>
+                <w:color w:val="000000"/>
+                <w:szCs w:val="26"/>
               </w:rPr>
               <w:t>........................</w:t>
             </w:r>
@@ -741,20 +1491,30 @@
         </w:tc>
         <w:tc>
           <w:tcPr>
-            <w:tcW w:type="dxa" w:w="1512"/>
+            <w:tcW w:type="dxa" w:w="1400"/>
             <w:vAlign w:val="center"/>
           </w:tcPr>
           <w:p>
             <w:pPr>
-              <w:spacing w:after="0"/>
+              <w:spacing w:after="0" w:before="0" w:line="276" w:lineRule="auto"/>
               <w:jc w:val="left"/>
             </w:pPr>
-            <w:r/>
             <w:r>
               <w:rPr>
-                <w:rFonts w:ascii="Times New Roman" w:hAnsi="Times New Roman" w:eastAsia="Times New Roman"/>
+                <w:rFonts w:ascii="Times New Roman" w:hAnsi="Times New Roman" w:eastAsia="Times New Roman" w:cs="Times New Roman"/>
+                <w:color w:val="000000"/>
+                <w:sz w:val="26"/>
+                <w:szCs w:val="26"/>
                 <w:b w:val="0"/>
-                <w:sz w:val="24"/>
+              </w:rPr>
+            </w:r>
+            <w:r>
+              <w:rPr>
+                <w:rFonts w:ascii="Times New Roman" w:hAnsi="Times New Roman" w:eastAsia="Times New Roman" w:cs="Times New Roman"/>
+                <w:b w:val="0"/>
+                <w:sz w:val="26"/>
+                <w:color w:val="000000"/>
+                <w:szCs w:val="26"/>
               </w:rPr>
               <w:t>................</w:t>
             </w:r>
@@ -762,20 +1522,30 @@
         </w:tc>
         <w:tc>
           <w:tcPr>
-            <w:tcW w:type="dxa" w:w="1512"/>
+            <w:tcW w:type="dxa" w:w="1600"/>
             <w:vAlign w:val="center"/>
           </w:tcPr>
           <w:p>
             <w:pPr>
-              <w:spacing w:after="0"/>
+              <w:spacing w:after="0" w:before="0" w:line="276" w:lineRule="auto"/>
               <w:jc w:val="left"/>
             </w:pPr>
-            <w:r/>
             <w:r>
               <w:rPr>
-                <w:rFonts w:ascii="Times New Roman" w:hAnsi="Times New Roman" w:eastAsia="Times New Roman"/>
+                <w:rFonts w:ascii="Times New Roman" w:hAnsi="Times New Roman" w:eastAsia="Times New Roman" w:cs="Times New Roman"/>
+                <w:color w:val="000000"/>
+                <w:sz w:val="26"/>
+                <w:szCs w:val="26"/>
                 <w:b w:val="0"/>
-                <w:sz w:val="24"/>
+              </w:rPr>
+            </w:r>
+            <w:r>
+              <w:rPr>
+                <w:rFonts w:ascii="Times New Roman" w:hAnsi="Times New Roman" w:eastAsia="Times New Roman" w:cs="Times New Roman"/>
+                <w:b w:val="0"/>
+                <w:sz w:val="26"/>
+                <w:color w:val="000000"/>
+                <w:szCs w:val="26"/>
               </w:rPr>
               <w:t>................</w:t>
             </w:r>
@@ -783,20 +1553,30 @@
         </w:tc>
         <w:tc>
           <w:tcPr>
-            <w:tcW w:type="dxa" w:w="1512"/>
+            <w:tcW w:type="dxa" w:w="1800"/>
             <w:vAlign w:val="center"/>
           </w:tcPr>
           <w:p>
             <w:pPr>
-              <w:spacing w:after="0"/>
+              <w:spacing w:after="0" w:before="0" w:line="276" w:lineRule="auto"/>
               <w:jc w:val="left"/>
             </w:pPr>
-            <w:r/>
             <w:r>
               <w:rPr>
-                <w:rFonts w:ascii="Times New Roman" w:hAnsi="Times New Roman" w:eastAsia="Times New Roman"/>
+                <w:rFonts w:ascii="Times New Roman" w:hAnsi="Times New Roman" w:eastAsia="Times New Roman" w:cs="Times New Roman"/>
+                <w:color w:val="000000"/>
+                <w:sz w:val="26"/>
+                <w:szCs w:val="26"/>
                 <w:b w:val="0"/>
-                <w:sz w:val="24"/>
+              </w:rPr>
+            </w:r>
+            <w:r>
+              <w:rPr>
+                <w:rFonts w:ascii="Times New Roman" w:hAnsi="Times New Roman" w:eastAsia="Times New Roman" w:cs="Times New Roman"/>
+                <w:b w:val="0"/>
+                <w:sz w:val="26"/>
+                <w:color w:val="000000"/>
+                <w:szCs w:val="26"/>
               </w:rPr>
               <w:t>................</w:t>
             </w:r>
@@ -804,20 +1584,30 @@
         </w:tc>
         <w:tc>
           <w:tcPr>
-            <w:tcW w:type="dxa" w:w="1512"/>
+            <w:tcW w:type="dxa" w:w="1800"/>
             <w:vAlign w:val="center"/>
           </w:tcPr>
           <w:p>
             <w:pPr>
-              <w:spacing w:after="0"/>
+              <w:spacing w:after="0" w:before="0" w:line="276" w:lineRule="auto"/>
               <w:jc w:val="left"/>
             </w:pPr>
-            <w:r/>
             <w:r>
               <w:rPr>
-                <w:rFonts w:ascii="Times New Roman" w:hAnsi="Times New Roman" w:eastAsia="Times New Roman"/>
+                <w:rFonts w:ascii="Times New Roman" w:hAnsi="Times New Roman" w:eastAsia="Times New Roman" w:cs="Times New Roman"/>
+                <w:color w:val="000000"/>
+                <w:sz w:val="26"/>
+                <w:szCs w:val="26"/>
                 <w:b w:val="0"/>
-                <w:sz w:val="24"/>
+              </w:rPr>
+            </w:r>
+            <w:r>
+              <w:rPr>
+                <w:rFonts w:ascii="Times New Roman" w:hAnsi="Times New Roman" w:eastAsia="Times New Roman" w:cs="Times New Roman"/>
+                <w:b w:val="0"/>
+                <w:sz w:val="26"/>
+                <w:color w:val="000000"/>
+                <w:szCs w:val="26"/>
               </w:rPr>
               <w:t>........................</w:t>
             </w:r>
@@ -825,22 +1615,35 @@
         </w:tc>
       </w:tr>
       <w:tr>
+        <w:trPr>
+          <w:cantSplit/>
+        </w:trPr>
         <w:tc>
           <w:tcPr>
-            <w:tcW w:type="dxa" w:w="1512"/>
+            <w:tcW w:type="dxa" w:w="600"/>
             <w:vAlign w:val="center"/>
           </w:tcPr>
           <w:p>
             <w:pPr>
-              <w:spacing w:after="0"/>
-              <w:jc w:val="left"/>
+              <w:spacing w:after="0" w:before="0" w:line="276" w:lineRule="auto"/>
+              <w:jc w:val="center"/>
             </w:pPr>
-            <w:r/>
             <w:r>
               <w:rPr>
-                <w:rFonts w:ascii="Times New Roman" w:hAnsi="Times New Roman" w:eastAsia="Times New Roman"/>
+                <w:rFonts w:ascii="Times New Roman" w:hAnsi="Times New Roman" w:eastAsia="Times New Roman" w:cs="Times New Roman"/>
+                <w:color w:val="000000"/>
+                <w:sz w:val="26"/>
+                <w:szCs w:val="26"/>
                 <w:b w:val="0"/>
-                <w:sz w:val="24"/>
+              </w:rPr>
+            </w:r>
+            <w:r>
+              <w:rPr>
+                <w:rFonts w:ascii="Times New Roman" w:hAnsi="Times New Roman" w:eastAsia="Times New Roman" w:cs="Times New Roman"/>
+                <w:b w:val="0"/>
+                <w:sz w:val="26"/>
+                <w:color w:val="000000"/>
+                <w:szCs w:val="26"/>
               </w:rPr>
               <w:t>3</w:t>
             </w:r>
@@ -848,20 +1651,30 @@
         </w:tc>
         <w:tc>
           <w:tcPr>
-            <w:tcW w:type="dxa" w:w="1512"/>
+            <w:tcW w:type="dxa" w:w="1800"/>
             <w:vAlign w:val="center"/>
           </w:tcPr>
           <w:p>
             <w:pPr>
-              <w:spacing w:after="0"/>
+              <w:spacing w:after="0" w:before="0" w:line="276" w:lineRule="auto"/>
               <w:jc w:val="left"/>
             </w:pPr>
-            <w:r/>
             <w:r>
               <w:rPr>
-                <w:rFonts w:ascii="Times New Roman" w:hAnsi="Times New Roman" w:eastAsia="Times New Roman"/>
+                <w:rFonts w:ascii="Times New Roman" w:hAnsi="Times New Roman" w:eastAsia="Times New Roman" w:cs="Times New Roman"/>
+                <w:color w:val="000000"/>
+                <w:sz w:val="26"/>
+                <w:szCs w:val="26"/>
                 <w:b w:val="0"/>
-                <w:sz w:val="24"/>
+              </w:rPr>
+            </w:r>
+            <w:r>
+              <w:rPr>
+                <w:rFonts w:ascii="Times New Roman" w:hAnsi="Times New Roman" w:eastAsia="Times New Roman" w:cs="Times New Roman"/>
+                <w:b w:val="0"/>
+                <w:sz w:val="26"/>
+                <w:color w:val="000000"/>
+                <w:szCs w:val="26"/>
               </w:rPr>
               <w:t>........................</w:t>
             </w:r>
@@ -869,20 +1682,30 @@
         </w:tc>
         <w:tc>
           <w:tcPr>
-            <w:tcW w:type="dxa" w:w="1512"/>
+            <w:tcW w:type="dxa" w:w="1400"/>
             <w:vAlign w:val="center"/>
           </w:tcPr>
           <w:p>
             <w:pPr>
-              <w:spacing w:after="0"/>
+              <w:spacing w:after="0" w:before="0" w:line="276" w:lineRule="auto"/>
               <w:jc w:val="left"/>
             </w:pPr>
-            <w:r/>
             <w:r>
               <w:rPr>
-                <w:rFonts w:ascii="Times New Roman" w:hAnsi="Times New Roman" w:eastAsia="Times New Roman"/>
+                <w:rFonts w:ascii="Times New Roman" w:hAnsi="Times New Roman" w:eastAsia="Times New Roman" w:cs="Times New Roman"/>
+                <w:color w:val="000000"/>
+                <w:sz w:val="26"/>
+                <w:szCs w:val="26"/>
                 <w:b w:val="0"/>
-                <w:sz w:val="24"/>
+              </w:rPr>
+            </w:r>
+            <w:r>
+              <w:rPr>
+                <w:rFonts w:ascii="Times New Roman" w:hAnsi="Times New Roman" w:eastAsia="Times New Roman" w:cs="Times New Roman"/>
+                <w:b w:val="0"/>
+                <w:sz w:val="26"/>
+                <w:color w:val="000000"/>
+                <w:szCs w:val="26"/>
               </w:rPr>
               <w:t>................</w:t>
             </w:r>
@@ -890,20 +1713,30 @@
         </w:tc>
         <w:tc>
           <w:tcPr>
-            <w:tcW w:type="dxa" w:w="1512"/>
+            <w:tcW w:type="dxa" w:w="1600"/>
             <w:vAlign w:val="center"/>
           </w:tcPr>
           <w:p>
             <w:pPr>
-              <w:spacing w:after="0"/>
+              <w:spacing w:after="0" w:before="0" w:line="276" w:lineRule="auto"/>
               <w:jc w:val="left"/>
             </w:pPr>
-            <w:r/>
             <w:r>
               <w:rPr>
-                <w:rFonts w:ascii="Times New Roman" w:hAnsi="Times New Roman" w:eastAsia="Times New Roman"/>
+                <w:rFonts w:ascii="Times New Roman" w:hAnsi="Times New Roman" w:eastAsia="Times New Roman" w:cs="Times New Roman"/>
+                <w:color w:val="000000"/>
+                <w:sz w:val="26"/>
+                <w:szCs w:val="26"/>
                 <w:b w:val="0"/>
-                <w:sz w:val="24"/>
+              </w:rPr>
+            </w:r>
+            <w:r>
+              <w:rPr>
+                <w:rFonts w:ascii="Times New Roman" w:hAnsi="Times New Roman" w:eastAsia="Times New Roman" w:cs="Times New Roman"/>
+                <w:b w:val="0"/>
+                <w:sz w:val="26"/>
+                <w:color w:val="000000"/>
+                <w:szCs w:val="26"/>
               </w:rPr>
               <w:t>................</w:t>
             </w:r>
@@ -911,20 +1744,30 @@
         </w:tc>
         <w:tc>
           <w:tcPr>
-            <w:tcW w:type="dxa" w:w="1512"/>
+            <w:tcW w:type="dxa" w:w="1800"/>
             <w:vAlign w:val="center"/>
           </w:tcPr>
           <w:p>
             <w:pPr>
-              <w:spacing w:after="0"/>
+              <w:spacing w:after="0" w:before="0" w:line="276" w:lineRule="auto"/>
               <w:jc w:val="left"/>
             </w:pPr>
-            <w:r/>
             <w:r>
               <w:rPr>
-                <w:rFonts w:ascii="Times New Roman" w:hAnsi="Times New Roman" w:eastAsia="Times New Roman"/>
+                <w:rFonts w:ascii="Times New Roman" w:hAnsi="Times New Roman" w:eastAsia="Times New Roman" w:cs="Times New Roman"/>
+                <w:color w:val="000000"/>
+                <w:sz w:val="26"/>
+                <w:szCs w:val="26"/>
                 <w:b w:val="0"/>
-                <w:sz w:val="24"/>
+              </w:rPr>
+            </w:r>
+            <w:r>
+              <w:rPr>
+                <w:rFonts w:ascii="Times New Roman" w:hAnsi="Times New Roman" w:eastAsia="Times New Roman" w:cs="Times New Roman"/>
+                <w:b w:val="0"/>
+                <w:sz w:val="26"/>
+                <w:color w:val="000000"/>
+                <w:szCs w:val="26"/>
               </w:rPr>
               <w:t>................</w:t>
             </w:r>
@@ -932,20 +1775,30 @@
         </w:tc>
         <w:tc>
           <w:tcPr>
-            <w:tcW w:type="dxa" w:w="1512"/>
+            <w:tcW w:type="dxa" w:w="1800"/>
             <w:vAlign w:val="center"/>
           </w:tcPr>
           <w:p>
             <w:pPr>
-              <w:spacing w:after="0"/>
+              <w:spacing w:after="0" w:before="0" w:line="276" w:lineRule="auto"/>
               <w:jc w:val="left"/>
             </w:pPr>
-            <w:r/>
             <w:r>
               <w:rPr>
-                <w:rFonts w:ascii="Times New Roman" w:hAnsi="Times New Roman" w:eastAsia="Times New Roman"/>
+                <w:rFonts w:ascii="Times New Roman" w:hAnsi="Times New Roman" w:eastAsia="Times New Roman" w:cs="Times New Roman"/>
+                <w:color w:val="000000"/>
+                <w:sz w:val="26"/>
+                <w:szCs w:val="26"/>
                 <w:b w:val="0"/>
-                <w:sz w:val="24"/>
+              </w:rPr>
+            </w:r>
+            <w:r>
+              <w:rPr>
+                <w:rFonts w:ascii="Times New Roman" w:hAnsi="Times New Roman" w:eastAsia="Times New Roman" w:cs="Times New Roman"/>
+                <w:b w:val="0"/>
+                <w:sz w:val="26"/>
+                <w:color w:val="000000"/>
+                <w:szCs w:val="26"/>
               </w:rPr>
               <w:t>........................</w:t>
             </w:r>
@@ -953,22 +1806,35 @@
         </w:tc>
       </w:tr>
       <w:tr>
+        <w:trPr>
+          <w:cantSplit/>
+        </w:trPr>
         <w:tc>
           <w:tcPr>
-            <w:tcW w:type="dxa" w:w="1512"/>
+            <w:tcW w:type="dxa" w:w="600"/>
             <w:vAlign w:val="center"/>
           </w:tcPr>
           <w:p>
             <w:pPr>
-              <w:spacing w:after="0"/>
-              <w:jc w:val="left"/>
+              <w:spacing w:after="0" w:before="0" w:line="276" w:lineRule="auto"/>
+              <w:jc w:val="center"/>
             </w:pPr>
-            <w:r/>
             <w:r>
               <w:rPr>
-                <w:rFonts w:ascii="Times New Roman" w:hAnsi="Times New Roman" w:eastAsia="Times New Roman"/>
+                <w:rFonts w:ascii="Times New Roman" w:hAnsi="Times New Roman" w:eastAsia="Times New Roman" w:cs="Times New Roman"/>
+                <w:color w:val="000000"/>
+                <w:sz w:val="26"/>
+                <w:szCs w:val="26"/>
                 <w:b w:val="0"/>
-                <w:sz w:val="24"/>
+              </w:rPr>
+            </w:r>
+            <w:r>
+              <w:rPr>
+                <w:rFonts w:ascii="Times New Roman" w:hAnsi="Times New Roman" w:eastAsia="Times New Roman" w:cs="Times New Roman"/>
+                <w:b w:val="0"/>
+                <w:sz w:val="26"/>
+                <w:color w:val="000000"/>
+                <w:szCs w:val="26"/>
               </w:rPr>
               <w:t>4</w:t>
             </w:r>
@@ -976,20 +1842,30 @@
         </w:tc>
         <w:tc>
           <w:tcPr>
-            <w:tcW w:type="dxa" w:w="1512"/>
+            <w:tcW w:type="dxa" w:w="1800"/>
             <w:vAlign w:val="center"/>
           </w:tcPr>
           <w:p>
             <w:pPr>
-              <w:spacing w:after="0"/>
+              <w:spacing w:after="0" w:before="0" w:line="276" w:lineRule="auto"/>
               <w:jc w:val="left"/>
             </w:pPr>
-            <w:r/>
             <w:r>
               <w:rPr>
-                <w:rFonts w:ascii="Times New Roman" w:hAnsi="Times New Roman" w:eastAsia="Times New Roman"/>
+                <w:rFonts w:ascii="Times New Roman" w:hAnsi="Times New Roman" w:eastAsia="Times New Roman" w:cs="Times New Roman"/>
+                <w:color w:val="000000"/>
+                <w:sz w:val="26"/>
+                <w:szCs w:val="26"/>
                 <w:b w:val="0"/>
-                <w:sz w:val="24"/>
+              </w:rPr>
+            </w:r>
+            <w:r>
+              <w:rPr>
+                <w:rFonts w:ascii="Times New Roman" w:hAnsi="Times New Roman" w:eastAsia="Times New Roman" w:cs="Times New Roman"/>
+                <w:b w:val="0"/>
+                <w:sz w:val="26"/>
+                <w:color w:val="000000"/>
+                <w:szCs w:val="26"/>
               </w:rPr>
               <w:t>........................</w:t>
             </w:r>
@@ -997,20 +1873,30 @@
         </w:tc>
         <w:tc>
           <w:tcPr>
-            <w:tcW w:type="dxa" w:w="1512"/>
+            <w:tcW w:type="dxa" w:w="1400"/>
             <w:vAlign w:val="center"/>
           </w:tcPr>
           <w:p>
             <w:pPr>
-              <w:spacing w:after="0"/>
+              <w:spacing w:after="0" w:before="0" w:line="276" w:lineRule="auto"/>
               <w:jc w:val="left"/>
             </w:pPr>
-            <w:r/>
             <w:r>
               <w:rPr>
-                <w:rFonts w:ascii="Times New Roman" w:hAnsi="Times New Roman" w:eastAsia="Times New Roman"/>
+                <w:rFonts w:ascii="Times New Roman" w:hAnsi="Times New Roman" w:eastAsia="Times New Roman" w:cs="Times New Roman"/>
+                <w:color w:val="000000"/>
+                <w:sz w:val="26"/>
+                <w:szCs w:val="26"/>
                 <w:b w:val="0"/>
-                <w:sz w:val="24"/>
+              </w:rPr>
+            </w:r>
+            <w:r>
+              <w:rPr>
+                <w:rFonts w:ascii="Times New Roman" w:hAnsi="Times New Roman" w:eastAsia="Times New Roman" w:cs="Times New Roman"/>
+                <w:b w:val="0"/>
+                <w:sz w:val="26"/>
+                <w:color w:val="000000"/>
+                <w:szCs w:val="26"/>
               </w:rPr>
               <w:t>................</w:t>
             </w:r>
@@ -1018,20 +1904,30 @@
         </w:tc>
         <w:tc>
           <w:tcPr>
-            <w:tcW w:type="dxa" w:w="1512"/>
+            <w:tcW w:type="dxa" w:w="1600"/>
             <w:vAlign w:val="center"/>
           </w:tcPr>
           <w:p>
             <w:pPr>
-              <w:spacing w:after="0"/>
+              <w:spacing w:after="0" w:before="0" w:line="276" w:lineRule="auto"/>
               <w:jc w:val="left"/>
             </w:pPr>
-            <w:r/>
             <w:r>
               <w:rPr>
-                <w:rFonts w:ascii="Times New Roman" w:hAnsi="Times New Roman" w:eastAsia="Times New Roman"/>
+                <w:rFonts w:ascii="Times New Roman" w:hAnsi="Times New Roman" w:eastAsia="Times New Roman" w:cs="Times New Roman"/>
+                <w:color w:val="000000"/>
+                <w:sz w:val="26"/>
+                <w:szCs w:val="26"/>
                 <w:b w:val="0"/>
-                <w:sz w:val="24"/>
+              </w:rPr>
+            </w:r>
+            <w:r>
+              <w:rPr>
+                <w:rFonts w:ascii="Times New Roman" w:hAnsi="Times New Roman" w:eastAsia="Times New Roman" w:cs="Times New Roman"/>
+                <w:b w:val="0"/>
+                <w:sz w:val="26"/>
+                <w:color w:val="000000"/>
+                <w:szCs w:val="26"/>
               </w:rPr>
               <w:t>................</w:t>
             </w:r>
@@ -1039,20 +1935,30 @@
         </w:tc>
         <w:tc>
           <w:tcPr>
-            <w:tcW w:type="dxa" w:w="1512"/>
+            <w:tcW w:type="dxa" w:w="1800"/>
             <w:vAlign w:val="center"/>
           </w:tcPr>
           <w:p>
             <w:pPr>
-              <w:spacing w:after="0"/>
+              <w:spacing w:after="0" w:before="0" w:line="276" w:lineRule="auto"/>
               <w:jc w:val="left"/>
             </w:pPr>
-            <w:r/>
             <w:r>
               <w:rPr>
-                <w:rFonts w:ascii="Times New Roman" w:hAnsi="Times New Roman" w:eastAsia="Times New Roman"/>
+                <w:rFonts w:ascii="Times New Roman" w:hAnsi="Times New Roman" w:eastAsia="Times New Roman" w:cs="Times New Roman"/>
+                <w:color w:val="000000"/>
+                <w:sz w:val="26"/>
+                <w:szCs w:val="26"/>
                 <w:b w:val="0"/>
-                <w:sz w:val="24"/>
+              </w:rPr>
+            </w:r>
+            <w:r>
+              <w:rPr>
+                <w:rFonts w:ascii="Times New Roman" w:hAnsi="Times New Roman" w:eastAsia="Times New Roman" w:cs="Times New Roman"/>
+                <w:b w:val="0"/>
+                <w:sz w:val="26"/>
+                <w:color w:val="000000"/>
+                <w:szCs w:val="26"/>
               </w:rPr>
               <w:t>................</w:t>
             </w:r>
@@ -1060,20 +1966,30 @@
         </w:tc>
         <w:tc>
           <w:tcPr>
-            <w:tcW w:type="dxa" w:w="1512"/>
+            <w:tcW w:type="dxa" w:w="1800"/>
             <w:vAlign w:val="center"/>
           </w:tcPr>
           <w:p>
             <w:pPr>
-              <w:spacing w:after="0"/>
+              <w:spacing w:after="0" w:before="0" w:line="276" w:lineRule="auto"/>
               <w:jc w:val="left"/>
             </w:pPr>
-            <w:r/>
             <w:r>
               <w:rPr>
-                <w:rFonts w:ascii="Times New Roman" w:hAnsi="Times New Roman" w:eastAsia="Times New Roman"/>
+                <w:rFonts w:ascii="Times New Roman" w:hAnsi="Times New Roman" w:eastAsia="Times New Roman" w:cs="Times New Roman"/>
+                <w:color w:val="000000"/>
+                <w:sz w:val="26"/>
+                <w:szCs w:val="26"/>
                 <w:b w:val="0"/>
-                <w:sz w:val="24"/>
+              </w:rPr>
+            </w:r>
+            <w:r>
+              <w:rPr>
+                <w:rFonts w:ascii="Times New Roman" w:hAnsi="Times New Roman" w:eastAsia="Times New Roman" w:cs="Times New Roman"/>
+                <w:b w:val="0"/>
+                <w:sz w:val="26"/>
+                <w:color w:val="000000"/>
+                <w:szCs w:val="26"/>
               </w:rPr>
               <w:t>........................</w:t>
             </w:r>
@@ -1081,361 +1997,466 @@
         </w:tc>
       </w:tr>
     </w:tbl>
-    <w:p/>
     <w:p>
       <w:pPr>
-        <w:spacing w:before="80" w:after="40" w:line="259" w:lineRule="auto"/>
+        <w:spacing w:before="0" w:after="0" w:line="40" w:lineRule="exact"/>
+      </w:pPr>
+    </w:p>
+    <w:p>
+      <w:pPr>
+        <w:spacing w:before="0" w:after="0" w:line="276" w:lineRule="auto"/>
+        <w:jc w:val="left"/>
       </w:pPr>
       <w:r>
         <w:rPr>
-          <w:rFonts w:ascii="Times New Roman" w:hAnsi="Times New Roman" w:eastAsia="Times New Roman"/>
-          <w:b/>
+          <w:rFonts w:ascii="Times New Roman" w:hAnsi="Times New Roman" w:eastAsia="Times New Roman" w:cs="Times New Roman"/>
+          <w:b w:val="1"/>
           <w:i w:val="0"/>
           <w:sz w:val="26"/>
           <w:u w:val="none"/>
+          <w:color w:val="000000"/>
+          <w:szCs w:val="26"/>
         </w:rPr>
         <w:t>5. Lý do yêu cầu thay đổi quy mô</w:t>
       </w:r>
     </w:p>
     <w:p>
       <w:pPr>
-        <w:spacing w:before="0" w:after="20" w:line="259" w:lineRule="auto"/>
+        <w:spacing w:before="0" w:after="120" w:line="300" w:lineRule="exact"/>
+        <w:jc w:val="both"/>
+        <w:ind w:firstLine="567"/>
       </w:pPr>
       <w:r>
         <w:rPr>
-          <w:rFonts w:ascii="Times New Roman" w:hAnsi="Times New Roman" w:eastAsia="Times New Roman"/>
+          <w:rFonts w:ascii="Times New Roman" w:hAnsi="Times New Roman" w:eastAsia="Times New Roman" w:cs="Times New Roman"/>
           <w:b w:val="0"/>
           <w:i w:val="0"/>
           <w:sz w:val="26"/>
           <w:u w:val="none"/>
+          <w:color w:val="000000"/>
+          <w:szCs w:val="26"/>
         </w:rPr>
         <w:t>.....................................................................................................................................................</w:t>
       </w:r>
     </w:p>
     <w:p>
       <w:pPr>
-        <w:spacing w:before="0" w:after="20" w:line="259" w:lineRule="auto"/>
+        <w:spacing w:before="0" w:after="120" w:line="300" w:lineRule="exact"/>
+        <w:jc w:val="both"/>
+        <w:ind w:firstLine="567"/>
       </w:pPr>
       <w:r>
         <w:rPr>
-          <w:rFonts w:ascii="Times New Roman" w:hAnsi="Times New Roman" w:eastAsia="Times New Roman"/>
+          <w:rFonts w:ascii="Times New Roman" w:hAnsi="Times New Roman" w:eastAsia="Times New Roman" w:cs="Times New Roman"/>
           <w:b w:val="0"/>
           <w:i w:val="0"/>
           <w:sz w:val="26"/>
           <w:u w:val="none"/>
+          <w:color w:val="000000"/>
+          <w:szCs w:val="26"/>
         </w:rPr>
         <w:t>.....................................................................................................................................................</w:t>
       </w:r>
     </w:p>
     <w:p>
       <w:pPr>
-        <w:spacing w:before="0" w:after="20" w:line="259" w:lineRule="auto"/>
+        <w:spacing w:before="0" w:after="120" w:line="300" w:lineRule="exact"/>
+        <w:jc w:val="both"/>
+        <w:ind w:firstLine="567"/>
       </w:pPr>
       <w:r>
         <w:rPr>
-          <w:rFonts w:ascii="Times New Roman" w:hAnsi="Times New Roman" w:eastAsia="Times New Roman"/>
+          <w:rFonts w:ascii="Times New Roman" w:hAnsi="Times New Roman" w:eastAsia="Times New Roman" w:cs="Times New Roman"/>
           <w:b w:val="0"/>
           <w:i w:val="0"/>
           <w:sz w:val="26"/>
           <w:u w:val="none"/>
+          <w:color w:val="000000"/>
+          <w:szCs w:val="26"/>
         </w:rPr>
         <w:t>.....................................................................................................................................................</w:t>
       </w:r>
     </w:p>
     <w:p>
       <w:pPr>
-        <w:spacing w:before="80" w:after="40" w:line="259" w:lineRule="auto"/>
+        <w:spacing w:before="0" w:after="0" w:line="276" w:lineRule="auto"/>
+        <w:jc w:val="left"/>
       </w:pPr>
       <w:r>
         <w:rPr>
-          <w:rFonts w:ascii="Times New Roman" w:hAnsi="Times New Roman" w:eastAsia="Times New Roman"/>
-          <w:b/>
+          <w:rFonts w:ascii="Times New Roman" w:hAnsi="Times New Roman" w:eastAsia="Times New Roman" w:cs="Times New Roman"/>
+          <w:b w:val="1"/>
           <w:i w:val="0"/>
           <w:sz w:val="26"/>
           <w:u w:val="none"/>
+          <w:color w:val="000000"/>
+          <w:szCs w:val="26"/>
         </w:rPr>
         <w:t>6. Hồ sơ, tài liệu minh chứng gửi kèm</w:t>
       </w:r>
     </w:p>
     <w:p>
       <w:pPr>
-        <w:spacing w:before="0" w:after="20" w:line="259" w:lineRule="auto"/>
+        <w:spacing w:before="0" w:after="120" w:line="300" w:lineRule="exact"/>
+        <w:jc w:val="both"/>
+        <w:ind w:left="567" w:hanging="283"/>
       </w:pPr>
       <w:r>
         <w:rPr>
-          <w:rFonts w:ascii="Times New Roman" w:hAnsi="Times New Roman" w:eastAsia="Times New Roman"/>
+          <w:rFonts w:ascii="Times New Roman" w:hAnsi="Times New Roman" w:eastAsia="Times New Roman" w:cs="Times New Roman"/>
           <w:b w:val="0"/>
           <w:i w:val="0"/>
           <w:sz w:val="26"/>
           <w:u w:val="none"/>
+          <w:color w:val="000000"/>
+          <w:szCs w:val="26"/>
         </w:rPr>
       </w:r>
       <w:r>
         <w:rPr>
-          <w:rFonts w:ascii="Times New Roman" w:hAnsi="Times New Roman" w:eastAsia="Times New Roman"/>
+          <w:rFonts w:ascii="Times New Roman" w:hAnsi="Times New Roman" w:eastAsia="Times New Roman" w:cs="Times New Roman"/>
           <w:b w:val="0"/>
           <w:i w:val="0"/>
           <w:sz w:val="26"/>
           <w:u w:val="none"/>
+          <w:color w:val="000000"/>
+          <w:szCs w:val="26"/>
         </w:rPr>
         <w:t xml:space="preserve">• </w:t>
       </w:r>
       <w:r>
         <w:rPr>
-          <w:rFonts w:ascii="Times New Roman" w:hAnsi="Times New Roman" w:eastAsia="Times New Roman"/>
+          <w:rFonts w:ascii="Times New Roman" w:hAnsi="Times New Roman" w:eastAsia="Times New Roman" w:cs="Times New Roman"/>
           <w:b w:val="0"/>
           <w:i w:val="0"/>
           <w:sz w:val="26"/>
           <w:u w:val="none"/>
+          <w:color w:val="000000"/>
+          <w:szCs w:val="26"/>
         </w:rPr>
         <w:t>Ảnh minh chứng khu vực sân con mới hoặc khu vực ngừng khai thác.</w:t>
       </w:r>
     </w:p>
     <w:p>
       <w:pPr>
-        <w:spacing w:before="0" w:after="20" w:line="259" w:lineRule="auto"/>
+        <w:spacing w:before="0" w:after="120" w:line="300" w:lineRule="exact"/>
+        <w:jc w:val="both"/>
+        <w:ind w:left="567" w:hanging="283"/>
       </w:pPr>
       <w:r>
         <w:rPr>
-          <w:rFonts w:ascii="Times New Roman" w:hAnsi="Times New Roman" w:eastAsia="Times New Roman"/>
+          <w:rFonts w:ascii="Times New Roman" w:hAnsi="Times New Roman" w:eastAsia="Times New Roman" w:cs="Times New Roman"/>
           <w:b w:val="0"/>
           <w:i w:val="0"/>
           <w:sz w:val="26"/>
           <w:u w:val="none"/>
+          <w:color w:val="000000"/>
+          <w:szCs w:val="26"/>
         </w:rPr>
       </w:r>
       <w:r>
         <w:rPr>
-          <w:rFonts w:ascii="Times New Roman" w:hAnsi="Times New Roman" w:eastAsia="Times New Roman"/>
+          <w:rFonts w:ascii="Times New Roman" w:hAnsi="Times New Roman" w:eastAsia="Times New Roman" w:cs="Times New Roman"/>
           <w:b w:val="0"/>
           <w:i w:val="0"/>
           <w:sz w:val="26"/>
           <w:u w:val="none"/>
+          <w:color w:val="000000"/>
+          <w:szCs w:val="26"/>
         </w:rPr>
         <w:t xml:space="preserve">• </w:t>
       </w:r>
       <w:r>
         <w:rPr>
-          <w:rFonts w:ascii="Times New Roman" w:hAnsi="Times New Roman" w:eastAsia="Times New Roman"/>
+          <w:rFonts w:ascii="Times New Roman" w:hAnsi="Times New Roman" w:eastAsia="Times New Roman" w:cs="Times New Roman"/>
           <w:b w:val="0"/>
           <w:i w:val="0"/>
           <w:sz w:val="26"/>
           <w:u w:val="none"/>
+          <w:color w:val="000000"/>
+          <w:szCs w:val="26"/>
         </w:rPr>
         <w:t>Giấy tờ chứng minh quyền khai thác phần diện tích mở rộng nếu có.</w:t>
       </w:r>
     </w:p>
     <w:p>
       <w:pPr>
-        <w:spacing w:before="0" w:after="20" w:line="259" w:lineRule="auto"/>
+        <w:spacing w:before="0" w:after="120" w:line="300" w:lineRule="exact"/>
+        <w:jc w:val="both"/>
+        <w:ind w:left="567" w:hanging="283"/>
       </w:pPr>
       <w:r>
         <w:rPr>
-          <w:rFonts w:ascii="Times New Roman" w:hAnsi="Times New Roman" w:eastAsia="Times New Roman"/>
+          <w:rFonts w:ascii="Times New Roman" w:hAnsi="Times New Roman" w:eastAsia="Times New Roman" w:cs="Times New Roman"/>
           <w:b w:val="0"/>
           <w:i w:val="0"/>
           <w:sz w:val="26"/>
           <w:u w:val="none"/>
+          <w:color w:val="000000"/>
+          <w:szCs w:val="26"/>
         </w:rPr>
       </w:r>
       <w:r>
         <w:rPr>
-          <w:rFonts w:ascii="Times New Roman" w:hAnsi="Times New Roman" w:eastAsia="Times New Roman"/>
+          <w:rFonts w:ascii="Times New Roman" w:hAnsi="Times New Roman" w:eastAsia="Times New Roman" w:cs="Times New Roman"/>
           <w:b w:val="0"/>
           <w:i w:val="0"/>
           <w:sz w:val="26"/>
           <w:u w:val="none"/>
+          <w:color w:val="000000"/>
+          <w:szCs w:val="26"/>
         </w:rPr>
         <w:t xml:space="preserve">• </w:t>
       </w:r>
       <w:r>
         <w:rPr>
-          <w:rFonts w:ascii="Times New Roman" w:hAnsi="Times New Roman" w:eastAsia="Times New Roman"/>
+          <w:rFonts w:ascii="Times New Roman" w:hAnsi="Times New Roman" w:eastAsia="Times New Roman" w:cs="Times New Roman"/>
           <w:b w:val="0"/>
           <w:i w:val="0"/>
           <w:sz w:val="26"/>
           <w:u w:val="none"/>
+          <w:color w:val="000000"/>
+          <w:szCs w:val="26"/>
         </w:rPr>
         <w:t>Danh sách sân con tăng/giảm, loại sân, trạng thái hoạt động và lịch áp dụng.</w:t>
       </w:r>
     </w:p>
     <w:p>
       <w:pPr>
-        <w:spacing w:before="0" w:after="20" w:line="259" w:lineRule="auto"/>
+        <w:spacing w:before="0" w:after="120" w:line="300" w:lineRule="exact"/>
+        <w:jc w:val="both"/>
+        <w:ind w:left="567" w:hanging="283"/>
       </w:pPr>
       <w:r>
         <w:rPr>
-          <w:rFonts w:ascii="Times New Roman" w:hAnsi="Times New Roman" w:eastAsia="Times New Roman"/>
+          <w:rFonts w:ascii="Times New Roman" w:hAnsi="Times New Roman" w:eastAsia="Times New Roman" w:cs="Times New Roman"/>
           <w:b w:val="0"/>
           <w:i w:val="0"/>
           <w:sz w:val="26"/>
           <w:u w:val="none"/>
+          <w:color w:val="000000"/>
+          <w:szCs w:val="26"/>
         </w:rPr>
       </w:r>
       <w:r>
         <w:rPr>
-          <w:rFonts w:ascii="Times New Roman" w:hAnsi="Times New Roman" w:eastAsia="Times New Roman"/>
+          <w:rFonts w:ascii="Times New Roman" w:hAnsi="Times New Roman" w:eastAsia="Times New Roman" w:cs="Times New Roman"/>
           <w:b w:val="0"/>
           <w:i w:val="0"/>
           <w:sz w:val="26"/>
           <w:u w:val="none"/>
+          <w:color w:val="000000"/>
+          <w:szCs w:val="26"/>
         </w:rPr>
         <w:t xml:space="preserve">• </w:t>
       </w:r>
       <w:r>
         <w:rPr>
-          <w:rFonts w:ascii="Times New Roman" w:hAnsi="Times New Roman" w:eastAsia="Times New Roman"/>
+          <w:rFonts w:ascii="Times New Roman" w:hAnsi="Times New Roman" w:eastAsia="Times New Roman" w:cs="Times New Roman"/>
           <w:b w:val="0"/>
           <w:i w:val="0"/>
           <w:sz w:val="26"/>
           <w:u w:val="none"/>
+          <w:color w:val="000000"/>
+          <w:szCs w:val="26"/>
         </w:rPr>
         <w:t>Phương án xử lý booking, cấu hình giá, lịch vận hành và trạng thái sân con bị ảnh hưởng.</w:t>
       </w:r>
     </w:p>
     <w:p>
       <w:pPr>
-        <w:spacing w:before="0" w:after="20" w:line="259" w:lineRule="auto"/>
+        <w:spacing w:before="0" w:after="120" w:line="300" w:lineRule="exact"/>
+        <w:jc w:val="both"/>
+        <w:ind w:left="567" w:hanging="283"/>
       </w:pPr>
       <w:r>
         <w:rPr>
-          <w:rFonts w:ascii="Times New Roman" w:hAnsi="Times New Roman" w:eastAsia="Times New Roman"/>
+          <w:rFonts w:ascii="Times New Roman" w:hAnsi="Times New Roman" w:eastAsia="Times New Roman" w:cs="Times New Roman"/>
           <w:b w:val="0"/>
           <w:i w:val="0"/>
           <w:sz w:val="26"/>
           <w:u w:val="none"/>
+          <w:color w:val="000000"/>
+          <w:szCs w:val="26"/>
         </w:rPr>
       </w:r>
       <w:r>
         <w:rPr>
-          <w:rFonts w:ascii="Times New Roman" w:hAnsi="Times New Roman" w:eastAsia="Times New Roman"/>
+          <w:rFonts w:ascii="Times New Roman" w:hAnsi="Times New Roman" w:eastAsia="Times New Roman" w:cs="Times New Roman"/>
           <w:b w:val="0"/>
           <w:i w:val="0"/>
           <w:sz w:val="26"/>
           <w:u w:val="none"/>
+          <w:color w:val="000000"/>
+          <w:szCs w:val="26"/>
         </w:rPr>
         <w:t xml:space="preserve">• </w:t>
       </w:r>
       <w:r>
         <w:rPr>
-          <w:rFonts w:ascii="Times New Roman" w:hAnsi="Times New Roman" w:eastAsia="Times New Roman"/>
+          <w:rFonts w:ascii="Times New Roman" w:hAnsi="Times New Roman" w:eastAsia="Times New Roman" w:cs="Times New Roman"/>
           <w:b w:val="0"/>
           <w:i w:val="0"/>
           <w:sz w:val="26"/>
           <w:u w:val="none"/>
+          <w:color w:val="000000"/>
+          <w:szCs w:val="26"/>
         </w:rPr>
         <w:t>Tài liệu khác theo yêu cầu kiểm tra hồ sơ của SportGo.</w:t>
       </w:r>
     </w:p>
     <w:p>
       <w:pPr>
-        <w:spacing w:before="80" w:after="40" w:line="259" w:lineRule="auto"/>
+        <w:spacing w:before="0" w:after="0" w:line="276" w:lineRule="auto"/>
+        <w:jc w:val="left"/>
       </w:pPr>
       <w:r>
         <w:rPr>
-          <w:rFonts w:ascii="Times New Roman" w:hAnsi="Times New Roman" w:eastAsia="Times New Roman"/>
-          <w:b/>
+          <w:rFonts w:ascii="Times New Roman" w:hAnsi="Times New Roman" w:eastAsia="Times New Roman" w:cs="Times New Roman"/>
+          <w:b w:val="1"/>
           <w:i w:val="0"/>
           <w:sz w:val="26"/>
           <w:u w:val="none"/>
+          <w:color w:val="000000"/>
+          <w:szCs w:val="26"/>
         </w:rPr>
         <w:t>7. Đề nghị xử lý</w:t>
       </w:r>
     </w:p>
     <w:p>
       <w:pPr>
-        <w:spacing w:before="0" w:after="60" w:line="259" w:lineRule="auto"/>
+        <w:spacing w:before="0" w:after="120" w:line="300" w:lineRule="exact"/>
         <w:ind w:firstLine="567"/>
+        <w:jc w:val="both"/>
       </w:pPr>
       <w:r>
         <w:rPr>
-          <w:rFonts w:ascii="Times New Roman" w:hAnsi="Times New Roman" w:eastAsia="Times New Roman"/>
+          <w:rFonts w:ascii="Times New Roman" w:hAnsi="Times New Roman" w:eastAsia="Times New Roman" w:cs="Times New Roman"/>
           <w:b w:val="0"/>
           <w:i w:val="0"/>
           <w:sz w:val="26"/>
           <w:u w:val="none"/>
+          <w:color w:val="000000"/>
+          <w:szCs w:val="26"/>
         </w:rPr>
         <w:t>Đề nghị SportGo kiểm tra hồ sơ, thẩm định quy mô đề nghị thay đổi, thông báo kết quả xử lý và chỉ cập nhật số lượng sân con/loại sân/trạng thái vận hành trên hệ thống sau khi hồ sơ được phê duyệt hợp lệ.</w:t>
       </w:r>
     </w:p>
     <w:p>
       <w:pPr>
-        <w:spacing w:before="80" w:after="40" w:line="259" w:lineRule="auto"/>
+        <w:spacing w:before="0" w:after="0" w:line="276" w:lineRule="auto"/>
+        <w:jc w:val="left"/>
       </w:pPr>
       <w:r>
         <w:rPr>
-          <w:rFonts w:ascii="Times New Roman" w:hAnsi="Times New Roman" w:eastAsia="Times New Roman"/>
-          <w:b/>
+          <w:rFonts w:ascii="Times New Roman" w:hAnsi="Times New Roman" w:eastAsia="Times New Roman" w:cs="Times New Roman"/>
+          <w:b w:val="1"/>
           <w:i w:val="0"/>
           <w:sz w:val="26"/>
           <w:u w:val="none"/>
+          <w:color w:val="000000"/>
+          <w:szCs w:val="26"/>
         </w:rPr>
         <w:t>8. Cam kết</w:t>
       </w:r>
     </w:p>
     <w:p>
       <w:pPr>
-        <w:spacing w:before="0" w:after="60" w:line="259" w:lineRule="auto"/>
+        <w:spacing w:before="0" w:after="120" w:line="300" w:lineRule="exact"/>
         <w:ind w:firstLine="567"/>
+        <w:jc w:val="both"/>
       </w:pPr>
       <w:r>
         <w:rPr>
-          <w:rFonts w:ascii="Times New Roman" w:hAnsi="Times New Roman" w:eastAsia="Times New Roman"/>
+          <w:rFonts w:ascii="Times New Roman" w:hAnsi="Times New Roman" w:eastAsia="Times New Roman" w:cs="Times New Roman"/>
           <w:b w:val="0"/>
           <w:i w:val="0"/>
           <w:sz w:val="26"/>
           <w:u w:val="none"/>
+          <w:color w:val="000000"/>
+          <w:szCs w:val="26"/>
         </w:rPr>
         <w:t>Tôi/Chúng tôi cam kết chỉ đưa sân con/quy mô mới vào vận hành trên SportGo sau khi yêu cầu được phê duyệt; chịu trách nhiệm về hồ sơ, hình ảnh, giấy tờ và chất lượng vận hành của phần quy mô thay đổi.</w:t>
       </w:r>
     </w:p>
     <w:tbl>
       <w:tblPr>
-        <w:tblW w:type="auto" w:w="0"/>
+        <w:tblW w:type="dxa" w:w="9000"/>
         <w:jc w:val="center"/>
         <w:tblLook w:firstColumn="1" w:firstRow="1" w:lastColumn="0" w:lastRow="0" w:noHBand="0" w:noVBand="1" w:val="04A0"/>
+        <w:tblInd w:w="0" w:type="dxa"/>
+        <w:tblLayout w:type="fixed"/>
+        <w:tblCellMar>
+          <w:top w:w="60" w:type="dxa"/>
+          <w:left w:w="90" w:type="dxa"/>
+          <w:bottom w:w="60" w:type="dxa"/>
+          <w:right w:w="90" w:type="dxa"/>
+        </w:tblCellMar>
       </w:tblPr>
       <w:tblGrid>
-        <w:gridCol w:w="4535"/>
-        <w:gridCol w:w="4535"/>
+        <w:gridCol w:w="4500"/>
+        <w:gridCol w:w="4500"/>
       </w:tblGrid>
       <w:tr>
+        <w:trPr>
+          <w:cantSplit/>
+        </w:trPr>
         <w:tc>
           <w:tcPr>
-            <w:tcW w:type="dxa" w:w="4535"/>
+            <w:tcW w:type="dxa" w:w="4500"/>
             <w:vAlign w:val="center"/>
           </w:tcPr>
           <w:p>
             <w:pPr>
-              <w:spacing w:after="0"/>
-              <w:jc w:val="left"/>
+              <w:spacing w:after="0" w:before="0" w:line="40" w:lineRule="exact"/>
+              <w:jc w:val="center"/>
             </w:pPr>
-            <w:r/>
             <w:r>
               <w:rPr>
-                <w:rFonts w:ascii="Times New Roman" w:hAnsi="Times New Roman" w:eastAsia="Times New Roman"/>
+                <w:rFonts w:ascii="Times New Roman" w:hAnsi="Times New Roman" w:eastAsia="Times New Roman" w:cs="Times New Roman"/>
+                <w:color w:val="000000"/>
+                <w:sz w:val="26"/>
+                <w:szCs w:val="26"/>
+              </w:rPr>
+            </w:r>
+            <w:r>
+              <w:rPr>
+                <w:rFonts w:ascii="Times New Roman" w:hAnsi="Times New Roman" w:eastAsia="Times New Roman" w:cs="Times New Roman"/>
                 <w:b w:val="0"/>
                 <w:sz w:val="26"/>
+                <w:color w:val="000000"/>
+                <w:szCs w:val="26"/>
               </w:rPr>
             </w:r>
           </w:p>
         </w:tc>
         <w:tc>
           <w:tcPr>
-            <w:tcW w:type="dxa" w:w="4535"/>
+            <w:tcW w:type="dxa" w:w="4500"/>
+            <w:vAlign w:val="center"/>
           </w:tcPr>
           <w:p>
             <w:pPr>
               <w:jc w:val="center"/>
+              <w:spacing w:before="0" w:after="0" w:line="276" w:lineRule="auto"/>
             </w:pPr>
-            <w:r/>
             <w:r>
               <w:rPr>
-                <w:rFonts w:ascii="Times New Roman" w:hAnsi="Times New Roman" w:eastAsia="Times New Roman"/>
+                <w:rFonts w:ascii="Times New Roman" w:hAnsi="Times New Roman" w:eastAsia="Times New Roman" w:cs="Times New Roman"/>
+                <w:color w:val="000000"/>
+                <w:sz w:val="26"/>
+                <w:szCs w:val="26"/>
+              </w:rPr>
+            </w:r>
+            <w:r>
+              <w:rPr>
+                <w:rFonts w:ascii="Times New Roman" w:hAnsi="Times New Roman" w:eastAsia="Times New Roman" w:cs="Times New Roman"/>
                 <w:b/>
                 <w:i w:val="0"/>
                 <w:sz w:val="26"/>
                 <w:u w:val="none"/>
+                <w:color w:val="000000"/>
+                <w:szCs w:val="26"/>
               </w:rPr>
               <w:t>NGƯỜI LÀM ĐƠN</w:t>
             </w:r>
@@ -1443,33 +2464,79 @@
           <w:p>
             <w:pPr>
               <w:jc w:val="center"/>
+              <w:spacing w:before="0" w:after="0" w:line="276" w:lineRule="auto"/>
             </w:pPr>
             <w:r>
               <w:rPr>
-                <w:rFonts w:ascii="Times New Roman" w:hAnsi="Times New Roman" w:eastAsia="Times New Roman"/>
+                <w:rFonts w:ascii="Times New Roman" w:hAnsi="Times New Roman" w:eastAsia="Times New Roman" w:cs="Times New Roman"/>
                 <w:b w:val="0"/>
                 <w:i/>
-                <w:sz w:val="24"/>
+                <w:sz w:val="26"/>
                 <w:u w:val="none"/>
+                <w:color w:val="000000"/>
+                <w:szCs w:val="26"/>
               </w:rPr>
               <w:t>(Ký, ghi rõ họ tên)</w:t>
             </w:r>
           </w:p>
-          <w:p/>
-          <w:p/>
-          <w:p/>
-          <w:p/>
+          <w:p>
+            <w:pPr>
+              <w:spacing w:before="0" w:after="0" w:line="40" w:lineRule="exact"/>
+              <w:jc w:val="center"/>
+            </w:pPr>
+          </w:p>
         </w:tc>
       </w:tr>
     </w:tbl>
     <w:sectPr>
+      <w:headerReference w:type="default" r:id="rId9"/>
       <w:pgSz w:w="11906" w:h="16838"/>
-      <w:pgMar w:top="1134" w:right="1134" w:bottom="1134" w:left="1701" w:header="720" w:footer="720" w:gutter="0"/>
+      <w:pgMar w:top="1134" w:right="1134" w:bottom="1134" w:left="1701" w:header="709" w:footer="709" w:gutter="0"/>
       <w:cols w:space="720"/>
       <w:docGrid w:linePitch="360"/>
+      <w:pgNumType w:start="1"/>
+      <w:titlePg/>
     </w:sectPr>
   </w:body>
 </w:document>
+</file>
+
+<file path=word/headerPartnerPageNumber.xml><?xml version="1.0" encoding="utf-8"?>
+<w:hdr xmlns:w="http://schemas.openxmlformats.org/wordprocessingml/2006/main">
+  <w:p>
+    <w:pPr>
+      <w:jc w:val="center"/>
+      <w:spacing w:before="0" w:after="0"/>
+    </w:pPr>
+    <w:r>
+      <w:rPr>
+        <w:rFonts w:ascii="Times New Roman" w:hAnsi="Times New Roman" w:eastAsia="Times New Roman" w:cs="Times New Roman"/>
+        <w:sz w:val="26"/>
+        <w:szCs w:val="26"/>
+        <w:color w:val="000000"/>
+      </w:rPr>
+      <w:fldChar w:fldCharType="begin"/>
+    </w:r>
+    <w:r>
+      <w:rPr>
+        <w:rFonts w:ascii="Times New Roman" w:hAnsi="Times New Roman" w:eastAsia="Times New Roman" w:cs="Times New Roman"/>
+        <w:sz w:val="26"/>
+        <w:szCs w:val="26"/>
+        <w:color w:val="000000"/>
+      </w:rPr>
+      <w:instrText xml:space="preserve"> PAGE </w:instrText>
+    </w:r>
+    <w:r>
+      <w:rPr>
+        <w:rFonts w:ascii="Times New Roman" w:hAnsi="Times New Roman" w:eastAsia="Times New Roman" w:cs="Times New Roman"/>
+        <w:sz w:val="26"/>
+        <w:szCs w:val="26"/>
+        <w:color w:val="000000"/>
+      </w:rPr>
+      <w:fldChar w:fldCharType="end"/>
+    </w:r>
+  </w:p>
+</w:hdr>
 </file>
 
 <file path=word/numbering.xml><?xml version="1.0" encoding="utf-8"?>
@@ -1680,10 +2747,11 @@
   <w:docDefaults>
     <w:rPrDefault>
       <w:rPr>
-        <w:rFonts w:asciiTheme="minorHAnsi" w:eastAsiaTheme="minorEastAsia" w:hAnsiTheme="minorHAnsi" w:cstheme="minorBidi"/>
-        <w:sz w:val="22"/>
-        <w:szCs w:val="22"/>
+        <w:rFonts w:asciiTheme="minorHAnsi" w:eastAsiaTheme="minorEastAsia" w:hAnsiTheme="minorHAnsi" w:cstheme="minorBidi" w:ascii="Times New Roman" w:hAnsi="Times New Roman" w:eastAsia="Times New Roman" w:cs="Times New Roman"/>
+        <w:sz w:val="26"/>
+        <w:szCs w:val="26"/>
         <w:lang w:val="en-US" w:eastAsia="en-US" w:bidi="ar-SA"/>
+        <w:color w:val="000000"/>
       </w:rPr>
     </w:rPrDefault>
     <w:pPrDefault>
@@ -1832,6 +2900,9 @@
     <w:lsdException w:name="TOC Heading" w:uiPriority="39" w:qFormat="1"/>
   </w:latentStyles>
   <w:style w:type="paragraph" w:default="1" w:styleId="Normal">
+    <w:pPr>
+      <w:spacing w:after="120" w:line="300" w:lineRule="exact"/>
+    </w:pPr>
     <w:name w:val="Normal"/>
     <w:qFormat/>
     <w:rsid w:val="00FC693F"/>
@@ -1902,7 +2973,7 @@
       <w:rFonts w:asciiTheme="majorHAnsi" w:eastAsiaTheme="majorEastAsia" w:hAnsiTheme="majorHAnsi" w:cstheme="majorBidi"/>
       <w:b/>
       <w:bCs/>
-      <w:color w:val="365F91" w:themeColor="accent1" w:themeShade="BF"/>
+      <w:color w:val="000000" w:themeShade="BF"/>
       <w:sz w:val="28"/>
       <w:szCs w:val="28"/>
     </w:rPr>
@@ -1926,7 +2997,7 @@
       <w:rFonts w:asciiTheme="majorHAnsi" w:eastAsiaTheme="majorEastAsia" w:hAnsiTheme="majorHAnsi" w:cstheme="majorBidi"/>
       <w:b/>
       <w:bCs/>
-      <w:color w:val="4F81BD" w:themeColor="accent1"/>
+      <w:color w:val="000000"/>
       <w:sz w:val="26"/>
       <w:szCs w:val="26"/>
     </w:rPr>
@@ -1950,7 +3021,7 @@
       <w:rFonts w:asciiTheme="majorHAnsi" w:eastAsiaTheme="majorEastAsia" w:hAnsiTheme="majorHAnsi" w:cstheme="majorBidi"/>
       <w:b/>
       <w:bCs/>
-      <w:color w:val="4F81BD" w:themeColor="accent1"/>
+      <w:color w:val="000000"/>
     </w:rPr>
   </w:style>
   <w:style w:type="paragraph" w:styleId="Heading4">
@@ -1975,7 +3046,7 @@
       <w:bCs/>
       <w:i/>
       <w:iCs/>
-      <w:color w:val="4F81BD" w:themeColor="accent1"/>
+      <w:color w:val="000000"/>
     </w:rPr>
   </w:style>
   <w:style w:type="paragraph" w:styleId="Heading5">
@@ -1996,7 +3067,7 @@
     </w:pPr>
     <w:rPr>
       <w:rFonts w:asciiTheme="majorHAnsi" w:eastAsiaTheme="majorEastAsia" w:hAnsiTheme="majorHAnsi" w:cstheme="majorBidi"/>
-      <w:color w:val="243F60" w:themeColor="accent1" w:themeShade="7F"/>
+      <w:color w:val="000000" w:themeShade="7F"/>
     </w:rPr>
   </w:style>
   <w:style w:type="paragraph" w:styleId="Heading6">
@@ -2019,7 +3090,7 @@
       <w:rFonts w:asciiTheme="majorHAnsi" w:eastAsiaTheme="majorEastAsia" w:hAnsiTheme="majorHAnsi" w:cstheme="majorBidi"/>
       <w:i/>
       <w:iCs/>
-      <w:color w:val="243F60" w:themeColor="accent1" w:themeShade="7F"/>
+      <w:color w:val="000000" w:themeShade="7F"/>
     </w:rPr>
   </w:style>
   <w:style w:type="paragraph" w:styleId="Heading7">
@@ -2042,7 +3113,7 @@
       <w:rFonts w:asciiTheme="majorHAnsi" w:eastAsiaTheme="majorEastAsia" w:hAnsiTheme="majorHAnsi" w:cstheme="majorBidi"/>
       <w:i/>
       <w:iCs/>
-      <w:color w:val="404040" w:themeColor="text1" w:themeTint="BF"/>
+      <w:color w:val="000000" w:themeTint="BF"/>
     </w:rPr>
   </w:style>
   <w:style w:type="paragraph" w:styleId="Heading8">
@@ -2063,7 +3134,7 @@
     </w:pPr>
     <w:rPr>
       <w:rFonts w:asciiTheme="majorHAnsi" w:eastAsiaTheme="majorEastAsia" w:hAnsiTheme="majorHAnsi" w:cstheme="majorBidi"/>
-      <w:color w:val="4F81BD" w:themeColor="accent1"/>
+      <w:color w:val="000000"/>
       <w:sz w:val="20"/>
       <w:szCs w:val="20"/>
     </w:rPr>
@@ -2088,7 +3159,7 @@
       <w:rFonts w:asciiTheme="majorHAnsi" w:eastAsiaTheme="majorEastAsia" w:hAnsiTheme="majorHAnsi" w:cstheme="majorBidi"/>
       <w:i/>
       <w:iCs/>
-      <w:color w:val="404040" w:themeColor="text1" w:themeTint="BF"/>
+      <w:color w:val="000000" w:themeTint="BF"/>
       <w:sz w:val="20"/>
       <w:szCs w:val="20"/>
     </w:rPr>
@@ -2139,7 +3210,7 @@
       <w:rFonts w:asciiTheme="majorHAnsi" w:eastAsiaTheme="majorEastAsia" w:hAnsiTheme="majorHAnsi" w:cstheme="majorBidi"/>
       <w:b/>
       <w:bCs/>
-      <w:color w:val="365F91" w:themeColor="accent1" w:themeShade="BF"/>
+      <w:color w:val="000000" w:themeShade="BF"/>
       <w:sz w:val="28"/>
       <w:szCs w:val="28"/>
     </w:rPr>
@@ -2154,7 +3225,7 @@
       <w:rFonts w:asciiTheme="majorHAnsi" w:eastAsiaTheme="majorEastAsia" w:hAnsiTheme="majorHAnsi" w:cstheme="majorBidi"/>
       <w:b/>
       <w:bCs/>
-      <w:color w:val="4F81BD" w:themeColor="accent1"/>
+      <w:color w:val="000000"/>
       <w:sz w:val="26"/>
       <w:szCs w:val="26"/>
     </w:rPr>
@@ -2169,7 +3240,7 @@
       <w:rFonts w:asciiTheme="majorHAnsi" w:eastAsiaTheme="majorEastAsia" w:hAnsiTheme="majorHAnsi" w:cstheme="majorBidi"/>
       <w:b/>
       <w:bCs/>
-      <w:color w:val="4F81BD" w:themeColor="accent1"/>
+      <w:color w:val="000000"/>
     </w:rPr>
   </w:style>
   <w:style w:type="paragraph" w:styleId="Title">
@@ -2189,7 +3260,7 @@
     </w:pPr>
     <w:rPr>
       <w:rFonts w:asciiTheme="majorHAnsi" w:eastAsiaTheme="majorEastAsia" w:hAnsiTheme="majorHAnsi" w:cstheme="majorBidi"/>
-      <w:color w:val="17365D" w:themeColor="text2" w:themeShade="BF"/>
+      <w:color w:val="000000" w:themeShade="BF"/>
       <w:spacing w:val="5"/>
       <w:kern w:val="28"/>
       <w:sz w:val="52"/>
@@ -2204,7 +3275,7 @@
     <w:rsid w:val="00FC693F"/>
     <w:rPr>
       <w:rFonts w:asciiTheme="majorHAnsi" w:eastAsiaTheme="majorEastAsia" w:hAnsiTheme="majorHAnsi" w:cstheme="majorBidi"/>
-      <w:color w:val="17365D" w:themeColor="text2" w:themeShade="BF"/>
+      <w:color w:val="000000" w:themeShade="BF"/>
       <w:spacing w:val="5"/>
       <w:kern w:val="28"/>
       <w:sz w:val="52"/>
@@ -2228,7 +3299,7 @@
       <w:rFonts w:asciiTheme="majorHAnsi" w:eastAsiaTheme="majorEastAsia" w:hAnsiTheme="majorHAnsi" w:cstheme="majorBidi"/>
       <w:i/>
       <w:iCs/>
-      <w:color w:val="4F81BD" w:themeColor="accent1"/>
+      <w:color w:val="000000"/>
       <w:spacing w:val="15"/>
       <w:sz w:val="24"/>
       <w:szCs w:val="24"/>
@@ -2244,7 +3315,7 @@
       <w:rFonts w:asciiTheme="majorHAnsi" w:eastAsiaTheme="majorEastAsia" w:hAnsiTheme="majorHAnsi" w:cstheme="majorBidi"/>
       <w:i/>
       <w:iCs/>
-      <w:color w:val="4F81BD" w:themeColor="accent1"/>
+      <w:color w:val="000000"/>
       <w:spacing w:val="15"/>
       <w:sz w:val="24"/>
       <w:szCs w:val="24"/>
@@ -2516,7 +3587,7 @@
     <w:rPr>
       <w:i/>
       <w:iCs/>
-      <w:color w:val="000000" w:themeColor="text1"/>
+      <w:color w:val="000000"/>
     </w:rPr>
   </w:style>
   <w:style w:type="character" w:customStyle="1" w:styleId="QuoteChar">
@@ -2528,7 +3599,7 @@
     <w:rPr>
       <w:i/>
       <w:iCs/>
-      <w:color w:val="000000" w:themeColor="text1"/>
+      <w:color w:val="000000"/>
     </w:rPr>
   </w:style>
   <w:style w:type="character" w:customStyle="1" w:styleId="Heading4Char">
@@ -2544,7 +3615,7 @@
       <w:bCs/>
       <w:i/>
       <w:iCs/>
-      <w:color w:val="4F81BD" w:themeColor="accent1"/>
+      <w:color w:val="000000"/>
     </w:rPr>
   </w:style>
   <w:style w:type="character" w:customStyle="1" w:styleId="Heading5Char">
@@ -2556,7 +3627,7 @@
     <w:rsid w:val="00FC693F"/>
     <w:rPr>
       <w:rFonts w:asciiTheme="majorHAnsi" w:eastAsiaTheme="majorEastAsia" w:hAnsiTheme="majorHAnsi" w:cstheme="majorBidi"/>
-      <w:color w:val="243F60" w:themeColor="accent1" w:themeShade="7F"/>
+      <w:color w:val="000000" w:themeShade="7F"/>
     </w:rPr>
   </w:style>
   <w:style w:type="character" w:customStyle="1" w:styleId="Heading6Char">
@@ -2570,7 +3641,7 @@
       <w:rFonts w:asciiTheme="majorHAnsi" w:eastAsiaTheme="majorEastAsia" w:hAnsiTheme="majorHAnsi" w:cstheme="majorBidi"/>
       <w:i/>
       <w:iCs/>
-      <w:color w:val="243F60" w:themeColor="accent1" w:themeShade="7F"/>
+      <w:color w:val="000000" w:themeShade="7F"/>
     </w:rPr>
   </w:style>
   <w:style w:type="character" w:customStyle="1" w:styleId="Heading7Char">
@@ -2584,7 +3655,7 @@
       <w:rFonts w:asciiTheme="majorHAnsi" w:eastAsiaTheme="majorEastAsia" w:hAnsiTheme="majorHAnsi" w:cstheme="majorBidi"/>
       <w:i/>
       <w:iCs/>
-      <w:color w:val="404040" w:themeColor="text1" w:themeTint="BF"/>
+      <w:color w:val="000000" w:themeTint="BF"/>
     </w:rPr>
   </w:style>
   <w:style w:type="character" w:customStyle="1" w:styleId="Heading8Char">
@@ -2596,7 +3667,7 @@
     <w:rsid w:val="00FC693F"/>
     <w:rPr>
       <w:rFonts w:asciiTheme="majorHAnsi" w:eastAsiaTheme="majorEastAsia" w:hAnsiTheme="majorHAnsi" w:cstheme="majorBidi"/>
-      <w:color w:val="4F81BD" w:themeColor="accent1"/>
+      <w:color w:val="000000"/>
       <w:sz w:val="20"/>
       <w:szCs w:val="20"/>
     </w:rPr>
@@ -2612,7 +3683,7 @@
       <w:rFonts w:asciiTheme="majorHAnsi" w:eastAsiaTheme="majorEastAsia" w:hAnsiTheme="majorHAnsi" w:cstheme="majorBidi"/>
       <w:i/>
       <w:iCs/>
-      <w:color w:val="404040" w:themeColor="text1" w:themeTint="BF"/>
+      <w:color w:val="000000" w:themeTint="BF"/>
       <w:sz w:val="20"/>
       <w:szCs w:val="20"/>
     </w:rPr>
@@ -2632,7 +3703,7 @@
     <w:rPr>
       <w:b/>
       <w:bCs/>
-      <w:color w:val="4F81BD" w:themeColor="accent1"/>
+      <w:color w:val="000000"/>
       <w:sz w:val="18"/>
       <w:szCs w:val="18"/>
     </w:rPr>
@@ -2679,7 +3750,7 @@
       <w:bCs/>
       <w:i/>
       <w:iCs/>
-      <w:color w:val="4F81BD" w:themeColor="accent1"/>
+      <w:color w:val="000000"/>
     </w:rPr>
   </w:style>
   <w:style w:type="character" w:customStyle="1" w:styleId="IntenseQuoteChar">
@@ -2693,7 +3764,7 @@
       <w:bCs/>
       <w:i/>
       <w:iCs/>
-      <w:color w:val="4F81BD" w:themeColor="accent1"/>
+      <w:color w:val="000000"/>
     </w:rPr>
   </w:style>
   <w:style w:type="character" w:styleId="SubtleEmphasis">
@@ -2705,7 +3776,7 @@
     <w:rPr>
       <w:i/>
       <w:iCs/>
-      <w:color w:val="808080" w:themeColor="text1" w:themeTint="7F"/>
+      <w:color w:val="000000" w:themeTint="7F"/>
     </w:rPr>
   </w:style>
   <w:style w:type="character" w:styleId="IntenseEmphasis">
@@ -2719,7 +3790,7 @@
       <w:bCs/>
       <w:i/>
       <w:iCs/>
-      <w:color w:val="4F81BD" w:themeColor="accent1"/>
+      <w:color w:val="000000"/>
     </w:rPr>
   </w:style>
   <w:style w:type="character" w:styleId="SubtleReference">
@@ -2730,7 +3801,7 @@
     <w:rsid w:val="00FC693F"/>
     <w:rPr>
       <w:smallCaps/>
-      <w:color w:val="C0504D" w:themeColor="accent2"/>
+      <w:color w:val="000000"/>
       <w:u w:val="single"/>
     </w:rPr>
   </w:style>
@@ -2744,7 +3815,7 @@
       <w:b/>
       <w:bCs/>
       <w:smallCaps/>
-      <w:color w:val="C0504D" w:themeColor="accent2"/>
+      <w:color w:val="000000"/>
       <w:spacing w:val="5"/>
       <w:u w:val="single"/>
     </w:rPr>
@@ -2810,7 +3881,7 @@
       <w:spacing w:after="0" w:line="240" w:lineRule="auto"/>
     </w:pPr>
     <w:rPr>
-      <w:color w:val="000000" w:themeColor="text1" w:themeShade="BF"/>
+      <w:color w:val="000000" w:themeShade="BF"/>
     </w:rPr>
     <w:tblPr>
       <w:tblStyleRowBandSize w:val="1"/>
@@ -2888,7 +3959,6 @@
           <w:insideH w:val="nil"/>
           <w:insideV w:val="nil"/>
         </w:tcBorders>
-        <w:shd w:val="clear" w:color="auto" w:fill="C0C0C0" w:themeFill="text1" w:themeFillTint="3F"/>
       </w:tcPr>
     </w:tblStylePr>
     <w:tblStylePr w:type="band1Horz">
@@ -2900,7 +3970,6 @@
           <w:insideH w:val="nil"/>
           <w:insideV w:val="nil"/>
         </w:tcBorders>
-        <w:shd w:val="clear" w:color="auto" w:fill="C0C0C0" w:themeFill="text1" w:themeFillTint="3F"/>
       </w:tcPr>
     </w:tblStylePr>
   </w:style>
@@ -2913,7 +3982,7 @@
       <w:spacing w:after="0" w:line="240" w:lineRule="auto"/>
     </w:pPr>
     <w:rPr>
-      <w:color w:val="365F91" w:themeColor="accent1" w:themeShade="BF"/>
+      <w:color w:val="000000" w:themeShade="BF"/>
     </w:rPr>
     <w:tblPr>
       <w:tblStyleRowBandSize w:val="1"/>
@@ -2991,7 +4060,6 @@
           <w:insideH w:val="nil"/>
           <w:insideV w:val="nil"/>
         </w:tcBorders>
-        <w:shd w:val="clear" w:color="auto" w:fill="D3DFEE" w:themeFill="accent1" w:themeFillTint="3F"/>
       </w:tcPr>
     </w:tblStylePr>
     <w:tblStylePr w:type="band1Horz">
@@ -3003,7 +4071,6 @@
           <w:insideH w:val="nil"/>
           <w:insideV w:val="nil"/>
         </w:tcBorders>
-        <w:shd w:val="clear" w:color="auto" w:fill="D3DFEE" w:themeFill="accent1" w:themeFillTint="3F"/>
       </w:tcPr>
     </w:tblStylePr>
   </w:style>
@@ -3016,7 +4083,7 @@
       <w:spacing w:after="0" w:line="240" w:lineRule="auto"/>
     </w:pPr>
     <w:rPr>
-      <w:color w:val="943634" w:themeColor="accent2" w:themeShade="BF"/>
+      <w:color w:val="000000" w:themeShade="BF"/>
     </w:rPr>
     <w:tblPr>
       <w:tblStyleRowBandSize w:val="1"/>
@@ -3094,7 +4161,6 @@
           <w:insideH w:val="nil"/>
           <w:insideV w:val="nil"/>
         </w:tcBorders>
-        <w:shd w:val="clear" w:color="auto" w:fill="EFD3D2" w:themeFill="accent2" w:themeFillTint="3F"/>
       </w:tcPr>
     </w:tblStylePr>
     <w:tblStylePr w:type="band1Horz">
@@ -3106,7 +4172,6 @@
           <w:insideH w:val="nil"/>
           <w:insideV w:val="nil"/>
         </w:tcBorders>
-        <w:shd w:val="clear" w:color="auto" w:fill="EFD3D2" w:themeFill="accent2" w:themeFillTint="3F"/>
       </w:tcPr>
     </w:tblStylePr>
   </w:style>
@@ -3119,7 +4184,7 @@
       <w:spacing w:after="0" w:line="240" w:lineRule="auto"/>
     </w:pPr>
     <w:rPr>
-      <w:color w:val="76923C" w:themeColor="accent3" w:themeShade="BF"/>
+      <w:color w:val="000000" w:themeShade="BF"/>
     </w:rPr>
     <w:tblPr>
       <w:tblStyleRowBandSize w:val="1"/>
@@ -3197,7 +4262,6 @@
           <w:insideH w:val="nil"/>
           <w:insideV w:val="nil"/>
         </w:tcBorders>
-        <w:shd w:val="clear" w:color="auto" w:fill="E6EED5" w:themeFill="accent3" w:themeFillTint="3F"/>
       </w:tcPr>
     </w:tblStylePr>
     <w:tblStylePr w:type="band1Horz">
@@ -3209,7 +4273,6 @@
           <w:insideH w:val="nil"/>
           <w:insideV w:val="nil"/>
         </w:tcBorders>
-        <w:shd w:val="clear" w:color="auto" w:fill="E6EED5" w:themeFill="accent3" w:themeFillTint="3F"/>
       </w:tcPr>
     </w:tblStylePr>
   </w:style>
@@ -3222,7 +4285,7 @@
       <w:spacing w:after="0" w:line="240" w:lineRule="auto"/>
     </w:pPr>
     <w:rPr>
-      <w:color w:val="5F497A" w:themeColor="accent4" w:themeShade="BF"/>
+      <w:color w:val="000000" w:themeShade="BF"/>
     </w:rPr>
     <w:tblPr>
       <w:tblStyleRowBandSize w:val="1"/>
@@ -3300,7 +4363,6 @@
           <w:insideH w:val="nil"/>
           <w:insideV w:val="nil"/>
         </w:tcBorders>
-        <w:shd w:val="clear" w:color="auto" w:fill="DFD8E8" w:themeFill="accent4" w:themeFillTint="3F"/>
       </w:tcPr>
     </w:tblStylePr>
     <w:tblStylePr w:type="band1Horz">
@@ -3312,7 +4374,6 @@
           <w:insideH w:val="nil"/>
           <w:insideV w:val="nil"/>
         </w:tcBorders>
-        <w:shd w:val="clear" w:color="auto" w:fill="DFD8E8" w:themeFill="accent4" w:themeFillTint="3F"/>
       </w:tcPr>
     </w:tblStylePr>
   </w:style>
@@ -3325,7 +4386,7 @@
       <w:spacing w:after="0" w:line="240" w:lineRule="auto"/>
     </w:pPr>
     <w:rPr>
-      <w:color w:val="31849B" w:themeColor="accent5" w:themeShade="BF"/>
+      <w:color w:val="000000" w:themeShade="BF"/>
     </w:rPr>
     <w:tblPr>
       <w:tblStyleRowBandSize w:val="1"/>
@@ -3403,7 +4464,6 @@
           <w:insideH w:val="nil"/>
           <w:insideV w:val="nil"/>
         </w:tcBorders>
-        <w:shd w:val="clear" w:color="auto" w:fill="D2EAF1" w:themeFill="accent5" w:themeFillTint="3F"/>
       </w:tcPr>
     </w:tblStylePr>
     <w:tblStylePr w:type="band1Horz">
@@ -3415,7 +4475,6 @@
           <w:insideH w:val="nil"/>
           <w:insideV w:val="nil"/>
         </w:tcBorders>
-        <w:shd w:val="clear" w:color="auto" w:fill="D2EAF1" w:themeFill="accent5" w:themeFillTint="3F"/>
       </w:tcPr>
     </w:tblStylePr>
   </w:style>
@@ -3428,7 +4487,7 @@
       <w:spacing w:after="0" w:line="240" w:lineRule="auto"/>
     </w:pPr>
     <w:rPr>
-      <w:color w:val="E36C0A" w:themeColor="accent6" w:themeShade="BF"/>
+      <w:color w:val="000000" w:themeShade="BF"/>
     </w:rPr>
     <w:tblPr>
       <w:tblStyleRowBandSize w:val="1"/>
@@ -3506,7 +4565,6 @@
           <w:insideH w:val="nil"/>
           <w:insideV w:val="nil"/>
         </w:tcBorders>
-        <w:shd w:val="clear" w:color="auto" w:fill="FDE4D0" w:themeFill="accent6" w:themeFillTint="3F"/>
       </w:tcPr>
     </w:tblStylePr>
     <w:tblStylePr w:type="band1Horz">
@@ -3518,7 +4576,6 @@
           <w:insideH w:val="nil"/>
           <w:insideV w:val="nil"/>
         </w:tcBorders>
-        <w:shd w:val="clear" w:color="auto" w:fill="FDE4D0" w:themeFill="accent6" w:themeFillTint="3F"/>
       </w:tcPr>
     </w:tblStylePr>
   </w:style>
@@ -3554,12 +4611,10 @@
       <w:rPr>
         <w:b/>
         <w:bCs/>
-        <w:color w:val="FFFFFF" w:themeColor="background1"/>
-      </w:rPr>
-      <w:tblPr/>
-      <w:tcPr>
-        <w:shd w:val="clear" w:color="auto" w:fill="000000" w:themeFill="text1"/>
-      </w:tcPr>
+        <w:color w:val="000000"/>
+      </w:rPr>
+      <w:tblPr/>
+      <w:tcPr/>
     </w:tblStylePr>
     <w:tblStylePr w:type="lastRow">
       <w:pPr>
@@ -3646,12 +4701,10 @@
       <w:rPr>
         <w:b/>
         <w:bCs/>
-        <w:color w:val="FFFFFF" w:themeColor="background1"/>
-      </w:rPr>
-      <w:tblPr/>
-      <w:tcPr>
-        <w:shd w:val="clear" w:color="auto" w:fill="4F81BD" w:themeFill="accent1"/>
-      </w:tcPr>
+        <w:color w:val="000000"/>
+      </w:rPr>
+      <w:tblPr/>
+      <w:tcPr/>
     </w:tblStylePr>
     <w:tblStylePr w:type="lastRow">
       <w:pPr>
@@ -3738,12 +4791,10 @@
       <w:rPr>
         <w:b/>
         <w:bCs/>
-        <w:color w:val="FFFFFF" w:themeColor="background1"/>
-      </w:rPr>
-      <w:tblPr/>
-      <w:tcPr>
-        <w:shd w:val="clear" w:color="auto" w:fill="C0504D" w:themeFill="accent2"/>
-      </w:tcPr>
+        <w:color w:val="000000"/>
+      </w:rPr>
+      <w:tblPr/>
+      <w:tcPr/>
     </w:tblStylePr>
     <w:tblStylePr w:type="lastRow">
       <w:pPr>
@@ -3830,12 +4881,10 @@
       <w:rPr>
         <w:b/>
         <w:bCs/>
-        <w:color w:val="FFFFFF" w:themeColor="background1"/>
-      </w:rPr>
-      <w:tblPr/>
-      <w:tcPr>
-        <w:shd w:val="clear" w:color="auto" w:fill="9BBB59" w:themeFill="accent3"/>
-      </w:tcPr>
+        <w:color w:val="000000"/>
+      </w:rPr>
+      <w:tblPr/>
+      <w:tcPr/>
     </w:tblStylePr>
     <w:tblStylePr w:type="lastRow">
       <w:pPr>
@@ -3922,12 +4971,10 @@
       <w:rPr>
         <w:b/>
         <w:bCs/>
-        <w:color w:val="FFFFFF" w:themeColor="background1"/>
-      </w:rPr>
-      <w:tblPr/>
-      <w:tcPr>
-        <w:shd w:val="clear" w:color="auto" w:fill="8064A2" w:themeFill="accent4"/>
-      </w:tcPr>
+        <w:color w:val="000000"/>
+      </w:rPr>
+      <w:tblPr/>
+      <w:tcPr/>
     </w:tblStylePr>
     <w:tblStylePr w:type="lastRow">
       <w:pPr>
@@ -4014,12 +5061,10 @@
       <w:rPr>
         <w:b/>
         <w:bCs/>
-        <w:color w:val="FFFFFF" w:themeColor="background1"/>
-      </w:rPr>
-      <w:tblPr/>
-      <w:tcPr>
-        <w:shd w:val="clear" w:color="auto" w:fill="4BACC6" w:themeFill="accent5"/>
-      </w:tcPr>
+        <w:color w:val="000000"/>
+      </w:rPr>
+      <w:tblPr/>
+      <w:tcPr/>
     </w:tblStylePr>
     <w:tblStylePr w:type="lastRow">
       <w:pPr>
@@ -4106,12 +5151,10 @@
       <w:rPr>
         <w:b/>
         <w:bCs/>
-        <w:color w:val="FFFFFF" w:themeColor="background1"/>
-      </w:rPr>
-      <w:tblPr/>
-      <w:tcPr>
-        <w:shd w:val="clear" w:color="auto" w:fill="F79646" w:themeFill="accent6"/>
-      </w:tcPr>
+        <w:color w:val="000000"/>
+      </w:rPr>
+      <w:tblPr/>
+      <w:tcPr/>
     </w:tblStylePr>
     <w:tblStylePr w:type="lastRow">
       <w:pPr>
@@ -4267,7 +5310,6 @@
           <w:bottom w:val="single" w:sz="8" w:space="0" w:color="000000" w:themeColor="text1"/>
           <w:right w:val="single" w:sz="8" w:space="0" w:color="000000" w:themeColor="text1"/>
         </w:tcBorders>
-        <w:shd w:val="clear" w:color="auto" w:fill="C0C0C0" w:themeFill="text1" w:themeFillTint="3F"/>
       </w:tcPr>
     </w:tblStylePr>
     <w:tblStylePr w:type="band1Horz">
@@ -4280,7 +5322,6 @@
           <w:right w:val="single" w:sz="8" w:space="0" w:color="000000" w:themeColor="text1"/>
           <w:insideV w:val="single" w:sz="8" w:space="0" w:color="000000" w:themeColor="text1"/>
         </w:tcBorders>
-        <w:shd w:val="clear" w:color="auto" w:fill="C0C0C0" w:themeFill="text1" w:themeFillTint="3F"/>
       </w:tcPr>
     </w:tblStylePr>
     <w:tblStylePr w:type="band2Horz">
@@ -4397,7 +5438,6 @@
           <w:bottom w:val="single" w:sz="8" w:space="0" w:color="4F81BD" w:themeColor="accent1"/>
           <w:right w:val="single" w:sz="8" w:space="0" w:color="4F81BD" w:themeColor="accent1"/>
         </w:tcBorders>
-        <w:shd w:val="clear" w:color="auto" w:fill="D3DFEE" w:themeFill="accent1" w:themeFillTint="3F"/>
       </w:tcPr>
     </w:tblStylePr>
     <w:tblStylePr w:type="band1Horz">
@@ -4410,7 +5450,6 @@
           <w:right w:val="single" w:sz="8" w:space="0" w:color="4F81BD" w:themeColor="accent1"/>
           <w:insideV w:val="single" w:sz="8" w:space="0" w:color="4F81BD" w:themeColor="accent1"/>
         </w:tcBorders>
-        <w:shd w:val="clear" w:color="auto" w:fill="D3DFEE" w:themeFill="accent1" w:themeFillTint="3F"/>
       </w:tcPr>
     </w:tblStylePr>
     <w:tblStylePr w:type="band2Horz">
@@ -4527,7 +5566,6 @@
           <w:bottom w:val="single" w:sz="8" w:space="0" w:color="C0504D" w:themeColor="accent2"/>
           <w:right w:val="single" w:sz="8" w:space="0" w:color="C0504D" w:themeColor="accent2"/>
         </w:tcBorders>
-        <w:shd w:val="clear" w:color="auto" w:fill="EFD3D2" w:themeFill="accent2" w:themeFillTint="3F"/>
       </w:tcPr>
     </w:tblStylePr>
     <w:tblStylePr w:type="band1Horz">
@@ -4540,7 +5578,6 @@
           <w:right w:val="single" w:sz="8" w:space="0" w:color="C0504D" w:themeColor="accent2"/>
           <w:insideV w:val="single" w:sz="8" w:space="0" w:color="C0504D" w:themeColor="accent2"/>
         </w:tcBorders>
-        <w:shd w:val="clear" w:color="auto" w:fill="EFD3D2" w:themeFill="accent2" w:themeFillTint="3F"/>
       </w:tcPr>
     </w:tblStylePr>
     <w:tblStylePr w:type="band2Horz">
@@ -4657,7 +5694,6 @@
           <w:bottom w:val="single" w:sz="8" w:space="0" w:color="9BBB59" w:themeColor="accent3"/>
           <w:right w:val="single" w:sz="8" w:space="0" w:color="9BBB59" w:themeColor="accent3"/>
         </w:tcBorders>
-        <w:shd w:val="clear" w:color="auto" w:fill="E6EED5" w:themeFill="accent3" w:themeFillTint="3F"/>
       </w:tcPr>
     </w:tblStylePr>
     <w:tblStylePr w:type="band1Horz">
@@ -4670,7 +5706,6 @@
           <w:right w:val="single" w:sz="8" w:space="0" w:color="9BBB59" w:themeColor="accent3"/>
           <w:insideV w:val="single" w:sz="8" w:space="0" w:color="9BBB59" w:themeColor="accent3"/>
         </w:tcBorders>
-        <w:shd w:val="clear" w:color="auto" w:fill="E6EED5" w:themeFill="accent3" w:themeFillTint="3F"/>
       </w:tcPr>
     </w:tblStylePr>
     <w:tblStylePr w:type="band2Horz">
@@ -4787,7 +5822,6 @@
           <w:bottom w:val="single" w:sz="8" w:space="0" w:color="8064A2" w:themeColor="accent4"/>
           <w:right w:val="single" w:sz="8" w:space="0" w:color="8064A2" w:themeColor="accent4"/>
         </w:tcBorders>
-        <w:shd w:val="clear" w:color="auto" w:fill="DFD8E8" w:themeFill="accent4" w:themeFillTint="3F"/>
       </w:tcPr>
     </w:tblStylePr>
     <w:tblStylePr w:type="band1Horz">
@@ -4800,7 +5834,6 @@
           <w:right w:val="single" w:sz="8" w:space="0" w:color="8064A2" w:themeColor="accent4"/>
           <w:insideV w:val="single" w:sz="8" w:space="0" w:color="8064A2" w:themeColor="accent4"/>
         </w:tcBorders>
-        <w:shd w:val="clear" w:color="auto" w:fill="DFD8E8" w:themeFill="accent4" w:themeFillTint="3F"/>
       </w:tcPr>
     </w:tblStylePr>
     <w:tblStylePr w:type="band2Horz">
@@ -4917,7 +5950,6 @@
           <w:bottom w:val="single" w:sz="8" w:space="0" w:color="4BACC6" w:themeColor="accent5"/>
           <w:right w:val="single" w:sz="8" w:space="0" w:color="4BACC6" w:themeColor="accent5"/>
         </w:tcBorders>
-        <w:shd w:val="clear" w:color="auto" w:fill="D2EAF1" w:themeFill="accent5" w:themeFillTint="3F"/>
       </w:tcPr>
     </w:tblStylePr>
     <w:tblStylePr w:type="band1Horz">
@@ -4930,7 +5962,6 @@
           <w:right w:val="single" w:sz="8" w:space="0" w:color="4BACC6" w:themeColor="accent5"/>
           <w:insideV w:val="single" w:sz="8" w:space="0" w:color="4BACC6" w:themeColor="accent5"/>
         </w:tcBorders>
-        <w:shd w:val="clear" w:color="auto" w:fill="D2EAF1" w:themeFill="accent5" w:themeFillTint="3F"/>
       </w:tcPr>
     </w:tblStylePr>
     <w:tblStylePr w:type="band2Horz">
@@ -5047,7 +6078,6 @@
           <w:bottom w:val="single" w:sz="8" w:space="0" w:color="F79646" w:themeColor="accent6"/>
           <w:right w:val="single" w:sz="8" w:space="0" w:color="F79646" w:themeColor="accent6"/>
         </w:tcBorders>
-        <w:shd w:val="clear" w:color="auto" w:fill="FDE4D0" w:themeFill="accent6" w:themeFillTint="3F"/>
       </w:tcPr>
     </w:tblStylePr>
     <w:tblStylePr w:type="band1Horz">
@@ -5060,7 +6090,6 @@
           <w:right w:val="single" w:sz="8" w:space="0" w:color="F79646" w:themeColor="accent6"/>
           <w:insideV w:val="single" w:sz="8" w:space="0" w:color="F79646" w:themeColor="accent6"/>
         </w:tcBorders>
-        <w:shd w:val="clear" w:color="auto" w:fill="FDE4D0" w:themeFill="accent6" w:themeFillTint="3F"/>
       </w:tcPr>
     </w:tblStylePr>
     <w:tblStylePr w:type="band2Horz">
@@ -5109,7 +6138,7 @@
       <w:rPr>
         <w:b/>
         <w:bCs/>
-        <w:color w:val="FFFFFF" w:themeColor="background1"/>
+        <w:color w:val="000000"/>
       </w:rPr>
       <w:tblPr/>
       <w:tcPr>
@@ -5121,7 +6150,6 @@
           <w:insideH w:val="nil"/>
           <w:insideV w:val="nil"/>
         </w:tcBorders>
-        <w:shd w:val="clear" w:color="auto" w:fill="000000" w:themeFill="text1"/>
       </w:tcPr>
     </w:tblStylePr>
     <w:tblStylePr w:type="lastRow">
@@ -5158,9 +6186,7 @@
     </w:tblStylePr>
     <w:tblStylePr w:type="band1Vert">
       <w:tblPr/>
-      <w:tcPr>
-        <w:shd w:val="clear" w:color="auto" w:fill="C0C0C0" w:themeFill="text1" w:themeFillTint="3F"/>
-      </w:tcPr>
+      <w:tcPr/>
     </w:tblStylePr>
     <w:tblStylePr w:type="band1Horz">
       <w:tblPr/>
@@ -5169,7 +6195,6 @@
           <w:insideH w:val="nil"/>
           <w:insideV w:val="nil"/>
         </w:tcBorders>
-        <w:shd w:val="clear" w:color="auto" w:fill="C0C0C0" w:themeFill="text1" w:themeFillTint="3F"/>
       </w:tcPr>
     </w:tblStylePr>
     <w:tblStylePr w:type="band2Horz">
@@ -5215,7 +6240,7 @@
       <w:rPr>
         <w:b/>
         <w:bCs/>
-        <w:color w:val="FFFFFF" w:themeColor="background1"/>
+        <w:color w:val="000000"/>
       </w:rPr>
       <w:tblPr/>
       <w:tcPr>
@@ -5227,7 +6252,6 @@
           <w:insideH w:val="nil"/>
           <w:insideV w:val="nil"/>
         </w:tcBorders>
-        <w:shd w:val="clear" w:color="auto" w:fill="4F81BD" w:themeFill="accent1"/>
       </w:tcPr>
     </w:tblStylePr>
     <w:tblStylePr w:type="lastRow">
@@ -5264,9 +6288,7 @@
     </w:tblStylePr>
     <w:tblStylePr w:type="band1Vert">
       <w:tblPr/>
-      <w:tcPr>
-        <w:shd w:val="clear" w:color="auto" w:fill="D3DFEE" w:themeFill="accent1" w:themeFillTint="3F"/>
-      </w:tcPr>
+      <w:tcPr/>
     </w:tblStylePr>
     <w:tblStylePr w:type="band1Horz">
       <w:tblPr/>
@@ -5275,7 +6297,6 @@
           <w:insideH w:val="nil"/>
           <w:insideV w:val="nil"/>
         </w:tcBorders>
-        <w:shd w:val="clear" w:color="auto" w:fill="D3DFEE" w:themeFill="accent1" w:themeFillTint="3F"/>
       </w:tcPr>
     </w:tblStylePr>
     <w:tblStylePr w:type="band2Horz">
@@ -5321,7 +6342,7 @@
       <w:rPr>
         <w:b/>
         <w:bCs/>
-        <w:color w:val="FFFFFF" w:themeColor="background1"/>
+        <w:color w:val="000000"/>
       </w:rPr>
       <w:tblPr/>
       <w:tcPr>
@@ -5333,7 +6354,6 @@
           <w:insideH w:val="nil"/>
           <w:insideV w:val="nil"/>
         </w:tcBorders>
-        <w:shd w:val="clear" w:color="auto" w:fill="C0504D" w:themeFill="accent2"/>
       </w:tcPr>
     </w:tblStylePr>
     <w:tblStylePr w:type="lastRow">
@@ -5370,9 +6390,7 @@
     </w:tblStylePr>
     <w:tblStylePr w:type="band1Vert">
       <w:tblPr/>
-      <w:tcPr>
-        <w:shd w:val="clear" w:color="auto" w:fill="EFD3D2" w:themeFill="accent2" w:themeFillTint="3F"/>
-      </w:tcPr>
+      <w:tcPr/>
     </w:tblStylePr>
     <w:tblStylePr w:type="band1Horz">
       <w:tblPr/>
@@ -5381,7 +6399,6 @@
           <w:insideH w:val="nil"/>
           <w:insideV w:val="nil"/>
         </w:tcBorders>
-        <w:shd w:val="clear" w:color="auto" w:fill="EFD3D2" w:themeFill="accent2" w:themeFillTint="3F"/>
       </w:tcPr>
     </w:tblStylePr>
     <w:tblStylePr w:type="band2Horz">
@@ -5427,7 +6444,7 @@
       <w:rPr>
         <w:b/>
         <w:bCs/>
-        <w:color w:val="FFFFFF" w:themeColor="background1"/>
+        <w:color w:val="000000"/>
       </w:rPr>
       <w:tblPr/>
       <w:tcPr>
@@ -5439,7 +6456,6 @@
           <w:insideH w:val="nil"/>
           <w:insideV w:val="nil"/>
         </w:tcBorders>
-        <w:shd w:val="clear" w:color="auto" w:fill="9BBB59" w:themeFill="accent3"/>
       </w:tcPr>
     </w:tblStylePr>
     <w:tblStylePr w:type="lastRow">
@@ -5476,9 +6492,7 @@
     </w:tblStylePr>
     <w:tblStylePr w:type="band1Vert">
       <w:tblPr/>
-      <w:tcPr>
-        <w:shd w:val="clear" w:color="auto" w:fill="E6EED5" w:themeFill="accent3" w:themeFillTint="3F"/>
-      </w:tcPr>
+      <w:tcPr/>
     </w:tblStylePr>
     <w:tblStylePr w:type="band1Horz">
       <w:tblPr/>
@@ -5487,7 +6501,6 @@
           <w:insideH w:val="nil"/>
           <w:insideV w:val="nil"/>
         </w:tcBorders>
-        <w:shd w:val="clear" w:color="auto" w:fill="E6EED5" w:themeFill="accent3" w:themeFillTint="3F"/>
       </w:tcPr>
     </w:tblStylePr>
     <w:tblStylePr w:type="band2Horz">
@@ -5533,7 +6546,7 @@
       <w:rPr>
         <w:b/>
         <w:bCs/>
-        <w:color w:val="FFFFFF" w:themeColor="background1"/>
+        <w:color w:val="000000"/>
       </w:rPr>
       <w:tblPr/>
       <w:tcPr>
@@ -5545,7 +6558,6 @@
           <w:insideH w:val="nil"/>
           <w:insideV w:val="nil"/>
         </w:tcBorders>
-        <w:shd w:val="clear" w:color="auto" w:fill="8064A2" w:themeFill="accent4"/>
       </w:tcPr>
     </w:tblStylePr>
     <w:tblStylePr w:type="lastRow">
@@ -5582,9 +6594,7 @@
     </w:tblStylePr>
     <w:tblStylePr w:type="band1Vert">
       <w:tblPr/>
-      <w:tcPr>
-        <w:shd w:val="clear" w:color="auto" w:fill="DFD8E8" w:themeFill="accent4" w:themeFillTint="3F"/>
-      </w:tcPr>
+      <w:tcPr/>
     </w:tblStylePr>
     <w:tblStylePr w:type="band1Horz">
       <w:tblPr/>
@@ -5593,7 +6603,6 @@
           <w:insideH w:val="nil"/>
           <w:insideV w:val="nil"/>
         </w:tcBorders>
-        <w:shd w:val="clear" w:color="auto" w:fill="DFD8E8" w:themeFill="accent4" w:themeFillTint="3F"/>
       </w:tcPr>
     </w:tblStylePr>
     <w:tblStylePr w:type="band2Horz">
@@ -5639,7 +6648,7 @@
       <w:rPr>
         <w:b/>
         <w:bCs/>
-        <w:color w:val="FFFFFF" w:themeColor="background1"/>
+        <w:color w:val="000000"/>
       </w:rPr>
       <w:tblPr/>
       <w:tcPr>
@@ -5651,7 +6660,6 @@
           <w:insideH w:val="nil"/>
           <w:insideV w:val="nil"/>
         </w:tcBorders>
-        <w:shd w:val="clear" w:color="auto" w:fill="4BACC6" w:themeFill="accent5"/>
       </w:tcPr>
     </w:tblStylePr>
     <w:tblStylePr w:type="lastRow">
@@ -5688,9 +6696,7 @@
     </w:tblStylePr>
     <w:tblStylePr w:type="band1Vert">
       <w:tblPr/>
-      <w:tcPr>
-        <w:shd w:val="clear" w:color="auto" w:fill="D2EAF1" w:themeFill="accent5" w:themeFillTint="3F"/>
-      </w:tcPr>
+      <w:tcPr/>
     </w:tblStylePr>
     <w:tblStylePr w:type="band1Horz">
       <w:tblPr/>
@@ -5699,7 +6705,6 @@
           <w:insideH w:val="nil"/>
           <w:insideV w:val="nil"/>
         </w:tcBorders>
-        <w:shd w:val="clear" w:color="auto" w:fill="D2EAF1" w:themeFill="accent5" w:themeFillTint="3F"/>
       </w:tcPr>
     </w:tblStylePr>
     <w:tblStylePr w:type="band2Horz">
@@ -5745,7 +6750,7 @@
       <w:rPr>
         <w:b/>
         <w:bCs/>
-        <w:color w:val="FFFFFF" w:themeColor="background1"/>
+        <w:color w:val="000000"/>
       </w:rPr>
       <w:tblPr/>
       <w:tcPr>
@@ -5757,7 +6762,6 @@
           <w:insideH w:val="nil"/>
           <w:insideV w:val="nil"/>
         </w:tcBorders>
-        <w:shd w:val="clear" w:color="auto" w:fill="F79646" w:themeFill="accent6"/>
       </w:tcPr>
     </w:tblStylePr>
     <w:tblStylePr w:type="lastRow">
@@ -5794,9 +6798,7 @@
     </w:tblStylePr>
     <w:tblStylePr w:type="band1Vert">
       <w:tblPr/>
-      <w:tcPr>
-        <w:shd w:val="clear" w:color="auto" w:fill="FDE4D0" w:themeFill="accent6" w:themeFillTint="3F"/>
-      </w:tcPr>
+      <w:tcPr/>
     </w:tblStylePr>
     <w:tblStylePr w:type="band1Horz">
       <w:tblPr/>
@@ -5805,7 +6807,6 @@
           <w:insideH w:val="nil"/>
           <w:insideV w:val="nil"/>
         </w:tcBorders>
-        <w:shd w:val="clear" w:color="auto" w:fill="FDE4D0" w:themeFill="accent6" w:themeFillTint="3F"/>
       </w:tcPr>
     </w:tblStylePr>
     <w:tblStylePr w:type="band2Horz">
@@ -5848,7 +6849,7 @@
       <w:rPr>
         <w:b/>
         <w:bCs/>
-        <w:color w:val="FFFFFF" w:themeColor="background1"/>
+        <w:color w:val="000000"/>
       </w:rPr>
       <w:tblPr/>
       <w:tcPr>
@@ -5860,7 +6861,6 @@
           <w:insideH w:val="nil"/>
           <w:insideV w:val="nil"/>
         </w:tcBorders>
-        <w:shd w:val="clear" w:color="auto" w:fill="000000" w:themeFill="text1"/>
       </w:tcPr>
     </w:tblStylePr>
     <w:tblStylePr w:type="lastRow">
@@ -5868,7 +6868,7 @@
         <w:spacing w:before="0" w:after="0" w:line="240" w:lineRule="auto"/>
       </w:pPr>
       <w:rPr>
-        <w:color w:val="auto"/>
+        <w:color w:val="000000"/>
       </w:rPr>
       <w:tblPr/>
       <w:tcPr>
@@ -5880,14 +6880,13 @@
           <w:insideH w:val="nil"/>
           <w:insideV w:val="nil"/>
         </w:tcBorders>
-        <w:shd w:val="clear" w:color="auto" w:fill="FFFFFF" w:themeFill="background1"/>
       </w:tcPr>
     </w:tblStylePr>
     <w:tblStylePr w:type="firstCol">
       <w:rPr>
         <w:b/>
         <w:bCs/>
-        <w:color w:val="FFFFFF" w:themeColor="background1"/>
+        <w:color w:val="000000"/>
       </w:rPr>
       <w:tblPr/>
       <w:tcPr>
@@ -5899,24 +6898,22 @@
           <w:insideH w:val="nil"/>
           <w:insideV w:val="nil"/>
         </w:tcBorders>
-        <w:shd w:val="clear" w:color="auto" w:fill="000000" w:themeFill="text1"/>
       </w:tcPr>
     </w:tblStylePr>
     <w:tblStylePr w:type="lastCol">
       <w:rPr>
         <w:b/>
         <w:bCs/>
-        <w:color w:val="FFFFFF" w:themeColor="background1"/>
-      </w:rPr>
-      <w:tblPr/>
-      <w:tcPr>
-        <w:tcBorders>
-          <w:left w:val="nil"/>
-          <w:right w:val="nil"/>
-          <w:insideH w:val="nil"/>
-          <w:insideV w:val="nil"/>
-        </w:tcBorders>
-        <w:shd w:val="clear" w:color="auto" w:fill="000000" w:themeFill="text1"/>
+        <w:color w:val="000000"/>
+      </w:rPr>
+      <w:tblPr/>
+      <w:tcPr>
+        <w:tcBorders>
+          <w:left w:val="nil"/>
+          <w:right w:val="nil"/>
+          <w:insideH w:val="nil"/>
+          <w:insideV w:val="nil"/>
+        </w:tcBorders>
       </w:tcPr>
     </w:tblStylePr>
     <w:tblStylePr w:type="band1Vert">
@@ -5928,14 +6925,11 @@
           <w:insideH w:val="nil"/>
           <w:insideV w:val="nil"/>
         </w:tcBorders>
-        <w:shd w:val="clear" w:color="auto" w:fill="D8D8D8" w:themeFill="background1" w:themeFillShade="D8"/>
       </w:tcPr>
     </w:tblStylePr>
     <w:tblStylePr w:type="band1Horz">
       <w:tblPr/>
-      <w:tcPr>
-        <w:shd w:val="clear" w:color="auto" w:fill="D8D8D8" w:themeFill="background1" w:themeFillShade="D8"/>
-      </w:tcPr>
+      <w:tcPr/>
     </w:tblStylePr>
     <w:tblStylePr w:type="neCell">
       <w:tblPr/>
@@ -5952,7 +6946,7 @@
     </w:tblStylePr>
     <w:tblStylePr w:type="nwCell">
       <w:rPr>
-        <w:color w:val="FFFFFF" w:themeColor="background1"/>
+        <w:color w:val="000000"/>
       </w:rPr>
       <w:tblPr/>
       <w:tcPr>
@@ -5997,7 +6991,7 @@
       <w:rPr>
         <w:b/>
         <w:bCs/>
-        <w:color w:val="FFFFFF" w:themeColor="background1"/>
+        <w:color w:val="000000"/>
       </w:rPr>
       <w:tblPr/>
       <w:tcPr>
@@ -6009,7 +7003,6 @@
           <w:insideH w:val="nil"/>
           <w:insideV w:val="nil"/>
         </w:tcBorders>
-        <w:shd w:val="clear" w:color="auto" w:fill="4F81BD" w:themeFill="accent1"/>
       </w:tcPr>
     </w:tblStylePr>
     <w:tblStylePr w:type="lastRow">
@@ -6017,7 +7010,7 @@
         <w:spacing w:before="0" w:after="0" w:line="240" w:lineRule="auto"/>
       </w:pPr>
       <w:rPr>
-        <w:color w:val="auto"/>
+        <w:color w:val="000000"/>
       </w:rPr>
       <w:tblPr/>
       <w:tcPr>
@@ -6029,14 +7022,13 @@
           <w:insideH w:val="nil"/>
           <w:insideV w:val="nil"/>
         </w:tcBorders>
-        <w:shd w:val="clear" w:color="auto" w:fill="FFFFFF" w:themeFill="background1"/>
       </w:tcPr>
     </w:tblStylePr>
     <w:tblStylePr w:type="firstCol">
       <w:rPr>
         <w:b/>
         <w:bCs/>
-        <w:color w:val="FFFFFF" w:themeColor="background1"/>
+        <w:color w:val="000000"/>
       </w:rPr>
       <w:tblPr/>
       <w:tcPr>
@@ -6048,24 +7040,22 @@
           <w:insideH w:val="nil"/>
           <w:insideV w:val="nil"/>
         </w:tcBorders>
-        <w:shd w:val="clear" w:color="auto" w:fill="4F81BD" w:themeFill="accent1"/>
       </w:tcPr>
     </w:tblStylePr>
     <w:tblStylePr w:type="lastCol">
       <w:rPr>
         <w:b/>
         <w:bCs/>
-        <w:color w:val="FFFFFF" w:themeColor="background1"/>
-      </w:rPr>
-      <w:tblPr/>
-      <w:tcPr>
-        <w:tcBorders>
-          <w:left w:val="nil"/>
-          <w:right w:val="nil"/>
-          <w:insideH w:val="nil"/>
-          <w:insideV w:val="nil"/>
-        </w:tcBorders>
-        <w:shd w:val="clear" w:color="auto" w:fill="4F81BD" w:themeFill="accent1"/>
+        <w:color w:val="000000"/>
+      </w:rPr>
+      <w:tblPr/>
+      <w:tcPr>
+        <w:tcBorders>
+          <w:left w:val="nil"/>
+          <w:right w:val="nil"/>
+          <w:insideH w:val="nil"/>
+          <w:insideV w:val="nil"/>
+        </w:tcBorders>
       </w:tcPr>
     </w:tblStylePr>
     <w:tblStylePr w:type="band1Vert">
@@ -6077,14 +7067,11 @@
           <w:insideH w:val="nil"/>
           <w:insideV w:val="nil"/>
         </w:tcBorders>
-        <w:shd w:val="clear" w:color="auto" w:fill="D8D8D8" w:themeFill="background1" w:themeFillShade="D8"/>
       </w:tcPr>
     </w:tblStylePr>
     <w:tblStylePr w:type="band1Horz">
       <w:tblPr/>
-      <w:tcPr>
-        <w:shd w:val="clear" w:color="auto" w:fill="D8D8D8" w:themeFill="background1" w:themeFillShade="D8"/>
-      </w:tcPr>
+      <w:tcPr/>
     </w:tblStylePr>
     <w:tblStylePr w:type="neCell">
       <w:tblPr/>
@@ -6101,7 +7088,7 @@
     </w:tblStylePr>
     <w:tblStylePr w:type="nwCell">
       <w:rPr>
-        <w:color w:val="FFFFFF" w:themeColor="background1"/>
+        <w:color w:val="000000"/>
       </w:rPr>
       <w:tblPr/>
       <w:tcPr>
@@ -6146,7 +7133,7 @@
       <w:rPr>
         <w:b/>
         <w:bCs/>
-        <w:color w:val="FFFFFF" w:themeColor="background1"/>
+        <w:color w:val="000000"/>
       </w:rPr>
       <w:tblPr/>
       <w:tcPr>
@@ -6158,7 +7145,6 @@
           <w:insideH w:val="nil"/>
           <w:insideV w:val="nil"/>
         </w:tcBorders>
-        <w:shd w:val="clear" w:color="auto" w:fill="C0504D" w:themeFill="accent2"/>
       </w:tcPr>
     </w:tblStylePr>
     <w:tblStylePr w:type="lastRow">
@@ -6166,7 +7152,7 @@
         <w:spacing w:before="0" w:after="0" w:line="240" w:lineRule="auto"/>
       </w:pPr>
       <w:rPr>
-        <w:color w:val="auto"/>
+        <w:color w:val="000000"/>
       </w:rPr>
       <w:tblPr/>
       <w:tcPr>
@@ -6178,14 +7164,13 @@
           <w:insideH w:val="nil"/>
           <w:insideV w:val="nil"/>
         </w:tcBorders>
-        <w:shd w:val="clear" w:color="auto" w:fill="FFFFFF" w:themeFill="background1"/>
       </w:tcPr>
     </w:tblStylePr>
     <w:tblStylePr w:type="firstCol">
       <w:rPr>
         <w:b/>
         <w:bCs/>
-        <w:color w:val="FFFFFF" w:themeColor="background1"/>
+        <w:color w:val="000000"/>
       </w:rPr>
       <w:tblPr/>
       <w:tcPr>
@@ -6197,24 +7182,22 @@
           <w:insideH w:val="nil"/>
           <w:insideV w:val="nil"/>
         </w:tcBorders>
-        <w:shd w:val="clear" w:color="auto" w:fill="C0504D" w:themeFill="accent2"/>
       </w:tcPr>
     </w:tblStylePr>
     <w:tblStylePr w:type="lastCol">
       <w:rPr>
         <w:b/>
         <w:bCs/>
-        <w:color w:val="FFFFFF" w:themeColor="background1"/>
-      </w:rPr>
-      <w:tblPr/>
-      <w:tcPr>
-        <w:tcBorders>
-          <w:left w:val="nil"/>
-          <w:right w:val="nil"/>
-          <w:insideH w:val="nil"/>
-          <w:insideV w:val="nil"/>
-        </w:tcBorders>
-        <w:shd w:val="clear" w:color="auto" w:fill="C0504D" w:themeFill="accent2"/>
+        <w:color w:val="000000"/>
+      </w:rPr>
+      <w:tblPr/>
+      <w:tcPr>
+        <w:tcBorders>
+          <w:left w:val="nil"/>
+          <w:right w:val="nil"/>
+          <w:insideH w:val="nil"/>
+          <w:insideV w:val="nil"/>
+        </w:tcBorders>
       </w:tcPr>
     </w:tblStylePr>
     <w:tblStylePr w:type="band1Vert">
@@ -6226,14 +7209,11 @@
           <w:insideH w:val="nil"/>
           <w:insideV w:val="nil"/>
         </w:tcBorders>
-        <w:shd w:val="clear" w:color="auto" w:fill="D8D8D8" w:themeFill="background1" w:themeFillShade="D8"/>
       </w:tcPr>
     </w:tblStylePr>
     <w:tblStylePr w:type="band1Horz">
       <w:tblPr/>
-      <w:tcPr>
-        <w:shd w:val="clear" w:color="auto" w:fill="D8D8D8" w:themeFill="background1" w:themeFillShade="D8"/>
-      </w:tcPr>
+      <w:tcPr/>
     </w:tblStylePr>
     <w:tblStylePr w:type="neCell">
       <w:tblPr/>
@@ -6250,7 +7230,7 @@
     </w:tblStylePr>
     <w:tblStylePr w:type="nwCell">
       <w:rPr>
-        <w:color w:val="FFFFFF" w:themeColor="background1"/>
+        <w:color w:val="000000"/>
       </w:rPr>
       <w:tblPr/>
       <w:tcPr>
@@ -6295,7 +7275,7 @@
       <w:rPr>
         <w:b/>
         <w:bCs/>
-        <w:color w:val="FFFFFF" w:themeColor="background1"/>
+        <w:color w:val="000000"/>
       </w:rPr>
       <w:tblPr/>
       <w:tcPr>
@@ -6307,7 +7287,6 @@
           <w:insideH w:val="nil"/>
           <w:insideV w:val="nil"/>
         </w:tcBorders>
-        <w:shd w:val="clear" w:color="auto" w:fill="9BBB59" w:themeFill="accent3"/>
       </w:tcPr>
     </w:tblStylePr>
     <w:tblStylePr w:type="lastRow">
@@ -6315,7 +7294,7 @@
         <w:spacing w:before="0" w:after="0" w:line="240" w:lineRule="auto"/>
       </w:pPr>
       <w:rPr>
-        <w:color w:val="auto"/>
+        <w:color w:val="000000"/>
       </w:rPr>
       <w:tblPr/>
       <w:tcPr>
@@ -6327,14 +7306,13 @@
           <w:insideH w:val="nil"/>
           <w:insideV w:val="nil"/>
         </w:tcBorders>
-        <w:shd w:val="clear" w:color="auto" w:fill="FFFFFF" w:themeFill="background1"/>
       </w:tcPr>
     </w:tblStylePr>
     <w:tblStylePr w:type="firstCol">
       <w:rPr>
         <w:b/>
         <w:bCs/>
-        <w:color w:val="FFFFFF" w:themeColor="background1"/>
+        <w:color w:val="000000"/>
       </w:rPr>
       <w:tblPr/>
       <w:tcPr>
@@ -6346,24 +7324,22 @@
           <w:insideH w:val="nil"/>
           <w:insideV w:val="nil"/>
         </w:tcBorders>
-        <w:shd w:val="clear" w:color="auto" w:fill="9BBB59" w:themeFill="accent3"/>
       </w:tcPr>
     </w:tblStylePr>
     <w:tblStylePr w:type="lastCol">
       <w:rPr>
         <w:b/>
         <w:bCs/>
-        <w:color w:val="FFFFFF" w:themeColor="background1"/>
-      </w:rPr>
-      <w:tblPr/>
-      <w:tcPr>
-        <w:tcBorders>
-          <w:left w:val="nil"/>
-          <w:right w:val="nil"/>
-          <w:insideH w:val="nil"/>
-          <w:insideV w:val="nil"/>
-        </w:tcBorders>
-        <w:shd w:val="clear" w:color="auto" w:fill="9BBB59" w:themeFill="accent3"/>
+        <w:color w:val="000000"/>
+      </w:rPr>
+      <w:tblPr/>
+      <w:tcPr>
+        <w:tcBorders>
+          <w:left w:val="nil"/>
+          <w:right w:val="nil"/>
+          <w:insideH w:val="nil"/>
+          <w:insideV w:val="nil"/>
+        </w:tcBorders>
       </w:tcPr>
     </w:tblStylePr>
     <w:tblStylePr w:type="band1Vert">
@@ -6375,14 +7351,11 @@
           <w:insideH w:val="nil"/>
           <w:insideV w:val="nil"/>
         </w:tcBorders>
-        <w:shd w:val="clear" w:color="auto" w:fill="D8D8D8" w:themeFill="background1" w:themeFillShade="D8"/>
       </w:tcPr>
     </w:tblStylePr>
     <w:tblStylePr w:type="band1Horz">
       <w:tblPr/>
-      <w:tcPr>
-        <w:shd w:val="clear" w:color="auto" w:fill="D8D8D8" w:themeFill="background1" w:themeFillShade="D8"/>
-      </w:tcPr>
+      <w:tcPr/>
     </w:tblStylePr>
     <w:tblStylePr w:type="neCell">
       <w:tblPr/>
@@ -6399,7 +7372,7 @@
     </w:tblStylePr>
     <w:tblStylePr w:type="nwCell">
       <w:rPr>
-        <w:color w:val="FFFFFF" w:themeColor="background1"/>
+        <w:color w:val="000000"/>
       </w:rPr>
       <w:tblPr/>
       <w:tcPr>
@@ -6444,7 +7417,7 @@
       <w:rPr>
         <w:b/>
         <w:bCs/>
-        <w:color w:val="FFFFFF" w:themeColor="background1"/>
+        <w:color w:val="000000"/>
       </w:rPr>
       <w:tblPr/>
       <w:tcPr>
@@ -6456,7 +7429,6 @@
           <w:insideH w:val="nil"/>
           <w:insideV w:val="nil"/>
         </w:tcBorders>
-        <w:shd w:val="clear" w:color="auto" w:fill="8064A2" w:themeFill="accent4"/>
       </w:tcPr>
     </w:tblStylePr>
     <w:tblStylePr w:type="lastRow">
@@ -6464,7 +7436,7 @@
         <w:spacing w:before="0" w:after="0" w:line="240" w:lineRule="auto"/>
       </w:pPr>
       <w:rPr>
-        <w:color w:val="auto"/>
+        <w:color w:val="000000"/>
       </w:rPr>
       <w:tblPr/>
       <w:tcPr>
@@ -6476,14 +7448,13 @@
           <w:insideH w:val="nil"/>
           <w:insideV w:val="nil"/>
         </w:tcBorders>
-        <w:shd w:val="clear" w:color="auto" w:fill="FFFFFF" w:themeFill="background1"/>
       </w:tcPr>
     </w:tblStylePr>
     <w:tblStylePr w:type="firstCol">
       <w:rPr>
         <w:b/>
         <w:bCs/>
-        <w:color w:val="FFFFFF" w:themeColor="background1"/>
+        <w:color w:val="000000"/>
       </w:rPr>
       <w:tblPr/>
       <w:tcPr>
@@ -6495,24 +7466,22 @@
           <w:insideH w:val="nil"/>
           <w:insideV w:val="nil"/>
         </w:tcBorders>
-        <w:shd w:val="clear" w:color="auto" w:fill="8064A2" w:themeFill="accent4"/>
       </w:tcPr>
     </w:tblStylePr>
     <w:tblStylePr w:type="lastCol">
       <w:rPr>
         <w:b/>
         <w:bCs/>
-        <w:color w:val="FFFFFF" w:themeColor="background1"/>
-      </w:rPr>
-      <w:tblPr/>
-      <w:tcPr>
-        <w:tcBorders>
-          <w:left w:val="nil"/>
-          <w:right w:val="nil"/>
-          <w:insideH w:val="nil"/>
-          <w:insideV w:val="nil"/>
-        </w:tcBorders>
-        <w:shd w:val="clear" w:color="auto" w:fill="8064A2" w:themeFill="accent4"/>
+        <w:color w:val="000000"/>
+      </w:rPr>
+      <w:tblPr/>
+      <w:tcPr>
+        <w:tcBorders>
+          <w:left w:val="nil"/>
+          <w:right w:val="nil"/>
+          <w:insideH w:val="nil"/>
+          <w:insideV w:val="nil"/>
+        </w:tcBorders>
       </w:tcPr>
     </w:tblStylePr>
     <w:tblStylePr w:type="band1Vert">
@@ -6524,14 +7493,11 @@
           <w:insideH w:val="nil"/>
           <w:insideV w:val="nil"/>
         </w:tcBorders>
-        <w:shd w:val="clear" w:color="auto" w:fill="D8D8D8" w:themeFill="background1" w:themeFillShade="D8"/>
       </w:tcPr>
     </w:tblStylePr>
     <w:tblStylePr w:type="band1Horz">
       <w:tblPr/>
-      <w:tcPr>
-        <w:shd w:val="clear" w:color="auto" w:fill="D8D8D8" w:themeFill="background1" w:themeFillShade="D8"/>
-      </w:tcPr>
+      <w:tcPr/>
     </w:tblStylePr>
     <w:tblStylePr w:type="neCell">
       <w:tblPr/>
@@ -6548,7 +7514,7 @@
     </w:tblStylePr>
     <w:tblStylePr w:type="nwCell">
       <w:rPr>
-        <w:color w:val="FFFFFF" w:themeColor="background1"/>
+        <w:color w:val="000000"/>
       </w:rPr>
       <w:tblPr/>
       <w:tcPr>
@@ -6593,7 +7559,7 @@
       <w:rPr>
         <w:b/>
         <w:bCs/>
-        <w:color w:val="FFFFFF" w:themeColor="background1"/>
+        <w:color w:val="000000"/>
       </w:rPr>
       <w:tblPr/>
       <w:tcPr>
@@ -6605,7 +7571,6 @@
           <w:insideH w:val="nil"/>
           <w:insideV w:val="nil"/>
         </w:tcBorders>
-        <w:shd w:val="clear" w:color="auto" w:fill="4BACC6" w:themeFill="accent5"/>
       </w:tcPr>
     </w:tblStylePr>
     <w:tblStylePr w:type="lastRow">
@@ -6613,7 +7578,7 @@
         <w:spacing w:before="0" w:after="0" w:line="240" w:lineRule="auto"/>
       </w:pPr>
       <w:rPr>
-        <w:color w:val="auto"/>
+        <w:color w:val="000000"/>
       </w:rPr>
       <w:tblPr/>
       <w:tcPr>
@@ -6625,14 +7590,13 @@
           <w:insideH w:val="nil"/>
           <w:insideV w:val="nil"/>
         </w:tcBorders>
-        <w:shd w:val="clear" w:color="auto" w:fill="FFFFFF" w:themeFill="background1"/>
       </w:tcPr>
     </w:tblStylePr>
     <w:tblStylePr w:type="firstCol">
       <w:rPr>
         <w:b/>
         <w:bCs/>
-        <w:color w:val="FFFFFF" w:themeColor="background1"/>
+        <w:color w:val="000000"/>
       </w:rPr>
       <w:tblPr/>
       <w:tcPr>
@@ -6644,24 +7608,22 @@
           <w:insideH w:val="nil"/>
           <w:insideV w:val="nil"/>
         </w:tcBorders>
-        <w:shd w:val="clear" w:color="auto" w:fill="4BACC6" w:themeFill="accent5"/>
       </w:tcPr>
     </w:tblStylePr>
     <w:tblStylePr w:type="lastCol">
       <w:rPr>
         <w:b/>
         <w:bCs/>
-        <w:color w:val="FFFFFF" w:themeColor="background1"/>
-      </w:rPr>
-      <w:tblPr/>
-      <w:tcPr>
-        <w:tcBorders>
-          <w:left w:val="nil"/>
-          <w:right w:val="nil"/>
-          <w:insideH w:val="nil"/>
-          <w:insideV w:val="nil"/>
-        </w:tcBorders>
-        <w:shd w:val="clear" w:color="auto" w:fill="4BACC6" w:themeFill="accent5"/>
+        <w:color w:val="000000"/>
+      </w:rPr>
+      <w:tblPr/>
+      <w:tcPr>
+        <w:tcBorders>
+          <w:left w:val="nil"/>
+          <w:right w:val="nil"/>
+          <w:insideH w:val="nil"/>
+          <w:insideV w:val="nil"/>
+        </w:tcBorders>
       </w:tcPr>
     </w:tblStylePr>
     <w:tblStylePr w:type="band1Vert">
@@ -6673,14 +7635,11 @@
           <w:insideH w:val="nil"/>
           <w:insideV w:val="nil"/>
         </w:tcBorders>
-        <w:shd w:val="clear" w:color="auto" w:fill="D8D8D8" w:themeFill="background1" w:themeFillShade="D8"/>
       </w:tcPr>
     </w:tblStylePr>
     <w:tblStylePr w:type="band1Horz">
       <w:tblPr/>
-      <w:tcPr>
-        <w:shd w:val="clear" w:color="auto" w:fill="D8D8D8" w:themeFill="background1" w:themeFillShade="D8"/>
-      </w:tcPr>
+      <w:tcPr/>
     </w:tblStylePr>
     <w:tblStylePr w:type="neCell">
       <w:tblPr/>
@@ -6697,7 +7656,7 @@
     </w:tblStylePr>
     <w:tblStylePr w:type="nwCell">
       <w:rPr>
-        <w:color w:val="FFFFFF" w:themeColor="background1"/>
+        <w:color w:val="000000"/>
       </w:rPr>
       <w:tblPr/>
       <w:tcPr>
@@ -6742,7 +7701,7 @@
       <w:rPr>
         <w:b/>
         <w:bCs/>
-        <w:color w:val="FFFFFF" w:themeColor="background1"/>
+        <w:color w:val="000000"/>
       </w:rPr>
       <w:tblPr/>
       <w:tcPr>
@@ -6754,7 +7713,6 @@
           <w:insideH w:val="nil"/>
           <w:insideV w:val="nil"/>
         </w:tcBorders>
-        <w:shd w:val="clear" w:color="auto" w:fill="F79646" w:themeFill="accent6"/>
       </w:tcPr>
     </w:tblStylePr>
     <w:tblStylePr w:type="lastRow">
@@ -6762,7 +7720,7 @@
         <w:spacing w:before="0" w:after="0" w:line="240" w:lineRule="auto"/>
       </w:pPr>
       <w:rPr>
-        <w:color w:val="auto"/>
+        <w:color w:val="000000"/>
       </w:rPr>
       <w:tblPr/>
       <w:tcPr>
@@ -6774,14 +7732,13 @@
           <w:insideH w:val="nil"/>
           <w:insideV w:val="nil"/>
         </w:tcBorders>
-        <w:shd w:val="clear" w:color="auto" w:fill="FFFFFF" w:themeFill="background1"/>
       </w:tcPr>
     </w:tblStylePr>
     <w:tblStylePr w:type="firstCol">
       <w:rPr>
         <w:b/>
         <w:bCs/>
-        <w:color w:val="FFFFFF" w:themeColor="background1"/>
+        <w:color w:val="000000"/>
       </w:rPr>
       <w:tblPr/>
       <w:tcPr>
@@ -6793,24 +7750,22 @@
           <w:insideH w:val="nil"/>
           <w:insideV w:val="nil"/>
         </w:tcBorders>
-        <w:shd w:val="clear" w:color="auto" w:fill="F79646" w:themeFill="accent6"/>
       </w:tcPr>
     </w:tblStylePr>
     <w:tblStylePr w:type="lastCol">
       <w:rPr>
         <w:b/>
         <w:bCs/>
-        <w:color w:val="FFFFFF" w:themeColor="background1"/>
-      </w:rPr>
-      <w:tblPr/>
-      <w:tcPr>
-        <w:tcBorders>
-          <w:left w:val="nil"/>
-          <w:right w:val="nil"/>
-          <w:insideH w:val="nil"/>
-          <w:insideV w:val="nil"/>
-        </w:tcBorders>
-        <w:shd w:val="clear" w:color="auto" w:fill="F79646" w:themeFill="accent6"/>
+        <w:color w:val="000000"/>
+      </w:rPr>
+      <w:tblPr/>
+      <w:tcPr>
+        <w:tcBorders>
+          <w:left w:val="nil"/>
+          <w:right w:val="nil"/>
+          <w:insideH w:val="nil"/>
+          <w:insideV w:val="nil"/>
+        </w:tcBorders>
       </w:tcPr>
     </w:tblStylePr>
     <w:tblStylePr w:type="band1Vert">
@@ -6822,14 +7777,11 @@
           <w:insideH w:val="nil"/>
           <w:insideV w:val="nil"/>
         </w:tcBorders>
-        <w:shd w:val="clear" w:color="auto" w:fill="D8D8D8" w:themeFill="background1" w:themeFillShade="D8"/>
       </w:tcPr>
     </w:tblStylePr>
     <w:tblStylePr w:type="band1Horz">
       <w:tblPr/>
-      <w:tcPr>
-        <w:shd w:val="clear" w:color="auto" w:fill="D8D8D8" w:themeFill="background1" w:themeFillShade="D8"/>
-      </w:tcPr>
+      <w:tcPr/>
     </w:tblStylePr>
     <w:tblStylePr w:type="neCell">
       <w:tblPr/>
@@ -6846,7 +7798,7 @@
     </w:tblStylePr>
     <w:tblStylePr w:type="nwCell">
       <w:rPr>
-        <w:color w:val="FFFFFF" w:themeColor="background1"/>
+        <w:color w:val="000000"/>
       </w:rPr>
       <w:tblPr/>
       <w:tcPr>
@@ -6870,7 +7822,7 @@
       <w:spacing w:after="0" w:line="240" w:lineRule="auto"/>
     </w:pPr>
     <w:rPr>
-      <w:color w:val="000000" w:themeColor="text1"/>
+      <w:color w:val="000000"/>
     </w:rPr>
     <w:tblPr>
       <w:tblStyleRowBandSize w:val="1"/>
@@ -6903,7 +7855,7 @@
       <w:rPr>
         <w:b/>
         <w:bCs/>
-        <w:color w:val="1F497D" w:themeColor="text2"/>
+        <w:color w:val="000000"/>
       </w:rPr>
       <w:tblPr/>
       <w:tcPr>
@@ -6934,15 +7886,11 @@
     </w:tblStylePr>
     <w:tblStylePr w:type="band1Vert">
       <w:tblPr/>
-      <w:tcPr>
-        <w:shd w:val="clear" w:color="auto" w:fill="C0C0C0" w:themeFill="text1" w:themeFillTint="3F"/>
-      </w:tcPr>
+      <w:tcPr/>
     </w:tblStylePr>
     <w:tblStylePr w:type="band1Horz">
       <w:tblPr/>
-      <w:tcPr>
-        <w:shd w:val="clear" w:color="auto" w:fill="C0C0C0" w:themeFill="text1" w:themeFillTint="3F"/>
-      </w:tcPr>
+      <w:tcPr/>
     </w:tblStylePr>
   </w:style>
   <w:style w:type="table" w:styleId="MediumList1-Accent1">
@@ -6954,7 +7902,7 @@
       <w:spacing w:after="0" w:line="240" w:lineRule="auto"/>
     </w:pPr>
     <w:rPr>
-      <w:color w:val="000000" w:themeColor="text1"/>
+      <w:color w:val="000000"/>
     </w:rPr>
     <w:tblPr>
       <w:tblStyleRowBandSize w:val="1"/>
@@ -6987,7 +7935,7 @@
       <w:rPr>
         <w:b/>
         <w:bCs/>
-        <w:color w:val="1F497D" w:themeColor="text2"/>
+        <w:color w:val="000000"/>
       </w:rPr>
       <w:tblPr/>
       <w:tcPr>
@@ -7018,15 +7966,11 @@
     </w:tblStylePr>
     <w:tblStylePr w:type="band1Vert">
       <w:tblPr/>
-      <w:tcPr>
-        <w:shd w:val="clear" w:color="auto" w:fill="D3DFEE" w:themeFill="accent1" w:themeFillTint="3F"/>
-      </w:tcPr>
+      <w:tcPr/>
     </w:tblStylePr>
     <w:tblStylePr w:type="band1Horz">
       <w:tblPr/>
-      <w:tcPr>
-        <w:shd w:val="clear" w:color="auto" w:fill="D3DFEE" w:themeFill="accent1" w:themeFillTint="3F"/>
-      </w:tcPr>
+      <w:tcPr/>
     </w:tblStylePr>
   </w:style>
   <w:style w:type="table" w:styleId="MediumList1-Accent2">
@@ -7038,7 +7982,7 @@
       <w:spacing w:after="0" w:line="240" w:lineRule="auto"/>
     </w:pPr>
     <w:rPr>
-      <w:color w:val="000000" w:themeColor="text1"/>
+      <w:color w:val="000000"/>
     </w:rPr>
     <w:tblPr>
       <w:tblStyleRowBandSize w:val="1"/>
@@ -7071,7 +8015,7 @@
       <w:rPr>
         <w:b/>
         <w:bCs/>
-        <w:color w:val="1F497D" w:themeColor="text2"/>
+        <w:color w:val="000000"/>
       </w:rPr>
       <w:tblPr/>
       <w:tcPr>
@@ -7102,15 +8046,11 @@
     </w:tblStylePr>
     <w:tblStylePr w:type="band1Vert">
       <w:tblPr/>
-      <w:tcPr>
-        <w:shd w:val="clear" w:color="auto" w:fill="EFD3D2" w:themeFill="accent2" w:themeFillTint="3F"/>
-      </w:tcPr>
+      <w:tcPr/>
     </w:tblStylePr>
     <w:tblStylePr w:type="band1Horz">
       <w:tblPr/>
-      <w:tcPr>
-        <w:shd w:val="clear" w:color="auto" w:fill="EFD3D2" w:themeFill="accent2" w:themeFillTint="3F"/>
-      </w:tcPr>
+      <w:tcPr/>
     </w:tblStylePr>
   </w:style>
   <w:style w:type="table" w:styleId="MediumList1-Accent3">
@@ -7122,7 +8062,7 @@
       <w:spacing w:after="0" w:line="240" w:lineRule="auto"/>
     </w:pPr>
     <w:rPr>
-      <w:color w:val="000000" w:themeColor="text1"/>
+      <w:color w:val="000000"/>
     </w:rPr>
     <w:tblPr>
       <w:tblStyleRowBandSize w:val="1"/>
@@ -7155,7 +8095,7 @@
       <w:rPr>
         <w:b/>
         <w:bCs/>
-        <w:color w:val="1F497D" w:themeColor="text2"/>
+        <w:color w:val="000000"/>
       </w:rPr>
       <w:tblPr/>
       <w:tcPr>
@@ -7186,15 +8126,11 @@
     </w:tblStylePr>
     <w:tblStylePr w:type="band1Vert">
       <w:tblPr/>
-      <w:tcPr>
-        <w:shd w:val="clear" w:color="auto" w:fill="E6EED5" w:themeFill="accent3" w:themeFillTint="3F"/>
-      </w:tcPr>
+      <w:tcPr/>
     </w:tblStylePr>
     <w:tblStylePr w:type="band1Horz">
       <w:tblPr/>
-      <w:tcPr>
-        <w:shd w:val="clear" w:color="auto" w:fill="E6EED5" w:themeFill="accent3" w:themeFillTint="3F"/>
-      </w:tcPr>
+      <w:tcPr/>
     </w:tblStylePr>
   </w:style>
   <w:style w:type="table" w:styleId="MediumList1-Accent4">
@@ -7206,7 +8142,7 @@
       <w:spacing w:after="0" w:line="240" w:lineRule="auto"/>
     </w:pPr>
     <w:rPr>
-      <w:color w:val="000000" w:themeColor="text1"/>
+      <w:color w:val="000000"/>
     </w:rPr>
     <w:tblPr>
       <w:tblStyleRowBandSize w:val="1"/>
@@ -7239,7 +8175,7 @@
       <w:rPr>
         <w:b/>
         <w:bCs/>
-        <w:color w:val="1F497D" w:themeColor="text2"/>
+        <w:color w:val="000000"/>
       </w:rPr>
       <w:tblPr/>
       <w:tcPr>
@@ -7270,15 +8206,11 @@
     </w:tblStylePr>
     <w:tblStylePr w:type="band1Vert">
       <w:tblPr/>
-      <w:tcPr>
-        <w:shd w:val="clear" w:color="auto" w:fill="DFD8E8" w:themeFill="accent4" w:themeFillTint="3F"/>
-      </w:tcPr>
+      <w:tcPr/>
     </w:tblStylePr>
     <w:tblStylePr w:type="band1Horz">
       <w:tblPr/>
-      <w:tcPr>
-        <w:shd w:val="clear" w:color="auto" w:fill="DFD8E8" w:themeFill="accent4" w:themeFillTint="3F"/>
-      </w:tcPr>
+      <w:tcPr/>
     </w:tblStylePr>
   </w:style>
   <w:style w:type="table" w:styleId="MediumList1-Accent5">
@@ -7290,7 +8222,7 @@
       <w:spacing w:after="0" w:line="240" w:lineRule="auto"/>
     </w:pPr>
     <w:rPr>
-      <w:color w:val="000000" w:themeColor="text1"/>
+      <w:color w:val="000000"/>
     </w:rPr>
     <w:tblPr>
       <w:tblStyleRowBandSize w:val="1"/>
@@ -7323,7 +8255,7 @@
       <w:rPr>
         <w:b/>
         <w:bCs/>
-        <w:color w:val="1F497D" w:themeColor="text2"/>
+        <w:color w:val="000000"/>
       </w:rPr>
       <w:tblPr/>
       <w:tcPr>
@@ -7354,15 +8286,11 @@
     </w:tblStylePr>
     <w:tblStylePr w:type="band1Vert">
       <w:tblPr/>
-      <w:tcPr>
-        <w:shd w:val="clear" w:color="auto" w:fill="D2EAF1" w:themeFill="accent5" w:themeFillTint="3F"/>
-      </w:tcPr>
+      <w:tcPr/>
     </w:tblStylePr>
     <w:tblStylePr w:type="band1Horz">
       <w:tblPr/>
-      <w:tcPr>
-        <w:shd w:val="clear" w:color="auto" w:fill="D2EAF1" w:themeFill="accent5" w:themeFillTint="3F"/>
-      </w:tcPr>
+      <w:tcPr/>
     </w:tblStylePr>
   </w:style>
   <w:style w:type="table" w:styleId="MediumList1-Accent6">
@@ -7374,7 +8302,7 @@
       <w:spacing w:after="0" w:line="240" w:lineRule="auto"/>
     </w:pPr>
     <w:rPr>
-      <w:color w:val="000000" w:themeColor="text1"/>
+      <w:color w:val="000000"/>
     </w:rPr>
     <w:tblPr>
       <w:tblStyleRowBandSize w:val="1"/>
@@ -7407,7 +8335,7 @@
       <w:rPr>
         <w:b/>
         <w:bCs/>
-        <w:color w:val="1F497D" w:themeColor="text2"/>
+        <w:color w:val="000000"/>
       </w:rPr>
       <w:tblPr/>
       <w:tcPr>
@@ -7438,15 +8366,11 @@
     </w:tblStylePr>
     <w:tblStylePr w:type="band1Vert">
       <w:tblPr/>
-      <w:tcPr>
-        <w:shd w:val="clear" w:color="auto" w:fill="FDE4D0" w:themeFill="accent6" w:themeFillTint="3F"/>
-      </w:tcPr>
+      <w:tcPr/>
     </w:tblStylePr>
     <w:tblStylePr w:type="band1Horz">
       <w:tblPr/>
-      <w:tcPr>
-        <w:shd w:val="clear" w:color="auto" w:fill="FDE4D0" w:themeFill="accent6" w:themeFillTint="3F"/>
-      </w:tcPr>
+      <w:tcPr/>
     </w:tblStylePr>
   </w:style>
   <w:style w:type="table" w:styleId="MediumList2">
@@ -7459,7 +8383,7 @@
     </w:pPr>
     <w:rPr>
       <w:rFonts w:asciiTheme="majorHAnsi" w:eastAsiaTheme="majorEastAsia" w:hAnsiTheme="majorHAnsi" w:cstheme="majorBidi"/>
-      <w:color w:val="000000" w:themeColor="text1"/>
+      <w:color w:val="000000"/>
     </w:rPr>
     <w:tblPr>
       <w:tblStyleRowBandSize w:val="1"/>
@@ -7493,7 +8417,6 @@
           <w:insideH w:val="nil"/>
           <w:insideV w:val="nil"/>
         </w:tcBorders>
-        <w:shd w:val="clear" w:color="auto" w:fill="FFFFFF" w:themeFill="background1"/>
       </w:tcPr>
     </w:tblStylePr>
     <w:tblStylePr w:type="lastRow">
@@ -7507,7 +8430,6 @@
           <w:insideH w:val="nil"/>
           <w:insideV w:val="nil"/>
         </w:tcBorders>
-        <w:shd w:val="clear" w:color="auto" w:fill="FFFFFF" w:themeFill="background1"/>
       </w:tcPr>
     </w:tblStylePr>
     <w:tblStylePr w:type="firstCol">
@@ -7521,7 +8443,6 @@
           <w:insideH w:val="nil"/>
           <w:insideV w:val="nil"/>
         </w:tcBorders>
-        <w:shd w:val="clear" w:color="auto" w:fill="FFFFFF" w:themeFill="background1"/>
       </w:tcPr>
     </w:tblStylePr>
     <w:tblStylePr w:type="lastCol">
@@ -7535,7 +8456,6 @@
           <w:insideH w:val="nil"/>
           <w:insideV w:val="nil"/>
         </w:tcBorders>
-        <w:shd w:val="clear" w:color="auto" w:fill="FFFFFF" w:themeFill="background1"/>
       </w:tcPr>
     </w:tblStylePr>
     <w:tblStylePr w:type="band1Vert">
@@ -7547,7 +8467,6 @@
           <w:insideH w:val="nil"/>
           <w:insideV w:val="nil"/>
         </w:tcBorders>
-        <w:shd w:val="clear" w:color="auto" w:fill="C0C0C0" w:themeFill="text1" w:themeFillTint="3F"/>
       </w:tcPr>
     </w:tblStylePr>
     <w:tblStylePr w:type="band1Horz">
@@ -7559,14 +8478,11 @@
           <w:insideH w:val="nil"/>
           <w:insideV w:val="nil"/>
         </w:tcBorders>
-        <w:shd w:val="clear" w:color="auto" w:fill="C0C0C0" w:themeFill="text1" w:themeFillTint="3F"/>
       </w:tcPr>
     </w:tblStylePr>
     <w:tblStylePr w:type="nwCell">
       <w:tblPr/>
-      <w:tcPr>
-        <w:shd w:val="clear" w:color="auto" w:fill="FFFFFF" w:themeFill="background1"/>
-      </w:tcPr>
+      <w:tcPr/>
     </w:tblStylePr>
     <w:tblStylePr w:type="swCell">
       <w:tblPr/>
@@ -7587,7 +8503,7 @@
     </w:pPr>
     <w:rPr>
       <w:rFonts w:asciiTheme="majorHAnsi" w:eastAsiaTheme="majorEastAsia" w:hAnsiTheme="majorHAnsi" w:cstheme="majorBidi"/>
-      <w:color w:val="000000" w:themeColor="text1"/>
+      <w:color w:val="000000"/>
     </w:rPr>
     <w:tblPr>
       <w:tblStyleRowBandSize w:val="1"/>
@@ -7621,7 +8537,6 @@
           <w:insideH w:val="nil"/>
           <w:insideV w:val="nil"/>
         </w:tcBorders>
-        <w:shd w:val="clear" w:color="auto" w:fill="FFFFFF" w:themeFill="background1"/>
       </w:tcPr>
     </w:tblStylePr>
     <w:tblStylePr w:type="lastRow">
@@ -7635,7 +8550,6 @@
           <w:insideH w:val="nil"/>
           <w:insideV w:val="nil"/>
         </w:tcBorders>
-        <w:shd w:val="clear" w:color="auto" w:fill="FFFFFF" w:themeFill="background1"/>
       </w:tcPr>
     </w:tblStylePr>
     <w:tblStylePr w:type="firstCol">
@@ -7649,7 +8563,6 @@
           <w:insideH w:val="nil"/>
           <w:insideV w:val="nil"/>
         </w:tcBorders>
-        <w:shd w:val="clear" w:color="auto" w:fill="FFFFFF" w:themeFill="background1"/>
       </w:tcPr>
     </w:tblStylePr>
     <w:tblStylePr w:type="lastCol">
@@ -7663,7 +8576,6 @@
           <w:insideH w:val="nil"/>
           <w:insideV w:val="nil"/>
         </w:tcBorders>
-        <w:shd w:val="clear" w:color="auto" w:fill="FFFFFF" w:themeFill="background1"/>
       </w:tcPr>
     </w:tblStylePr>
     <w:tblStylePr w:type="band1Vert">
@@ -7675,7 +8587,6 @@
           <w:insideH w:val="nil"/>
           <w:insideV w:val="nil"/>
         </w:tcBorders>
-        <w:shd w:val="clear" w:color="auto" w:fill="D3DFEE" w:themeFill="accent1" w:themeFillTint="3F"/>
       </w:tcPr>
     </w:tblStylePr>
     <w:tblStylePr w:type="band1Horz">
@@ -7687,14 +8598,11 @@
           <w:insideH w:val="nil"/>
           <w:insideV w:val="nil"/>
         </w:tcBorders>
-        <w:shd w:val="clear" w:color="auto" w:fill="D3DFEE" w:themeFill="accent1" w:themeFillTint="3F"/>
       </w:tcPr>
     </w:tblStylePr>
     <w:tblStylePr w:type="nwCell">
       <w:tblPr/>
-      <w:tcPr>
-        <w:shd w:val="clear" w:color="auto" w:fill="FFFFFF" w:themeFill="background1"/>
-      </w:tcPr>
+      <w:tcPr/>
     </w:tblStylePr>
     <w:tblStylePr w:type="swCell">
       <w:tblPr/>
@@ -7715,7 +8623,7 @@
     </w:pPr>
     <w:rPr>
       <w:rFonts w:asciiTheme="majorHAnsi" w:eastAsiaTheme="majorEastAsia" w:hAnsiTheme="majorHAnsi" w:cstheme="majorBidi"/>
-      <w:color w:val="000000" w:themeColor="text1"/>
+      <w:color w:val="000000"/>
     </w:rPr>
     <w:tblPr>
       <w:tblStyleRowBandSize w:val="1"/>
@@ -7749,7 +8657,6 @@
           <w:insideH w:val="nil"/>
           <w:insideV w:val="nil"/>
         </w:tcBorders>
-        <w:shd w:val="clear" w:color="auto" w:fill="FFFFFF" w:themeFill="background1"/>
       </w:tcPr>
     </w:tblStylePr>
     <w:tblStylePr w:type="lastRow">
@@ -7763,7 +8670,6 @@
           <w:insideH w:val="nil"/>
           <w:insideV w:val="nil"/>
         </w:tcBorders>
-        <w:shd w:val="clear" w:color="auto" w:fill="FFFFFF" w:themeFill="background1"/>
       </w:tcPr>
     </w:tblStylePr>
     <w:tblStylePr w:type="firstCol">
@@ -7777,7 +8683,6 @@
           <w:insideH w:val="nil"/>
           <w:insideV w:val="nil"/>
         </w:tcBorders>
-        <w:shd w:val="clear" w:color="auto" w:fill="FFFFFF" w:themeFill="background1"/>
       </w:tcPr>
     </w:tblStylePr>
     <w:tblStylePr w:type="lastCol">
@@ -7791,7 +8696,6 @@
           <w:insideH w:val="nil"/>
           <w:insideV w:val="nil"/>
         </w:tcBorders>
-        <w:shd w:val="clear" w:color="auto" w:fill="FFFFFF" w:themeFill="background1"/>
       </w:tcPr>
     </w:tblStylePr>
     <w:tblStylePr w:type="band1Vert">
@@ -7803,7 +8707,6 @@
           <w:insideH w:val="nil"/>
           <w:insideV w:val="nil"/>
         </w:tcBorders>
-        <w:shd w:val="clear" w:color="auto" w:fill="EFD3D2" w:themeFill="accent2" w:themeFillTint="3F"/>
       </w:tcPr>
     </w:tblStylePr>
     <w:tblStylePr w:type="band1Horz">
@@ -7815,14 +8718,11 @@
           <w:insideH w:val="nil"/>
           <w:insideV w:val="nil"/>
         </w:tcBorders>
-        <w:shd w:val="clear" w:color="auto" w:fill="EFD3D2" w:themeFill="accent2" w:themeFillTint="3F"/>
       </w:tcPr>
     </w:tblStylePr>
     <w:tblStylePr w:type="nwCell">
       <w:tblPr/>
-      <w:tcPr>
-        <w:shd w:val="clear" w:color="auto" w:fill="FFFFFF" w:themeFill="background1"/>
-      </w:tcPr>
+      <w:tcPr/>
     </w:tblStylePr>
     <w:tblStylePr w:type="swCell">
       <w:tblPr/>
@@ -7843,7 +8743,7 @@
     </w:pPr>
     <w:rPr>
       <w:rFonts w:asciiTheme="majorHAnsi" w:eastAsiaTheme="majorEastAsia" w:hAnsiTheme="majorHAnsi" w:cstheme="majorBidi"/>
-      <w:color w:val="000000" w:themeColor="text1"/>
+      <w:color w:val="000000"/>
     </w:rPr>
     <w:tblPr>
       <w:tblStyleRowBandSize w:val="1"/>
@@ -7877,7 +8777,6 @@
           <w:insideH w:val="nil"/>
           <w:insideV w:val="nil"/>
         </w:tcBorders>
-        <w:shd w:val="clear" w:color="auto" w:fill="FFFFFF" w:themeFill="background1"/>
       </w:tcPr>
     </w:tblStylePr>
     <w:tblStylePr w:type="lastRow">
@@ -7891,7 +8790,6 @@
           <w:insideH w:val="nil"/>
           <w:insideV w:val="nil"/>
         </w:tcBorders>
-        <w:shd w:val="clear" w:color="auto" w:fill="FFFFFF" w:themeFill="background1"/>
       </w:tcPr>
     </w:tblStylePr>
     <w:tblStylePr w:type="firstCol">
@@ -7905,7 +8803,6 @@
           <w:insideH w:val="nil"/>
           <w:insideV w:val="nil"/>
         </w:tcBorders>
-        <w:shd w:val="clear" w:color="auto" w:fill="FFFFFF" w:themeFill="background1"/>
       </w:tcPr>
     </w:tblStylePr>
     <w:tblStylePr w:type="lastCol">
@@ -7919,7 +8816,6 @@
           <w:insideH w:val="nil"/>
           <w:insideV w:val="nil"/>
         </w:tcBorders>
-        <w:shd w:val="clear" w:color="auto" w:fill="FFFFFF" w:themeFill="background1"/>
       </w:tcPr>
     </w:tblStylePr>
     <w:tblStylePr w:type="band1Vert">
@@ -7931,7 +8827,6 @@
           <w:insideH w:val="nil"/>
           <w:insideV w:val="nil"/>
         </w:tcBorders>
-        <w:shd w:val="clear" w:color="auto" w:fill="E6EED5" w:themeFill="accent3" w:themeFillTint="3F"/>
       </w:tcPr>
     </w:tblStylePr>
     <w:tblStylePr w:type="band1Horz">
@@ -7943,14 +8838,11 @@
           <w:insideH w:val="nil"/>
           <w:insideV w:val="nil"/>
         </w:tcBorders>
-        <w:shd w:val="clear" w:color="auto" w:fill="E6EED5" w:themeFill="accent3" w:themeFillTint="3F"/>
       </w:tcPr>
     </w:tblStylePr>
     <w:tblStylePr w:type="nwCell">
       <w:tblPr/>
-      <w:tcPr>
-        <w:shd w:val="clear" w:color="auto" w:fill="FFFFFF" w:themeFill="background1"/>
-      </w:tcPr>
+      <w:tcPr/>
     </w:tblStylePr>
     <w:tblStylePr w:type="swCell">
       <w:tblPr/>
@@ -7971,7 +8863,7 @@
     </w:pPr>
     <w:rPr>
       <w:rFonts w:asciiTheme="majorHAnsi" w:eastAsiaTheme="majorEastAsia" w:hAnsiTheme="majorHAnsi" w:cstheme="majorBidi"/>
-      <w:color w:val="000000" w:themeColor="text1"/>
+      <w:color w:val="000000"/>
     </w:rPr>
     <w:tblPr>
       <w:tblStyleRowBandSize w:val="1"/>
@@ -8005,7 +8897,6 @@
           <w:insideH w:val="nil"/>
           <w:insideV w:val="nil"/>
         </w:tcBorders>
-        <w:shd w:val="clear" w:color="auto" w:fill="FFFFFF" w:themeFill="background1"/>
       </w:tcPr>
     </w:tblStylePr>
     <w:tblStylePr w:type="lastRow">
@@ -8019,7 +8910,6 @@
           <w:insideH w:val="nil"/>
           <w:insideV w:val="nil"/>
         </w:tcBorders>
-        <w:shd w:val="clear" w:color="auto" w:fill="FFFFFF" w:themeFill="background1"/>
       </w:tcPr>
     </w:tblStylePr>
     <w:tblStylePr w:type="firstCol">
@@ -8033,7 +8923,6 @@
           <w:insideH w:val="nil"/>
           <w:insideV w:val="nil"/>
         </w:tcBorders>
-        <w:shd w:val="clear" w:color="auto" w:fill="FFFFFF" w:themeFill="background1"/>
       </w:tcPr>
     </w:tblStylePr>
     <w:tblStylePr w:type="lastCol">
@@ -8047,7 +8936,6 @@
           <w:insideH w:val="nil"/>
           <w:insideV w:val="nil"/>
         </w:tcBorders>
-        <w:shd w:val="clear" w:color="auto" w:fill="FFFFFF" w:themeFill="background1"/>
       </w:tcPr>
     </w:tblStylePr>
     <w:tblStylePr w:type="band1Vert">
@@ -8059,7 +8947,6 @@
           <w:insideH w:val="nil"/>
           <w:insideV w:val="nil"/>
         </w:tcBorders>
-        <w:shd w:val="clear" w:color="auto" w:fill="DFD8E8" w:themeFill="accent4" w:themeFillTint="3F"/>
       </w:tcPr>
     </w:tblStylePr>
     <w:tblStylePr w:type="band1Horz">
@@ -8071,14 +8958,11 @@
           <w:insideH w:val="nil"/>
           <w:insideV w:val="nil"/>
         </w:tcBorders>
-        <w:shd w:val="clear" w:color="auto" w:fill="DFD8E8" w:themeFill="accent4" w:themeFillTint="3F"/>
       </w:tcPr>
     </w:tblStylePr>
     <w:tblStylePr w:type="nwCell">
       <w:tblPr/>
-      <w:tcPr>
-        <w:shd w:val="clear" w:color="auto" w:fill="FFFFFF" w:themeFill="background1"/>
-      </w:tcPr>
+      <w:tcPr/>
     </w:tblStylePr>
     <w:tblStylePr w:type="swCell">
       <w:tblPr/>
@@ -8099,7 +8983,7 @@
     </w:pPr>
     <w:rPr>
       <w:rFonts w:asciiTheme="majorHAnsi" w:eastAsiaTheme="majorEastAsia" w:hAnsiTheme="majorHAnsi" w:cstheme="majorBidi"/>
-      <w:color w:val="000000" w:themeColor="text1"/>
+      <w:color w:val="000000"/>
     </w:rPr>
     <w:tblPr>
       <w:tblStyleRowBandSize w:val="1"/>
@@ -8133,7 +9017,6 @@
           <w:insideH w:val="nil"/>
           <w:insideV w:val="nil"/>
         </w:tcBorders>
-        <w:shd w:val="clear" w:color="auto" w:fill="FFFFFF" w:themeFill="background1"/>
       </w:tcPr>
     </w:tblStylePr>
     <w:tblStylePr w:type="lastRow">
@@ -8147,7 +9030,6 @@
           <w:insideH w:val="nil"/>
           <w:insideV w:val="nil"/>
         </w:tcBorders>
-        <w:shd w:val="clear" w:color="auto" w:fill="FFFFFF" w:themeFill="background1"/>
       </w:tcPr>
     </w:tblStylePr>
     <w:tblStylePr w:type="firstCol">
@@ -8161,7 +9043,6 @@
           <w:insideH w:val="nil"/>
           <w:insideV w:val="nil"/>
         </w:tcBorders>
-        <w:shd w:val="clear" w:color="auto" w:fill="FFFFFF" w:themeFill="background1"/>
       </w:tcPr>
     </w:tblStylePr>
     <w:tblStylePr w:type="lastCol">
@@ -8175,7 +9056,6 @@
           <w:insideH w:val="nil"/>
           <w:insideV w:val="nil"/>
         </w:tcBorders>
-        <w:shd w:val="clear" w:color="auto" w:fill="FFFFFF" w:themeFill="background1"/>
       </w:tcPr>
     </w:tblStylePr>
     <w:tblStylePr w:type="band1Vert">
@@ -8187,7 +9067,6 @@
           <w:insideH w:val="nil"/>
           <w:insideV w:val="nil"/>
         </w:tcBorders>
-        <w:shd w:val="clear" w:color="auto" w:fill="D2EAF1" w:themeFill="accent5" w:themeFillTint="3F"/>
       </w:tcPr>
     </w:tblStylePr>
     <w:tblStylePr w:type="band1Horz">
@@ -8199,14 +9078,11 @@
           <w:insideH w:val="nil"/>
           <w:insideV w:val="nil"/>
         </w:tcBorders>
-        <w:shd w:val="clear" w:color="auto" w:fill="D2EAF1" w:themeFill="accent5" w:themeFillTint="3F"/>
       </w:tcPr>
     </w:tblStylePr>
     <w:tblStylePr w:type="nwCell">
       <w:tblPr/>
-      <w:tcPr>
-        <w:shd w:val="clear" w:color="auto" w:fill="FFFFFF" w:themeFill="background1"/>
-      </w:tcPr>
+      <w:tcPr/>
     </w:tblStylePr>
     <w:tblStylePr w:type="swCell">
       <w:tblPr/>
@@ -8227,7 +9103,7 @@
     </w:pPr>
     <w:rPr>
       <w:rFonts w:asciiTheme="majorHAnsi" w:eastAsiaTheme="majorEastAsia" w:hAnsiTheme="majorHAnsi" w:cstheme="majorBidi"/>
-      <w:color w:val="000000" w:themeColor="text1"/>
+      <w:color w:val="000000"/>
     </w:rPr>
     <w:tblPr>
       <w:tblStyleRowBandSize w:val="1"/>
@@ -8261,7 +9137,6 @@
           <w:insideH w:val="nil"/>
           <w:insideV w:val="nil"/>
         </w:tcBorders>
-        <w:shd w:val="clear" w:color="auto" w:fill="FFFFFF" w:themeFill="background1"/>
       </w:tcPr>
     </w:tblStylePr>
     <w:tblStylePr w:type="lastRow">
@@ -8275,7 +9150,6 @@
           <w:insideH w:val="nil"/>
           <w:insideV w:val="nil"/>
         </w:tcBorders>
-        <w:shd w:val="clear" w:color="auto" w:fill="FFFFFF" w:themeFill="background1"/>
       </w:tcPr>
     </w:tblStylePr>
     <w:tblStylePr w:type="firstCol">
@@ -8289,7 +9163,6 @@
           <w:insideH w:val="nil"/>
           <w:insideV w:val="nil"/>
         </w:tcBorders>
-        <w:shd w:val="clear" w:color="auto" w:fill="FFFFFF" w:themeFill="background1"/>
       </w:tcPr>
     </w:tblStylePr>
     <w:tblStylePr w:type="lastCol">
@@ -8303,7 +9176,6 @@
           <w:insideH w:val="nil"/>
           <w:insideV w:val="nil"/>
         </w:tcBorders>
-        <w:shd w:val="clear" w:color="auto" w:fill="FFFFFF" w:themeFill="background1"/>
       </w:tcPr>
     </w:tblStylePr>
     <w:tblStylePr w:type="band1Vert">
@@ -8315,7 +9187,6 @@
           <w:insideH w:val="nil"/>
           <w:insideV w:val="nil"/>
         </w:tcBorders>
-        <w:shd w:val="clear" w:color="auto" w:fill="FDE4D0" w:themeFill="accent6" w:themeFillTint="3F"/>
       </w:tcPr>
     </w:tblStylePr>
     <w:tblStylePr w:type="band1Horz">
@@ -8327,14 +9198,11 @@
           <w:insideH w:val="nil"/>
           <w:insideV w:val="nil"/>
         </w:tcBorders>
-        <w:shd w:val="clear" w:color="auto" w:fill="FDE4D0" w:themeFill="accent6" w:themeFillTint="3F"/>
       </w:tcPr>
     </w:tblStylePr>
     <w:tblStylePr w:type="nwCell">
       <w:tblPr/>
-      <w:tcPr>
-        <w:shd w:val="clear" w:color="auto" w:fill="FFFFFF" w:themeFill="background1"/>
-      </w:tcPr>
+      <w:tcPr/>
     </w:tblStylePr>
     <w:tblStylePr w:type="swCell">
       <w:tblPr/>
@@ -8372,9 +9240,7 @@
         <w:right w:w="108" w:type="dxa"/>
       </w:tblCellMar>
     </w:tblPr>
-    <w:tcPr>
-      <w:shd w:val="clear" w:color="auto" w:fill="C0C0C0" w:themeFill="text1" w:themeFillTint="3F"/>
-    </w:tcPr>
+    <w:tcPr/>
     <w:tblStylePr w:type="firstRow">
       <w:rPr>
         <w:b/>
@@ -8407,15 +9273,11 @@
     </w:tblStylePr>
     <w:tblStylePr w:type="band1Vert">
       <w:tblPr/>
-      <w:tcPr>
-        <w:shd w:val="clear" w:color="auto" w:fill="808080" w:themeFill="text1" w:themeFillTint="7F"/>
-      </w:tcPr>
+      <w:tcPr/>
     </w:tblStylePr>
     <w:tblStylePr w:type="band1Horz">
       <w:tblPr/>
-      <w:tcPr>
-        <w:shd w:val="clear" w:color="auto" w:fill="808080" w:themeFill="text1" w:themeFillTint="7F"/>
-      </w:tcPr>
+      <w:tcPr/>
     </w:tblStylePr>
   </w:style>
   <w:style w:type="table" w:styleId="MediumGrid1-Accent1">
@@ -8445,9 +9307,7 @@
         <w:right w:w="108" w:type="dxa"/>
       </w:tblCellMar>
     </w:tblPr>
-    <w:tcPr>
-      <w:shd w:val="clear" w:color="auto" w:fill="D3DFEE" w:themeFill="accent1" w:themeFillTint="3F"/>
-    </w:tcPr>
+    <w:tcPr/>
     <w:tblStylePr w:type="firstRow">
       <w:rPr>
         <w:b/>
@@ -8480,15 +9340,11 @@
     </w:tblStylePr>
     <w:tblStylePr w:type="band1Vert">
       <w:tblPr/>
-      <w:tcPr>
-        <w:shd w:val="clear" w:color="auto" w:fill="A7BFDE" w:themeFill="accent1" w:themeFillTint="7F"/>
-      </w:tcPr>
+      <w:tcPr/>
     </w:tblStylePr>
     <w:tblStylePr w:type="band1Horz">
       <w:tblPr/>
-      <w:tcPr>
-        <w:shd w:val="clear" w:color="auto" w:fill="A7BFDE" w:themeFill="accent1" w:themeFillTint="7F"/>
-      </w:tcPr>
+      <w:tcPr/>
     </w:tblStylePr>
   </w:style>
   <w:style w:type="table" w:styleId="MediumGrid1-Accent2">
@@ -8518,9 +9374,7 @@
         <w:right w:w="108" w:type="dxa"/>
       </w:tblCellMar>
     </w:tblPr>
-    <w:tcPr>
-      <w:shd w:val="clear" w:color="auto" w:fill="EFD3D2" w:themeFill="accent2" w:themeFillTint="3F"/>
-    </w:tcPr>
+    <w:tcPr/>
     <w:tblStylePr w:type="firstRow">
       <w:rPr>
         <w:b/>
@@ -8553,15 +9407,11 @@
     </w:tblStylePr>
     <w:tblStylePr w:type="band1Vert">
       <w:tblPr/>
-      <w:tcPr>
-        <w:shd w:val="clear" w:color="auto" w:fill="DFA7A6" w:themeFill="accent2" w:themeFillTint="7F"/>
-      </w:tcPr>
+      <w:tcPr/>
     </w:tblStylePr>
     <w:tblStylePr w:type="band1Horz">
       <w:tblPr/>
-      <w:tcPr>
-        <w:shd w:val="clear" w:color="auto" w:fill="DFA7A6" w:themeFill="accent2" w:themeFillTint="7F"/>
-      </w:tcPr>
+      <w:tcPr/>
     </w:tblStylePr>
   </w:style>
   <w:style w:type="table" w:styleId="MediumGrid1-Accent3">
@@ -8591,9 +9441,7 @@
         <w:right w:w="108" w:type="dxa"/>
       </w:tblCellMar>
     </w:tblPr>
-    <w:tcPr>
-      <w:shd w:val="clear" w:color="auto" w:fill="E6EED5" w:themeFill="accent3" w:themeFillTint="3F"/>
-    </w:tcPr>
+    <w:tcPr/>
     <w:tblStylePr w:type="firstRow">
       <w:rPr>
         <w:b/>
@@ -8626,15 +9474,11 @@
     </w:tblStylePr>
     <w:tblStylePr w:type="band1Vert">
       <w:tblPr/>
-      <w:tcPr>
-        <w:shd w:val="clear" w:color="auto" w:fill="CDDDAC" w:themeFill="accent3" w:themeFillTint="7F"/>
-      </w:tcPr>
+      <w:tcPr/>
     </w:tblStylePr>
     <w:tblStylePr w:type="band1Horz">
       <w:tblPr/>
-      <w:tcPr>
-        <w:shd w:val="clear" w:color="auto" w:fill="CDDDAC" w:themeFill="accent3" w:themeFillTint="7F"/>
-      </w:tcPr>
+      <w:tcPr/>
     </w:tblStylePr>
   </w:style>
   <w:style w:type="table" w:styleId="MediumGrid1-Accent4">
@@ -8664,9 +9508,7 @@
         <w:right w:w="108" w:type="dxa"/>
       </w:tblCellMar>
     </w:tblPr>
-    <w:tcPr>
-      <w:shd w:val="clear" w:color="auto" w:fill="DFD8E8" w:themeFill="accent4" w:themeFillTint="3F"/>
-    </w:tcPr>
+    <w:tcPr/>
     <w:tblStylePr w:type="firstRow">
       <w:rPr>
         <w:b/>
@@ -8699,15 +9541,11 @@
     </w:tblStylePr>
     <w:tblStylePr w:type="band1Vert">
       <w:tblPr/>
-      <w:tcPr>
-        <w:shd w:val="clear" w:color="auto" w:fill="BFB1D0" w:themeFill="accent4" w:themeFillTint="7F"/>
-      </w:tcPr>
+      <w:tcPr/>
     </w:tblStylePr>
     <w:tblStylePr w:type="band1Horz">
       <w:tblPr/>
-      <w:tcPr>
-        <w:shd w:val="clear" w:color="auto" w:fill="BFB1D0" w:themeFill="accent4" w:themeFillTint="7F"/>
-      </w:tcPr>
+      <w:tcPr/>
     </w:tblStylePr>
   </w:style>
   <w:style w:type="table" w:styleId="MediumGrid1-Accent5">
@@ -8737,9 +9575,7 @@
         <w:right w:w="108" w:type="dxa"/>
       </w:tblCellMar>
     </w:tblPr>
-    <w:tcPr>
-      <w:shd w:val="clear" w:color="auto" w:fill="D2EAF1" w:themeFill="accent5" w:themeFillTint="3F"/>
-    </w:tcPr>
+    <w:tcPr/>
     <w:tblStylePr w:type="firstRow">
       <w:rPr>
         <w:b/>
@@ -8772,15 +9608,11 @@
     </w:tblStylePr>
     <w:tblStylePr w:type="band1Vert">
       <w:tblPr/>
-      <w:tcPr>
-        <w:shd w:val="clear" w:color="auto" w:fill="A5D5E2" w:themeFill="accent5" w:themeFillTint="7F"/>
-      </w:tcPr>
+      <w:tcPr/>
     </w:tblStylePr>
     <w:tblStylePr w:type="band1Horz">
       <w:tblPr/>
-      <w:tcPr>
-        <w:shd w:val="clear" w:color="auto" w:fill="A5D5E2" w:themeFill="accent5" w:themeFillTint="7F"/>
-      </w:tcPr>
+      <w:tcPr/>
     </w:tblStylePr>
   </w:style>
   <w:style w:type="table" w:styleId="MediumGrid1-Accent6">
@@ -8810,9 +9642,7 @@
         <w:right w:w="108" w:type="dxa"/>
       </w:tblCellMar>
     </w:tblPr>
-    <w:tcPr>
-      <w:shd w:val="clear" w:color="auto" w:fill="FDE4D0" w:themeFill="accent6" w:themeFillTint="3F"/>
-    </w:tcPr>
+    <w:tcPr/>
     <w:tblStylePr w:type="firstRow">
       <w:rPr>
         <w:b/>
@@ -8845,15 +9675,11 @@
     </w:tblStylePr>
     <w:tblStylePr w:type="band1Vert">
       <w:tblPr/>
-      <w:tcPr>
-        <w:shd w:val="clear" w:color="auto" w:fill="FBCAA2" w:themeFill="accent6" w:themeFillTint="7F"/>
-      </w:tcPr>
+      <w:tcPr/>
     </w:tblStylePr>
     <w:tblStylePr w:type="band1Horz">
       <w:tblPr/>
-      <w:tcPr>
-        <w:shd w:val="clear" w:color="auto" w:fill="FBCAA2" w:themeFill="accent6" w:themeFillTint="7F"/>
-      </w:tcPr>
+      <w:tcPr/>
     </w:tblStylePr>
   </w:style>
   <w:style w:type="table" w:styleId="MediumGrid2">
@@ -8866,7 +9692,7 @@
     </w:pPr>
     <w:rPr>
       <w:rFonts w:asciiTheme="majorHAnsi" w:eastAsiaTheme="majorEastAsia" w:hAnsiTheme="majorHAnsi" w:cstheme="majorBidi"/>
-      <w:color w:val="000000" w:themeColor="text1"/>
+      <w:color w:val="000000"/>
     </w:rPr>
     <w:tblPr>
       <w:tblStyleRowBandSize w:val="1"/>
@@ -8887,25 +9713,21 @@
         <w:right w:w="108" w:type="dxa"/>
       </w:tblCellMar>
     </w:tblPr>
-    <w:tcPr>
-      <w:shd w:val="clear" w:color="auto" w:fill="C0C0C0" w:themeFill="text1" w:themeFillTint="3F"/>
-    </w:tcPr>
+    <w:tcPr/>
     <w:tblStylePr w:type="firstRow">
       <w:rPr>
         <w:b/>
         <w:bCs/>
-        <w:color w:val="000000" w:themeColor="text1"/>
-      </w:rPr>
-      <w:tblPr/>
-      <w:tcPr>
-        <w:shd w:val="clear" w:color="auto" w:fill="E6E6E6" w:themeFill="text1" w:themeFillTint="19"/>
-      </w:tcPr>
+        <w:color w:val="000000"/>
+      </w:rPr>
+      <w:tblPr/>
+      <w:tcPr/>
     </w:tblStylePr>
     <w:tblStylePr w:type="lastRow">
       <w:rPr>
         <w:b/>
         <w:bCs/>
-        <w:color w:val="000000" w:themeColor="text1"/>
+        <w:color w:val="000000"/>
       </w:rPr>
       <w:tblPr/>
       <w:tcPr>
@@ -8917,14 +9739,13 @@
           <w:insideH w:val="nil"/>
           <w:insideV w:val="nil"/>
         </w:tcBorders>
-        <w:shd w:val="clear" w:color="auto" w:fill="FFFFFF" w:themeFill="background1"/>
       </w:tcPr>
     </w:tblStylePr>
     <w:tblStylePr w:type="firstCol">
       <w:rPr>
         <w:b/>
         <w:bCs/>
-        <w:color w:val="000000" w:themeColor="text1"/>
+        <w:color w:val="000000"/>
       </w:rPr>
       <w:tblPr/>
       <w:tcPr>
@@ -8936,14 +9757,13 @@
           <w:insideH w:val="nil"/>
           <w:insideV w:val="nil"/>
         </w:tcBorders>
-        <w:shd w:val="clear" w:color="auto" w:fill="FFFFFF" w:themeFill="background1"/>
       </w:tcPr>
     </w:tblStylePr>
     <w:tblStylePr w:type="lastCol">
       <w:rPr>
         <w:b w:val="0"/>
         <w:bCs w:val="0"/>
-        <w:color w:val="000000" w:themeColor="text1"/>
+        <w:color w:val="000000"/>
       </w:rPr>
       <w:tblPr/>
       <w:tcPr>
@@ -8955,14 +9775,11 @@
           <w:insideH w:val="nil"/>
           <w:insideV w:val="nil"/>
         </w:tcBorders>
-        <w:shd w:val="clear" w:color="auto" w:fill="CCCCCC" w:themeFill="text1" w:themeFillTint="33"/>
       </w:tcPr>
     </w:tblStylePr>
     <w:tblStylePr w:type="band1Vert">
       <w:tblPr/>
-      <w:tcPr>
-        <w:shd w:val="clear" w:color="auto" w:fill="808080" w:themeFill="text1" w:themeFillTint="7F"/>
-      </w:tcPr>
+      <w:tcPr/>
     </w:tblStylePr>
     <w:tblStylePr w:type="band1Horz">
       <w:tblPr/>
@@ -8971,14 +9788,11 @@
           <w:insideH w:val="single" w:sz="6" w:space="0" w:color="000000" w:themeColor="text1"/>
           <w:insideV w:val="single" w:sz="6" w:space="0" w:color="000000" w:themeColor="text1"/>
         </w:tcBorders>
-        <w:shd w:val="clear" w:color="auto" w:fill="808080" w:themeFill="text1" w:themeFillTint="7F"/>
       </w:tcPr>
     </w:tblStylePr>
     <w:tblStylePr w:type="nwCell">
       <w:tblPr/>
-      <w:tcPr>
-        <w:shd w:val="clear" w:color="auto" w:fill="FFFFFF" w:themeFill="background1"/>
-      </w:tcPr>
+      <w:tcPr/>
     </w:tblStylePr>
   </w:style>
   <w:style w:type="table" w:styleId="MediumGrid2-Accent1">
@@ -8991,7 +9805,7 @@
     </w:pPr>
     <w:rPr>
       <w:rFonts w:asciiTheme="majorHAnsi" w:eastAsiaTheme="majorEastAsia" w:hAnsiTheme="majorHAnsi" w:cstheme="majorBidi"/>
-      <w:color w:val="000000" w:themeColor="text1"/>
+      <w:color w:val="000000"/>
     </w:rPr>
     <w:tblPr>
       <w:tblStyleRowBandSize w:val="1"/>
@@ -9012,25 +9826,21 @@
         <w:right w:w="108" w:type="dxa"/>
       </w:tblCellMar>
     </w:tblPr>
-    <w:tcPr>
-      <w:shd w:val="clear" w:color="auto" w:fill="D3DFEE" w:themeFill="accent1" w:themeFillTint="3F"/>
-    </w:tcPr>
+    <w:tcPr/>
     <w:tblStylePr w:type="firstRow">
       <w:rPr>
         <w:b/>
         <w:bCs/>
-        <w:color w:val="000000" w:themeColor="text1"/>
-      </w:rPr>
-      <w:tblPr/>
-      <w:tcPr>
-        <w:shd w:val="clear" w:color="auto" w:fill="EDF2F8" w:themeFill="accent1" w:themeFillTint="19"/>
-      </w:tcPr>
+        <w:color w:val="000000"/>
+      </w:rPr>
+      <w:tblPr/>
+      <w:tcPr/>
     </w:tblStylePr>
     <w:tblStylePr w:type="lastRow">
       <w:rPr>
         <w:b/>
         <w:bCs/>
-        <w:color w:val="000000" w:themeColor="text1"/>
+        <w:color w:val="000000"/>
       </w:rPr>
       <w:tblPr/>
       <w:tcPr>
@@ -9042,14 +9852,13 @@
           <w:insideH w:val="nil"/>
           <w:insideV w:val="nil"/>
         </w:tcBorders>
-        <w:shd w:val="clear" w:color="auto" w:fill="FFFFFF" w:themeFill="background1"/>
       </w:tcPr>
     </w:tblStylePr>
     <w:tblStylePr w:type="firstCol">
       <w:rPr>
         <w:b/>
         <w:bCs/>
-        <w:color w:val="000000" w:themeColor="text1"/>
+        <w:color w:val="000000"/>
       </w:rPr>
       <w:tblPr/>
       <w:tcPr>
@@ -9061,14 +9870,13 @@
           <w:insideH w:val="nil"/>
           <w:insideV w:val="nil"/>
         </w:tcBorders>
-        <w:shd w:val="clear" w:color="auto" w:fill="FFFFFF" w:themeFill="background1"/>
       </w:tcPr>
     </w:tblStylePr>
     <w:tblStylePr w:type="lastCol">
       <w:rPr>
         <w:b w:val="0"/>
         <w:bCs w:val="0"/>
-        <w:color w:val="000000" w:themeColor="text1"/>
+        <w:color w:val="000000"/>
       </w:rPr>
       <w:tblPr/>
       <w:tcPr>
@@ -9080,14 +9888,11 @@
           <w:insideH w:val="nil"/>
           <w:insideV w:val="nil"/>
         </w:tcBorders>
-        <w:shd w:val="clear" w:color="auto" w:fill="DBE5F1" w:themeFill="accent1" w:themeFillTint="33"/>
       </w:tcPr>
     </w:tblStylePr>
     <w:tblStylePr w:type="band1Vert">
       <w:tblPr/>
-      <w:tcPr>
-        <w:shd w:val="clear" w:color="auto" w:fill="A7BFDE" w:themeFill="accent1" w:themeFillTint="7F"/>
-      </w:tcPr>
+      <w:tcPr/>
     </w:tblStylePr>
     <w:tblStylePr w:type="band1Horz">
       <w:tblPr/>
@@ -9096,14 +9901,11 @@
           <w:insideH w:val="single" w:sz="6" w:space="0" w:color="4F81BD" w:themeColor="accent1"/>
           <w:insideV w:val="single" w:sz="6" w:space="0" w:color="4F81BD" w:themeColor="accent1"/>
         </w:tcBorders>
-        <w:shd w:val="clear" w:color="auto" w:fill="A7BFDE" w:themeFill="accent1" w:themeFillTint="7F"/>
       </w:tcPr>
     </w:tblStylePr>
     <w:tblStylePr w:type="nwCell">
       <w:tblPr/>
-      <w:tcPr>
-        <w:shd w:val="clear" w:color="auto" w:fill="FFFFFF" w:themeFill="background1"/>
-      </w:tcPr>
+      <w:tcPr/>
     </w:tblStylePr>
   </w:style>
   <w:style w:type="table" w:styleId="MediumGrid2-Accent2">
@@ -9116,7 +9918,7 @@
     </w:pPr>
     <w:rPr>
       <w:rFonts w:asciiTheme="majorHAnsi" w:eastAsiaTheme="majorEastAsia" w:hAnsiTheme="majorHAnsi" w:cstheme="majorBidi"/>
-      <w:color w:val="000000" w:themeColor="text1"/>
+      <w:color w:val="000000"/>
     </w:rPr>
     <w:tblPr>
       <w:tblStyleRowBandSize w:val="1"/>
@@ -9137,25 +9939,21 @@
         <w:right w:w="108" w:type="dxa"/>
       </w:tblCellMar>
     </w:tblPr>
-    <w:tcPr>
-      <w:shd w:val="clear" w:color="auto" w:fill="EFD3D2" w:themeFill="accent2" w:themeFillTint="3F"/>
-    </w:tcPr>
+    <w:tcPr/>
     <w:tblStylePr w:type="firstRow">
       <w:rPr>
         <w:b/>
         <w:bCs/>
-        <w:color w:val="000000" w:themeColor="text1"/>
-      </w:rPr>
-      <w:tblPr/>
-      <w:tcPr>
-        <w:shd w:val="clear" w:color="auto" w:fill="F8EDED" w:themeFill="accent2" w:themeFillTint="19"/>
-      </w:tcPr>
+        <w:color w:val="000000"/>
+      </w:rPr>
+      <w:tblPr/>
+      <w:tcPr/>
     </w:tblStylePr>
     <w:tblStylePr w:type="lastRow">
       <w:rPr>
         <w:b/>
         <w:bCs/>
-        <w:color w:val="000000" w:themeColor="text1"/>
+        <w:color w:val="000000"/>
       </w:rPr>
       <w:tblPr/>
       <w:tcPr>
@@ -9167,14 +9965,13 @@
           <w:insideH w:val="nil"/>
           <w:insideV w:val="nil"/>
         </w:tcBorders>
-        <w:shd w:val="clear" w:color="auto" w:fill="FFFFFF" w:themeFill="background1"/>
       </w:tcPr>
     </w:tblStylePr>
     <w:tblStylePr w:type="firstCol">
       <w:rPr>
         <w:b/>
         <w:bCs/>
-        <w:color w:val="000000" w:themeColor="text1"/>
+        <w:color w:val="000000"/>
       </w:rPr>
       <w:tblPr/>
       <w:tcPr>
@@ -9186,14 +9983,13 @@
           <w:insideH w:val="nil"/>
           <w:insideV w:val="nil"/>
         </w:tcBorders>
-        <w:shd w:val="clear" w:color="auto" w:fill="FFFFFF" w:themeFill="background1"/>
       </w:tcPr>
     </w:tblStylePr>
     <w:tblStylePr w:type="lastCol">
       <w:rPr>
         <w:b w:val="0"/>
         <w:bCs w:val="0"/>
-        <w:color w:val="000000" w:themeColor="text1"/>
+        <w:color w:val="000000"/>
       </w:rPr>
       <w:tblPr/>
       <w:tcPr>
@@ -9205,14 +10001,11 @@
           <w:insideH w:val="nil"/>
           <w:insideV w:val="nil"/>
         </w:tcBorders>
-        <w:shd w:val="clear" w:color="auto" w:fill="F2DBDB" w:themeFill="accent2" w:themeFillTint="33"/>
       </w:tcPr>
     </w:tblStylePr>
     <w:tblStylePr w:type="band1Vert">
       <w:tblPr/>
-      <w:tcPr>
-        <w:shd w:val="clear" w:color="auto" w:fill="DFA7A6" w:themeFill="accent2" w:themeFillTint="7F"/>
-      </w:tcPr>
+      <w:tcPr/>
     </w:tblStylePr>
     <w:tblStylePr w:type="band1Horz">
       <w:tblPr/>
@@ -9221,14 +10014,11 @@
           <w:insideH w:val="single" w:sz="6" w:space="0" w:color="C0504D" w:themeColor="accent2"/>
           <w:insideV w:val="single" w:sz="6" w:space="0" w:color="C0504D" w:themeColor="accent2"/>
         </w:tcBorders>
-        <w:shd w:val="clear" w:color="auto" w:fill="DFA7A6" w:themeFill="accent2" w:themeFillTint="7F"/>
       </w:tcPr>
     </w:tblStylePr>
     <w:tblStylePr w:type="nwCell">
       <w:tblPr/>
-      <w:tcPr>
-        <w:shd w:val="clear" w:color="auto" w:fill="FFFFFF" w:themeFill="background1"/>
-      </w:tcPr>
+      <w:tcPr/>
     </w:tblStylePr>
   </w:style>
   <w:style w:type="table" w:styleId="MediumGrid2-Accent3">
@@ -9241,7 +10031,7 @@
     </w:pPr>
     <w:rPr>
       <w:rFonts w:asciiTheme="majorHAnsi" w:eastAsiaTheme="majorEastAsia" w:hAnsiTheme="majorHAnsi" w:cstheme="majorBidi"/>
-      <w:color w:val="000000" w:themeColor="text1"/>
+      <w:color w:val="000000"/>
     </w:rPr>
     <w:tblPr>
       <w:tblStyleRowBandSize w:val="1"/>
@@ -9262,25 +10052,21 @@
         <w:right w:w="108" w:type="dxa"/>
       </w:tblCellMar>
     </w:tblPr>
-    <w:tcPr>
-      <w:shd w:val="clear" w:color="auto" w:fill="E6EED5" w:themeFill="accent3" w:themeFillTint="3F"/>
-    </w:tcPr>
+    <w:tcPr/>
     <w:tblStylePr w:type="firstRow">
       <w:rPr>
         <w:b/>
         <w:bCs/>
-        <w:color w:val="000000" w:themeColor="text1"/>
-      </w:rPr>
-      <w:tblPr/>
-      <w:tcPr>
-        <w:shd w:val="clear" w:color="auto" w:fill="F5F8EE" w:themeFill="accent3" w:themeFillTint="19"/>
-      </w:tcPr>
+        <w:color w:val="000000"/>
+      </w:rPr>
+      <w:tblPr/>
+      <w:tcPr/>
     </w:tblStylePr>
     <w:tblStylePr w:type="lastRow">
       <w:rPr>
         <w:b/>
         <w:bCs/>
-        <w:color w:val="000000" w:themeColor="text1"/>
+        <w:color w:val="000000"/>
       </w:rPr>
       <w:tblPr/>
       <w:tcPr>
@@ -9292,14 +10078,13 @@
           <w:insideH w:val="nil"/>
           <w:insideV w:val="nil"/>
         </w:tcBorders>
-        <w:shd w:val="clear" w:color="auto" w:fill="FFFFFF" w:themeFill="background1"/>
       </w:tcPr>
     </w:tblStylePr>
     <w:tblStylePr w:type="firstCol">
       <w:rPr>
         <w:b/>
         <w:bCs/>
-        <w:color w:val="000000" w:themeColor="text1"/>
+        <w:color w:val="000000"/>
       </w:rPr>
       <w:tblPr/>
       <w:tcPr>
@@ -9311,14 +10096,13 @@
           <w:insideH w:val="nil"/>
           <w:insideV w:val="nil"/>
         </w:tcBorders>
-        <w:shd w:val="clear" w:color="auto" w:fill="FFFFFF" w:themeFill="background1"/>
       </w:tcPr>
     </w:tblStylePr>
     <w:tblStylePr w:type="lastCol">
       <w:rPr>
         <w:b w:val="0"/>
         <w:bCs w:val="0"/>
-        <w:color w:val="000000" w:themeColor="text1"/>
+        <w:color w:val="000000"/>
       </w:rPr>
       <w:tblPr/>
       <w:tcPr>
@@ -9330,14 +10114,11 @@
           <w:insideH w:val="nil"/>
           <w:insideV w:val="nil"/>
         </w:tcBorders>
-        <w:shd w:val="clear" w:color="auto" w:fill="EAF1DD" w:themeFill="accent3" w:themeFillTint="33"/>
       </w:tcPr>
     </w:tblStylePr>
     <w:tblStylePr w:type="band1Vert">
       <w:tblPr/>
-      <w:tcPr>
-        <w:shd w:val="clear" w:color="auto" w:fill="CDDDAC" w:themeFill="accent3" w:themeFillTint="7F"/>
-      </w:tcPr>
+      <w:tcPr/>
     </w:tblStylePr>
     <w:tblStylePr w:type="band1Horz">
       <w:tblPr/>
@@ -9346,14 +10127,11 @@
           <w:insideH w:val="single" w:sz="6" w:space="0" w:color="9BBB59" w:themeColor="accent3"/>
           <w:insideV w:val="single" w:sz="6" w:space="0" w:color="9BBB59" w:themeColor="accent3"/>
         </w:tcBorders>
-        <w:shd w:val="clear" w:color="auto" w:fill="CDDDAC" w:themeFill="accent3" w:themeFillTint="7F"/>
       </w:tcPr>
     </w:tblStylePr>
     <w:tblStylePr w:type="nwCell">
       <w:tblPr/>
-      <w:tcPr>
-        <w:shd w:val="clear" w:color="auto" w:fill="FFFFFF" w:themeFill="background1"/>
-      </w:tcPr>
+      <w:tcPr/>
     </w:tblStylePr>
   </w:style>
   <w:style w:type="table" w:styleId="MediumGrid2-Accent4">
@@ -9366,7 +10144,7 @@
     </w:pPr>
     <w:rPr>
       <w:rFonts w:asciiTheme="majorHAnsi" w:eastAsiaTheme="majorEastAsia" w:hAnsiTheme="majorHAnsi" w:cstheme="majorBidi"/>
-      <w:color w:val="000000" w:themeColor="text1"/>
+      <w:color w:val="000000"/>
     </w:rPr>
     <w:tblPr>
       <w:tblStyleRowBandSize w:val="1"/>
@@ -9387,25 +10165,21 @@
         <w:right w:w="108" w:type="dxa"/>
       </w:tblCellMar>
     </w:tblPr>
-    <w:tcPr>
-      <w:shd w:val="clear" w:color="auto" w:fill="DFD8E8" w:themeFill="accent4" w:themeFillTint="3F"/>
-    </w:tcPr>
+    <w:tcPr/>
     <w:tblStylePr w:type="firstRow">
       <w:rPr>
         <w:b/>
         <w:bCs/>
-        <w:color w:val="000000" w:themeColor="text1"/>
-      </w:rPr>
-      <w:tblPr/>
-      <w:tcPr>
-        <w:shd w:val="clear" w:color="auto" w:fill="F2EFF6" w:themeFill="accent4" w:themeFillTint="19"/>
-      </w:tcPr>
+        <w:color w:val="000000"/>
+      </w:rPr>
+      <w:tblPr/>
+      <w:tcPr/>
     </w:tblStylePr>
     <w:tblStylePr w:type="lastRow">
       <w:rPr>
         <w:b/>
         <w:bCs/>
-        <w:color w:val="000000" w:themeColor="text1"/>
+        <w:color w:val="000000"/>
       </w:rPr>
       <w:tblPr/>
       <w:tcPr>
@@ -9417,14 +10191,13 @@
           <w:insideH w:val="nil"/>
           <w:insideV w:val="nil"/>
         </w:tcBorders>
-        <w:shd w:val="clear" w:color="auto" w:fill="FFFFFF" w:themeFill="background1"/>
       </w:tcPr>
     </w:tblStylePr>
     <w:tblStylePr w:type="firstCol">
       <w:rPr>
         <w:b/>
         <w:bCs/>
-        <w:color w:val="000000" w:themeColor="text1"/>
+        <w:color w:val="000000"/>
       </w:rPr>
       <w:tblPr/>
       <w:tcPr>
@@ -9436,14 +10209,13 @@
           <w:insideH w:val="nil"/>
           <w:insideV w:val="nil"/>
         </w:tcBorders>
-        <w:shd w:val="clear" w:color="auto" w:fill="FFFFFF" w:themeFill="background1"/>
       </w:tcPr>
     </w:tblStylePr>
     <w:tblStylePr w:type="lastCol">
       <w:rPr>
         <w:b w:val="0"/>
         <w:bCs w:val="0"/>
-        <w:color w:val="000000" w:themeColor="text1"/>
+        <w:color w:val="000000"/>
       </w:rPr>
       <w:tblPr/>
       <w:tcPr>
@@ -9455,14 +10227,11 @@
           <w:insideH w:val="nil"/>
           <w:insideV w:val="nil"/>
         </w:tcBorders>
-        <w:shd w:val="clear" w:color="auto" w:fill="E5DFEC" w:themeFill="accent4" w:themeFillTint="33"/>
       </w:tcPr>
     </w:tblStylePr>
     <w:tblStylePr w:type="band1Vert">
       <w:tblPr/>
-      <w:tcPr>
-        <w:shd w:val="clear" w:color="auto" w:fill="BFB1D0" w:themeFill="accent4" w:themeFillTint="7F"/>
-      </w:tcPr>
+      <w:tcPr/>
     </w:tblStylePr>
     <w:tblStylePr w:type="band1Horz">
       <w:tblPr/>
@@ -9471,14 +10240,11 @@
           <w:insideH w:val="single" w:sz="6" w:space="0" w:color="8064A2" w:themeColor="accent4"/>
           <w:insideV w:val="single" w:sz="6" w:space="0" w:color="8064A2" w:themeColor="accent4"/>
         </w:tcBorders>
-        <w:shd w:val="clear" w:color="auto" w:fill="BFB1D0" w:themeFill="accent4" w:themeFillTint="7F"/>
       </w:tcPr>
     </w:tblStylePr>
     <w:tblStylePr w:type="nwCell">
       <w:tblPr/>
-      <w:tcPr>
-        <w:shd w:val="clear" w:color="auto" w:fill="FFFFFF" w:themeFill="background1"/>
-      </w:tcPr>
+      <w:tcPr/>
     </w:tblStylePr>
   </w:style>
   <w:style w:type="table" w:styleId="MediumGrid2-Accent5">
@@ -9491,7 +10257,7 @@
     </w:pPr>
     <w:rPr>
       <w:rFonts w:asciiTheme="majorHAnsi" w:eastAsiaTheme="majorEastAsia" w:hAnsiTheme="majorHAnsi" w:cstheme="majorBidi"/>
-      <w:color w:val="000000" w:themeColor="text1"/>
+      <w:color w:val="000000"/>
     </w:rPr>
     <w:tblPr>
       <w:tblStyleRowBandSize w:val="1"/>
@@ -9512,25 +10278,21 @@
         <w:right w:w="108" w:type="dxa"/>
       </w:tblCellMar>
     </w:tblPr>
-    <w:tcPr>
-      <w:shd w:val="clear" w:color="auto" w:fill="D2EAF1" w:themeFill="accent5" w:themeFillTint="3F"/>
-    </w:tcPr>
+    <w:tcPr/>
     <w:tblStylePr w:type="firstRow">
       <w:rPr>
         <w:b/>
         <w:bCs/>
-        <w:color w:val="000000" w:themeColor="text1"/>
-      </w:rPr>
-      <w:tblPr/>
-      <w:tcPr>
-        <w:shd w:val="clear" w:color="auto" w:fill="EDF6F9" w:themeFill="accent5" w:themeFillTint="19"/>
-      </w:tcPr>
+        <w:color w:val="000000"/>
+      </w:rPr>
+      <w:tblPr/>
+      <w:tcPr/>
     </w:tblStylePr>
     <w:tblStylePr w:type="lastRow">
       <w:rPr>
         <w:b/>
         <w:bCs/>
-        <w:color w:val="000000" w:themeColor="text1"/>
+        <w:color w:val="000000"/>
       </w:rPr>
       <w:tblPr/>
       <w:tcPr>
@@ -9542,14 +10304,13 @@
           <w:insideH w:val="nil"/>
           <w:insideV w:val="nil"/>
         </w:tcBorders>
-        <w:shd w:val="clear" w:color="auto" w:fill="FFFFFF" w:themeFill="background1"/>
       </w:tcPr>
     </w:tblStylePr>
     <w:tblStylePr w:type="firstCol">
       <w:rPr>
         <w:b/>
         <w:bCs/>
-        <w:color w:val="000000" w:themeColor="text1"/>
+        <w:color w:val="000000"/>
       </w:rPr>
       <w:tblPr/>
       <w:tcPr>
@@ -9561,14 +10322,13 @@
           <w:insideH w:val="nil"/>
           <w:insideV w:val="nil"/>
         </w:tcBorders>
-        <w:shd w:val="clear" w:color="auto" w:fill="FFFFFF" w:themeFill="background1"/>
       </w:tcPr>
     </w:tblStylePr>
     <w:tblStylePr w:type="lastCol">
       <w:rPr>
         <w:b w:val="0"/>
         <w:bCs w:val="0"/>
-        <w:color w:val="000000" w:themeColor="text1"/>
+        <w:color w:val="000000"/>
       </w:rPr>
       <w:tblPr/>
       <w:tcPr>
@@ -9580,14 +10340,11 @@
           <w:insideH w:val="nil"/>
           <w:insideV w:val="nil"/>
         </w:tcBorders>
-        <w:shd w:val="clear" w:color="auto" w:fill="DAEEF3" w:themeFill="accent5" w:themeFillTint="33"/>
       </w:tcPr>
     </w:tblStylePr>
     <w:tblStylePr w:type="band1Vert">
       <w:tblPr/>
-      <w:tcPr>
-        <w:shd w:val="clear" w:color="auto" w:fill="A5D5E2" w:themeFill="accent5" w:themeFillTint="7F"/>
-      </w:tcPr>
+      <w:tcPr/>
     </w:tblStylePr>
     <w:tblStylePr w:type="band1Horz">
       <w:tblPr/>
@@ -9596,14 +10353,11 @@
           <w:insideH w:val="single" w:sz="6" w:space="0" w:color="4BACC6" w:themeColor="accent5"/>
           <w:insideV w:val="single" w:sz="6" w:space="0" w:color="4BACC6" w:themeColor="accent5"/>
         </w:tcBorders>
-        <w:shd w:val="clear" w:color="auto" w:fill="A5D5E2" w:themeFill="accent5" w:themeFillTint="7F"/>
       </w:tcPr>
     </w:tblStylePr>
     <w:tblStylePr w:type="nwCell">
       <w:tblPr/>
-      <w:tcPr>
-        <w:shd w:val="clear" w:color="auto" w:fill="FFFFFF" w:themeFill="background1"/>
-      </w:tcPr>
+      <w:tcPr/>
     </w:tblStylePr>
   </w:style>
   <w:style w:type="table" w:styleId="MediumGrid2-Accent6">
@@ -9616,7 +10370,7 @@
     </w:pPr>
     <w:rPr>
       <w:rFonts w:asciiTheme="majorHAnsi" w:eastAsiaTheme="majorEastAsia" w:hAnsiTheme="majorHAnsi" w:cstheme="majorBidi"/>
-      <w:color w:val="000000" w:themeColor="text1"/>
+      <w:color w:val="000000"/>
     </w:rPr>
     <w:tblPr>
       <w:tblStyleRowBandSize w:val="1"/>
@@ -9637,25 +10391,21 @@
         <w:right w:w="108" w:type="dxa"/>
       </w:tblCellMar>
     </w:tblPr>
-    <w:tcPr>
-      <w:shd w:val="clear" w:color="auto" w:fill="FDE4D0" w:themeFill="accent6" w:themeFillTint="3F"/>
-    </w:tcPr>
+    <w:tcPr/>
     <w:tblStylePr w:type="firstRow">
       <w:rPr>
         <w:b/>
         <w:bCs/>
-        <w:color w:val="000000" w:themeColor="text1"/>
-      </w:rPr>
-      <w:tblPr/>
-      <w:tcPr>
-        <w:shd w:val="clear" w:color="auto" w:fill="FEF4EC" w:themeFill="accent6" w:themeFillTint="19"/>
-      </w:tcPr>
+        <w:color w:val="000000"/>
+      </w:rPr>
+      <w:tblPr/>
+      <w:tcPr/>
     </w:tblStylePr>
     <w:tblStylePr w:type="lastRow">
       <w:rPr>
         <w:b/>
         <w:bCs/>
-        <w:color w:val="000000" w:themeColor="text1"/>
+        <w:color w:val="000000"/>
       </w:rPr>
       <w:tblPr/>
       <w:tcPr>
@@ -9667,14 +10417,13 @@
           <w:insideH w:val="nil"/>
           <w:insideV w:val="nil"/>
         </w:tcBorders>
-        <w:shd w:val="clear" w:color="auto" w:fill="FFFFFF" w:themeFill="background1"/>
       </w:tcPr>
     </w:tblStylePr>
     <w:tblStylePr w:type="firstCol">
       <w:rPr>
         <w:b/>
         <w:bCs/>
-        <w:color w:val="000000" w:themeColor="text1"/>
+        <w:color w:val="000000"/>
       </w:rPr>
       <w:tblPr/>
       <w:tcPr>
@@ -9686,14 +10435,13 @@
           <w:insideH w:val="nil"/>
           <w:insideV w:val="nil"/>
         </w:tcBorders>
-        <w:shd w:val="clear" w:color="auto" w:fill="FFFFFF" w:themeFill="background1"/>
       </w:tcPr>
     </w:tblStylePr>
     <w:tblStylePr w:type="lastCol">
       <w:rPr>
         <w:b w:val="0"/>
         <w:bCs w:val="0"/>
-        <w:color w:val="000000" w:themeColor="text1"/>
+        <w:color w:val="000000"/>
       </w:rPr>
       <w:tblPr/>
       <w:tcPr>
@@ -9705,14 +10453,11 @@
           <w:insideH w:val="nil"/>
           <w:insideV w:val="nil"/>
         </w:tcBorders>
-        <w:shd w:val="clear" w:color="auto" w:fill="FDE9D9" w:themeFill="accent6" w:themeFillTint="33"/>
       </w:tcPr>
     </w:tblStylePr>
     <w:tblStylePr w:type="band1Vert">
       <w:tblPr/>
-      <w:tcPr>
-        <w:shd w:val="clear" w:color="auto" w:fill="FBCAA2" w:themeFill="accent6" w:themeFillTint="7F"/>
-      </w:tcPr>
+      <w:tcPr/>
     </w:tblStylePr>
     <w:tblStylePr w:type="band1Horz">
       <w:tblPr/>
@@ -9721,14 +10466,11 @@
           <w:insideH w:val="single" w:sz="6" w:space="0" w:color="F79646" w:themeColor="accent6"/>
           <w:insideV w:val="single" w:sz="6" w:space="0" w:color="F79646" w:themeColor="accent6"/>
         </w:tcBorders>
-        <w:shd w:val="clear" w:color="auto" w:fill="FBCAA2" w:themeFill="accent6" w:themeFillTint="7F"/>
       </w:tcPr>
     </w:tblStylePr>
     <w:tblStylePr w:type="nwCell">
       <w:tblPr/>
-      <w:tcPr>
-        <w:shd w:val="clear" w:color="auto" w:fill="FFFFFF" w:themeFill="background1"/>
-      </w:tcPr>
+      <w:tcPr/>
     </w:tblStylePr>
   </w:style>
   <w:style w:type="table" w:styleId="MediumGrid3">
@@ -9758,16 +10500,14 @@
         <w:right w:w="108" w:type="dxa"/>
       </w:tblCellMar>
     </w:tblPr>
-    <w:tcPr>
-      <w:shd w:val="clear" w:color="auto" w:fill="C0C0C0" w:themeFill="text1" w:themeFillTint="3F"/>
-    </w:tcPr>
+    <w:tcPr/>
     <w:tblStylePr w:type="firstRow">
       <w:rPr>
         <w:b/>
         <w:bCs/>
         <w:i w:val="0"/>
         <w:iCs w:val="0"/>
-        <w:color w:val="FFFFFF" w:themeColor="background1"/>
+        <w:color w:val="000000"/>
       </w:rPr>
       <w:tblPr/>
       <w:tcPr>
@@ -9779,7 +10519,6 @@
           <w:insideH w:val="nil"/>
           <w:insideV w:val="single" w:sz="8" w:space="0" w:color="FFFFFF" w:themeColor="background1"/>
         </w:tcBorders>
-        <w:shd w:val="clear" w:color="auto" w:fill="000000" w:themeFill="text1"/>
       </w:tcPr>
     </w:tblStylePr>
     <w:tblStylePr w:type="lastRow">
@@ -9788,7 +10527,7 @@
         <w:bCs/>
         <w:i w:val="0"/>
         <w:iCs w:val="0"/>
-        <w:color w:val="FFFFFF" w:themeColor="background1"/>
+        <w:color w:val="000000"/>
       </w:rPr>
       <w:tblPr/>
       <w:tcPr>
@@ -9800,7 +10539,6 @@
           <w:insideH w:val="nil"/>
           <w:insideV w:val="single" w:sz="8" w:space="0" w:color="FFFFFF" w:themeColor="background1"/>
         </w:tcBorders>
-        <w:shd w:val="clear" w:color="auto" w:fill="000000" w:themeFill="text1"/>
       </w:tcPr>
     </w:tblStylePr>
     <w:tblStylePr w:type="firstCol">
@@ -9809,7 +10547,7 @@
         <w:bCs/>
         <w:i w:val="0"/>
         <w:iCs w:val="0"/>
-        <w:color w:val="FFFFFF" w:themeColor="background1"/>
+        <w:color w:val="000000"/>
       </w:rPr>
       <w:tblPr/>
       <w:tcPr>
@@ -9819,7 +10557,6 @@
           <w:insideH w:val="nil"/>
           <w:insideV w:val="nil"/>
         </w:tcBorders>
-        <w:shd w:val="clear" w:color="auto" w:fill="000000" w:themeFill="text1"/>
       </w:tcPr>
     </w:tblStylePr>
     <w:tblStylePr w:type="lastCol">
@@ -9828,7 +10565,7 @@
         <w:bCs/>
         <w:i w:val="0"/>
         <w:iCs w:val="0"/>
-        <w:color w:val="FFFFFF" w:themeColor="background1"/>
+        <w:color w:val="000000"/>
       </w:rPr>
       <w:tblPr/>
       <w:tcPr>
@@ -9840,7 +10577,6 @@
           <w:insideH w:val="nil"/>
           <w:insideV w:val="nil"/>
         </w:tcBorders>
-        <w:shd w:val="clear" w:color="auto" w:fill="000000" w:themeFill="text1"/>
       </w:tcPr>
     </w:tblStylePr>
     <w:tblStylePr w:type="band1Vert">
@@ -9854,7 +10590,6 @@
           <w:insideH w:val="nil"/>
           <w:insideV w:val="nil"/>
         </w:tcBorders>
-        <w:shd w:val="clear" w:color="auto" w:fill="808080" w:themeFill="text1" w:themeFillTint="7F"/>
       </w:tcPr>
     </w:tblStylePr>
     <w:tblStylePr w:type="band1Horz">
@@ -9868,7 +10603,6 @@
           <w:insideH w:val="single" w:sz="8" w:space="0" w:color="FFFFFF" w:themeColor="background1"/>
           <w:insideV w:val="single" w:sz="8" w:space="0" w:color="FFFFFF" w:themeColor="background1"/>
         </w:tcBorders>
-        <w:shd w:val="clear" w:color="auto" w:fill="808080" w:themeFill="text1" w:themeFillTint="7F"/>
       </w:tcPr>
     </w:tblStylePr>
   </w:style>
@@ -9899,16 +10633,14 @@
         <w:right w:w="108" w:type="dxa"/>
       </w:tblCellMar>
     </w:tblPr>
-    <w:tcPr>
-      <w:shd w:val="clear" w:color="auto" w:fill="D3DFEE" w:themeFill="accent1" w:themeFillTint="3F"/>
-    </w:tcPr>
+    <w:tcPr/>
     <w:tblStylePr w:type="firstRow">
       <w:rPr>
         <w:b/>
         <w:bCs/>
         <w:i w:val="0"/>
         <w:iCs w:val="0"/>
-        <w:color w:val="FFFFFF" w:themeColor="background1"/>
+        <w:color w:val="000000"/>
       </w:rPr>
       <w:tblPr/>
       <w:tcPr>
@@ -9920,7 +10652,6 @@
           <w:insideH w:val="nil"/>
           <w:insideV w:val="single" w:sz="8" w:space="0" w:color="FFFFFF" w:themeColor="background1"/>
         </w:tcBorders>
-        <w:shd w:val="clear" w:color="auto" w:fill="4F81BD" w:themeFill="accent1"/>
       </w:tcPr>
     </w:tblStylePr>
     <w:tblStylePr w:type="lastRow">
@@ -9929,7 +10660,7 @@
         <w:bCs/>
         <w:i w:val="0"/>
         <w:iCs w:val="0"/>
-        <w:color w:val="FFFFFF" w:themeColor="background1"/>
+        <w:color w:val="000000"/>
       </w:rPr>
       <w:tblPr/>
       <w:tcPr>
@@ -9941,7 +10672,6 @@
           <w:insideH w:val="nil"/>
           <w:insideV w:val="single" w:sz="8" w:space="0" w:color="FFFFFF" w:themeColor="background1"/>
         </w:tcBorders>
-        <w:shd w:val="clear" w:color="auto" w:fill="4F81BD" w:themeFill="accent1"/>
       </w:tcPr>
     </w:tblStylePr>
     <w:tblStylePr w:type="firstCol">
@@ -9950,7 +10680,7 @@
         <w:bCs/>
         <w:i w:val="0"/>
         <w:iCs w:val="0"/>
-        <w:color w:val="FFFFFF" w:themeColor="background1"/>
+        <w:color w:val="000000"/>
       </w:rPr>
       <w:tblPr/>
       <w:tcPr>
@@ -9960,7 +10690,6 @@
           <w:insideH w:val="nil"/>
           <w:insideV w:val="nil"/>
         </w:tcBorders>
-        <w:shd w:val="clear" w:color="auto" w:fill="4F81BD" w:themeFill="accent1"/>
       </w:tcPr>
     </w:tblStylePr>
     <w:tblStylePr w:type="lastCol">
@@ -9969,7 +10698,7 @@
         <w:bCs/>
         <w:i w:val="0"/>
         <w:iCs w:val="0"/>
-        <w:color w:val="FFFFFF" w:themeColor="background1"/>
+        <w:color w:val="000000"/>
       </w:rPr>
       <w:tblPr/>
       <w:tcPr>
@@ -9981,7 +10710,6 @@
           <w:insideH w:val="nil"/>
           <w:insideV w:val="nil"/>
         </w:tcBorders>
-        <w:shd w:val="clear" w:color="auto" w:fill="4F81BD" w:themeFill="accent1"/>
       </w:tcPr>
     </w:tblStylePr>
     <w:tblStylePr w:type="band1Vert">
@@ -9995,7 +10723,6 @@
           <w:insideH w:val="nil"/>
           <w:insideV w:val="nil"/>
         </w:tcBorders>
-        <w:shd w:val="clear" w:color="auto" w:fill="A7BFDE" w:themeFill="accent1" w:themeFillTint="7F"/>
       </w:tcPr>
     </w:tblStylePr>
     <w:tblStylePr w:type="band1Horz">
@@ -10009,7 +10736,6 @@
           <w:insideH w:val="single" w:sz="8" w:space="0" w:color="FFFFFF" w:themeColor="background1"/>
           <w:insideV w:val="single" w:sz="8" w:space="0" w:color="FFFFFF" w:themeColor="background1"/>
         </w:tcBorders>
-        <w:shd w:val="clear" w:color="auto" w:fill="A7BFDE" w:themeFill="accent1" w:themeFillTint="7F"/>
       </w:tcPr>
     </w:tblStylePr>
   </w:style>
@@ -10040,16 +10766,14 @@
         <w:right w:w="108" w:type="dxa"/>
       </w:tblCellMar>
     </w:tblPr>
-    <w:tcPr>
-      <w:shd w:val="clear" w:color="auto" w:fill="EFD3D2" w:themeFill="accent2" w:themeFillTint="3F"/>
-    </w:tcPr>
+    <w:tcPr/>
     <w:tblStylePr w:type="firstRow">
       <w:rPr>
         <w:b/>
         <w:bCs/>
         <w:i w:val="0"/>
         <w:iCs w:val="0"/>
-        <w:color w:val="FFFFFF" w:themeColor="background1"/>
+        <w:color w:val="000000"/>
       </w:rPr>
       <w:tblPr/>
       <w:tcPr>
@@ -10061,7 +10785,6 @@
           <w:insideH w:val="nil"/>
           <w:insideV w:val="single" w:sz="8" w:space="0" w:color="FFFFFF" w:themeColor="background1"/>
         </w:tcBorders>
-        <w:shd w:val="clear" w:color="auto" w:fill="C0504D" w:themeFill="accent2"/>
       </w:tcPr>
     </w:tblStylePr>
     <w:tblStylePr w:type="lastRow">
@@ -10070,7 +10793,7 @@
         <w:bCs/>
         <w:i w:val="0"/>
         <w:iCs w:val="0"/>
-        <w:color w:val="FFFFFF" w:themeColor="background1"/>
+        <w:color w:val="000000"/>
       </w:rPr>
       <w:tblPr/>
       <w:tcPr>
@@ -10082,7 +10805,6 @@
           <w:insideH w:val="nil"/>
           <w:insideV w:val="single" w:sz="8" w:space="0" w:color="FFFFFF" w:themeColor="background1"/>
         </w:tcBorders>
-        <w:shd w:val="clear" w:color="auto" w:fill="C0504D" w:themeFill="accent2"/>
       </w:tcPr>
     </w:tblStylePr>
     <w:tblStylePr w:type="firstCol">
@@ -10091,7 +10813,7 @@
         <w:bCs/>
         <w:i w:val="0"/>
         <w:iCs w:val="0"/>
-        <w:color w:val="FFFFFF" w:themeColor="background1"/>
+        <w:color w:val="000000"/>
       </w:rPr>
       <w:tblPr/>
       <w:tcPr>
@@ -10101,7 +10823,6 @@
           <w:insideH w:val="nil"/>
           <w:insideV w:val="nil"/>
         </w:tcBorders>
-        <w:shd w:val="clear" w:color="auto" w:fill="C0504D" w:themeFill="accent2"/>
       </w:tcPr>
     </w:tblStylePr>
     <w:tblStylePr w:type="lastCol">
@@ -10110,7 +10831,7 @@
         <w:bCs/>
         <w:i w:val="0"/>
         <w:iCs w:val="0"/>
-        <w:color w:val="FFFFFF" w:themeColor="background1"/>
+        <w:color w:val="000000"/>
       </w:rPr>
       <w:tblPr/>
       <w:tcPr>
@@ -10122,7 +10843,6 @@
           <w:insideH w:val="nil"/>
           <w:insideV w:val="nil"/>
         </w:tcBorders>
-        <w:shd w:val="clear" w:color="auto" w:fill="C0504D" w:themeFill="accent2"/>
       </w:tcPr>
     </w:tblStylePr>
     <w:tblStylePr w:type="band1Vert">
@@ -10136,7 +10856,6 @@
           <w:insideH w:val="nil"/>
           <w:insideV w:val="nil"/>
         </w:tcBorders>
-        <w:shd w:val="clear" w:color="auto" w:fill="DFA7A6" w:themeFill="accent2" w:themeFillTint="7F"/>
       </w:tcPr>
     </w:tblStylePr>
     <w:tblStylePr w:type="band1Horz">
@@ -10150,7 +10869,6 @@
           <w:insideH w:val="single" w:sz="8" w:space="0" w:color="FFFFFF" w:themeColor="background1"/>
           <w:insideV w:val="single" w:sz="8" w:space="0" w:color="FFFFFF" w:themeColor="background1"/>
         </w:tcBorders>
-        <w:shd w:val="clear" w:color="auto" w:fill="DFA7A6" w:themeFill="accent2" w:themeFillTint="7F"/>
       </w:tcPr>
     </w:tblStylePr>
   </w:style>
@@ -10181,16 +10899,14 @@
         <w:right w:w="108" w:type="dxa"/>
       </w:tblCellMar>
     </w:tblPr>
-    <w:tcPr>
-      <w:shd w:val="clear" w:color="auto" w:fill="E6EED5" w:themeFill="accent3" w:themeFillTint="3F"/>
-    </w:tcPr>
+    <w:tcPr/>
     <w:tblStylePr w:type="firstRow">
       <w:rPr>
         <w:b/>
         <w:bCs/>
         <w:i w:val="0"/>
         <w:iCs w:val="0"/>
-        <w:color w:val="FFFFFF" w:themeColor="background1"/>
+        <w:color w:val="000000"/>
       </w:rPr>
       <w:tblPr/>
       <w:tcPr>
@@ -10202,7 +10918,6 @@
           <w:insideH w:val="nil"/>
           <w:insideV w:val="single" w:sz="8" w:space="0" w:color="FFFFFF" w:themeColor="background1"/>
         </w:tcBorders>
-        <w:shd w:val="clear" w:color="auto" w:fill="9BBB59" w:themeFill="accent3"/>
       </w:tcPr>
     </w:tblStylePr>
     <w:tblStylePr w:type="lastRow">
@@ -10211,7 +10926,7 @@
         <w:bCs/>
         <w:i w:val="0"/>
         <w:iCs w:val="0"/>
-        <w:color w:val="FFFFFF" w:themeColor="background1"/>
+        <w:color w:val="000000"/>
       </w:rPr>
       <w:tblPr/>
       <w:tcPr>
@@ -10223,7 +10938,6 @@
           <w:insideH w:val="nil"/>
           <w:insideV w:val="single" w:sz="8" w:space="0" w:color="FFFFFF" w:themeColor="background1"/>
         </w:tcBorders>
-        <w:shd w:val="clear" w:color="auto" w:fill="9BBB59" w:themeFill="accent3"/>
       </w:tcPr>
     </w:tblStylePr>
     <w:tblStylePr w:type="firstCol">
@@ -10232,7 +10946,7 @@
         <w:bCs/>
         <w:i w:val="0"/>
         <w:iCs w:val="0"/>
-        <w:color w:val="FFFFFF" w:themeColor="background1"/>
+        <w:color w:val="000000"/>
       </w:rPr>
       <w:tblPr/>
       <w:tcPr>
@@ -10242,7 +10956,6 @@
           <w:insideH w:val="nil"/>
           <w:insideV w:val="nil"/>
         </w:tcBorders>
-        <w:shd w:val="clear" w:color="auto" w:fill="9BBB59" w:themeFill="accent3"/>
       </w:tcPr>
     </w:tblStylePr>
     <w:tblStylePr w:type="lastCol">
@@ -10251,7 +10964,7 @@
         <w:bCs/>
         <w:i w:val="0"/>
         <w:iCs w:val="0"/>
-        <w:color w:val="FFFFFF" w:themeColor="background1"/>
+        <w:color w:val="000000"/>
       </w:rPr>
       <w:tblPr/>
       <w:tcPr>
@@ -10263,7 +10976,6 @@
           <w:insideH w:val="nil"/>
           <w:insideV w:val="nil"/>
         </w:tcBorders>
-        <w:shd w:val="clear" w:color="auto" w:fill="9BBB59" w:themeFill="accent3"/>
       </w:tcPr>
     </w:tblStylePr>
     <w:tblStylePr w:type="band1Vert">
@@ -10277,7 +10989,6 @@
           <w:insideH w:val="nil"/>
           <w:insideV w:val="nil"/>
         </w:tcBorders>
-        <w:shd w:val="clear" w:color="auto" w:fill="CDDDAC" w:themeFill="accent3" w:themeFillTint="7F"/>
       </w:tcPr>
     </w:tblStylePr>
     <w:tblStylePr w:type="band1Horz">
@@ -10291,7 +11002,6 @@
           <w:insideH w:val="single" w:sz="8" w:space="0" w:color="FFFFFF" w:themeColor="background1"/>
           <w:insideV w:val="single" w:sz="8" w:space="0" w:color="FFFFFF" w:themeColor="background1"/>
         </w:tcBorders>
-        <w:shd w:val="clear" w:color="auto" w:fill="CDDDAC" w:themeFill="accent3" w:themeFillTint="7F"/>
       </w:tcPr>
     </w:tblStylePr>
   </w:style>
@@ -10322,16 +11032,14 @@
         <w:right w:w="108" w:type="dxa"/>
       </w:tblCellMar>
     </w:tblPr>
-    <w:tcPr>
-      <w:shd w:val="clear" w:color="auto" w:fill="DFD8E8" w:themeFill="accent4" w:themeFillTint="3F"/>
-    </w:tcPr>
+    <w:tcPr/>
     <w:tblStylePr w:type="firstRow">
       <w:rPr>
         <w:b/>
         <w:bCs/>
         <w:i w:val="0"/>
         <w:iCs w:val="0"/>
-        <w:color w:val="FFFFFF" w:themeColor="background1"/>
+        <w:color w:val="000000"/>
       </w:rPr>
       <w:tblPr/>
       <w:tcPr>
@@ -10343,7 +11051,6 @@
           <w:insideH w:val="nil"/>
           <w:insideV w:val="single" w:sz="8" w:space="0" w:color="FFFFFF" w:themeColor="background1"/>
         </w:tcBorders>
-        <w:shd w:val="clear" w:color="auto" w:fill="8064A2" w:themeFill="accent4"/>
       </w:tcPr>
     </w:tblStylePr>
     <w:tblStylePr w:type="lastRow">
@@ -10352,7 +11059,7 @@
         <w:bCs/>
         <w:i w:val="0"/>
         <w:iCs w:val="0"/>
-        <w:color w:val="FFFFFF" w:themeColor="background1"/>
+        <w:color w:val="000000"/>
       </w:rPr>
       <w:tblPr/>
       <w:tcPr>
@@ -10364,7 +11071,6 @@
           <w:insideH w:val="nil"/>
           <w:insideV w:val="single" w:sz="8" w:space="0" w:color="FFFFFF" w:themeColor="background1"/>
         </w:tcBorders>
-        <w:shd w:val="clear" w:color="auto" w:fill="8064A2" w:themeFill="accent4"/>
       </w:tcPr>
     </w:tblStylePr>
     <w:tblStylePr w:type="firstCol">
@@ -10373,7 +11079,7 @@
         <w:bCs/>
         <w:i w:val="0"/>
         <w:iCs w:val="0"/>
-        <w:color w:val="FFFFFF" w:themeColor="background1"/>
+        <w:color w:val="000000"/>
       </w:rPr>
       <w:tblPr/>
       <w:tcPr>
@@ -10383,7 +11089,6 @@
           <w:insideH w:val="nil"/>
           <w:insideV w:val="nil"/>
         </w:tcBorders>
-        <w:shd w:val="clear" w:color="auto" w:fill="8064A2" w:themeFill="accent4"/>
       </w:tcPr>
     </w:tblStylePr>
     <w:tblStylePr w:type="lastCol">
@@ -10392,7 +11097,7 @@
         <w:bCs/>
         <w:i w:val="0"/>
         <w:iCs w:val="0"/>
-        <w:color w:val="FFFFFF" w:themeColor="background1"/>
+        <w:color w:val="000000"/>
       </w:rPr>
       <w:tblPr/>
       <w:tcPr>
@@ -10404,7 +11109,6 @@
           <w:insideH w:val="nil"/>
           <w:insideV w:val="nil"/>
         </w:tcBorders>
-        <w:shd w:val="clear" w:color="auto" w:fill="8064A2" w:themeFill="accent4"/>
       </w:tcPr>
     </w:tblStylePr>
     <w:tblStylePr w:type="band1Vert">
@@ -10418,7 +11122,6 @@
           <w:insideH w:val="nil"/>
           <w:insideV w:val="nil"/>
         </w:tcBorders>
-        <w:shd w:val="clear" w:color="auto" w:fill="BFB1D0" w:themeFill="accent4" w:themeFillTint="7F"/>
       </w:tcPr>
     </w:tblStylePr>
     <w:tblStylePr w:type="band1Horz">
@@ -10432,7 +11135,6 @@
           <w:insideH w:val="single" w:sz="8" w:space="0" w:color="FFFFFF" w:themeColor="background1"/>
           <w:insideV w:val="single" w:sz="8" w:space="0" w:color="FFFFFF" w:themeColor="background1"/>
         </w:tcBorders>
-        <w:shd w:val="clear" w:color="auto" w:fill="BFB1D0" w:themeFill="accent4" w:themeFillTint="7F"/>
       </w:tcPr>
     </w:tblStylePr>
   </w:style>
@@ -10463,16 +11165,14 @@
         <w:right w:w="108" w:type="dxa"/>
       </w:tblCellMar>
     </w:tblPr>
-    <w:tcPr>
-      <w:shd w:val="clear" w:color="auto" w:fill="D2EAF1" w:themeFill="accent5" w:themeFillTint="3F"/>
-    </w:tcPr>
+    <w:tcPr/>
     <w:tblStylePr w:type="firstRow">
       <w:rPr>
         <w:b/>
         <w:bCs/>
         <w:i w:val="0"/>
         <w:iCs w:val="0"/>
-        <w:color w:val="FFFFFF" w:themeColor="background1"/>
+        <w:color w:val="000000"/>
       </w:rPr>
       <w:tblPr/>
       <w:tcPr>
@@ -10484,7 +11184,6 @@
           <w:insideH w:val="nil"/>
           <w:insideV w:val="single" w:sz="8" w:space="0" w:color="FFFFFF" w:themeColor="background1"/>
         </w:tcBorders>
-        <w:shd w:val="clear" w:color="auto" w:fill="4BACC6" w:themeFill="accent5"/>
       </w:tcPr>
     </w:tblStylePr>
     <w:tblStylePr w:type="lastRow">
@@ -10493,7 +11192,7 @@
         <w:bCs/>
         <w:i w:val="0"/>
         <w:iCs w:val="0"/>
-        <w:color w:val="FFFFFF" w:themeColor="background1"/>
+        <w:color w:val="000000"/>
       </w:rPr>
       <w:tblPr/>
       <w:tcPr>
@@ -10505,7 +11204,6 @@
           <w:insideH w:val="nil"/>
           <w:insideV w:val="single" w:sz="8" w:space="0" w:color="FFFFFF" w:themeColor="background1"/>
         </w:tcBorders>
-        <w:shd w:val="clear" w:color="auto" w:fill="4BACC6" w:themeFill="accent5"/>
       </w:tcPr>
     </w:tblStylePr>
     <w:tblStylePr w:type="firstCol">
@@ -10514,7 +11212,7 @@
         <w:bCs/>
         <w:i w:val="0"/>
         <w:iCs w:val="0"/>
-        <w:color w:val="FFFFFF" w:themeColor="background1"/>
+        <w:color w:val="000000"/>
       </w:rPr>
       <w:tblPr/>
       <w:tcPr>
@@ -10524,7 +11222,6 @@
           <w:insideH w:val="nil"/>
           <w:insideV w:val="nil"/>
         </w:tcBorders>
-        <w:shd w:val="clear" w:color="auto" w:fill="4BACC6" w:themeFill="accent5"/>
       </w:tcPr>
     </w:tblStylePr>
     <w:tblStylePr w:type="lastCol">
@@ -10533,7 +11230,7 @@
         <w:bCs/>
         <w:i w:val="0"/>
         <w:iCs w:val="0"/>
-        <w:color w:val="FFFFFF" w:themeColor="background1"/>
+        <w:color w:val="000000"/>
       </w:rPr>
       <w:tblPr/>
       <w:tcPr>
@@ -10545,7 +11242,6 @@
           <w:insideH w:val="nil"/>
           <w:insideV w:val="nil"/>
         </w:tcBorders>
-        <w:shd w:val="clear" w:color="auto" w:fill="4BACC6" w:themeFill="accent5"/>
       </w:tcPr>
     </w:tblStylePr>
     <w:tblStylePr w:type="band1Vert">
@@ -10559,7 +11255,6 @@
           <w:insideH w:val="nil"/>
           <w:insideV w:val="nil"/>
         </w:tcBorders>
-        <w:shd w:val="clear" w:color="auto" w:fill="A5D5E2" w:themeFill="accent5" w:themeFillTint="7F"/>
       </w:tcPr>
     </w:tblStylePr>
     <w:tblStylePr w:type="band1Horz">
@@ -10573,7 +11268,6 @@
           <w:insideH w:val="single" w:sz="8" w:space="0" w:color="FFFFFF" w:themeColor="background1"/>
           <w:insideV w:val="single" w:sz="8" w:space="0" w:color="FFFFFF" w:themeColor="background1"/>
         </w:tcBorders>
-        <w:shd w:val="clear" w:color="auto" w:fill="A5D5E2" w:themeFill="accent5" w:themeFillTint="7F"/>
       </w:tcPr>
     </w:tblStylePr>
   </w:style>
@@ -10604,16 +11298,14 @@
         <w:right w:w="108" w:type="dxa"/>
       </w:tblCellMar>
     </w:tblPr>
-    <w:tcPr>
-      <w:shd w:val="clear" w:color="auto" w:fill="FDE4D0" w:themeFill="accent6" w:themeFillTint="3F"/>
-    </w:tcPr>
+    <w:tcPr/>
     <w:tblStylePr w:type="firstRow">
       <w:rPr>
         <w:b/>
         <w:bCs/>
         <w:i w:val="0"/>
         <w:iCs w:val="0"/>
-        <w:color w:val="FFFFFF" w:themeColor="background1"/>
+        <w:color w:val="000000"/>
       </w:rPr>
       <w:tblPr/>
       <w:tcPr>
@@ -10625,7 +11317,6 @@
           <w:insideH w:val="nil"/>
           <w:insideV w:val="single" w:sz="8" w:space="0" w:color="FFFFFF" w:themeColor="background1"/>
         </w:tcBorders>
-        <w:shd w:val="clear" w:color="auto" w:fill="F79646" w:themeFill="accent6"/>
       </w:tcPr>
     </w:tblStylePr>
     <w:tblStylePr w:type="lastRow">
@@ -10634,7 +11325,7 @@
         <w:bCs/>
         <w:i w:val="0"/>
         <w:iCs w:val="0"/>
-        <w:color w:val="FFFFFF" w:themeColor="background1"/>
+        <w:color w:val="000000"/>
       </w:rPr>
       <w:tblPr/>
       <w:tcPr>
@@ -10646,7 +11337,6 @@
           <w:insideH w:val="nil"/>
           <w:insideV w:val="single" w:sz="8" w:space="0" w:color="FFFFFF" w:themeColor="background1"/>
         </w:tcBorders>
-        <w:shd w:val="clear" w:color="auto" w:fill="F79646" w:themeFill="accent6"/>
       </w:tcPr>
     </w:tblStylePr>
     <w:tblStylePr w:type="firstCol">
@@ -10655,7 +11345,7 @@
         <w:bCs/>
         <w:i w:val="0"/>
         <w:iCs w:val="0"/>
-        <w:color w:val="FFFFFF" w:themeColor="background1"/>
+        <w:color w:val="000000"/>
       </w:rPr>
       <w:tblPr/>
       <w:tcPr>
@@ -10665,7 +11355,6 @@
           <w:insideH w:val="nil"/>
           <w:insideV w:val="nil"/>
         </w:tcBorders>
-        <w:shd w:val="clear" w:color="auto" w:fill="F79646" w:themeFill="accent6"/>
       </w:tcPr>
     </w:tblStylePr>
     <w:tblStylePr w:type="lastCol">
@@ -10674,7 +11363,7 @@
         <w:bCs/>
         <w:i w:val="0"/>
         <w:iCs w:val="0"/>
-        <w:color w:val="FFFFFF" w:themeColor="background1"/>
+        <w:color w:val="000000"/>
       </w:rPr>
       <w:tblPr/>
       <w:tcPr>
@@ -10686,7 +11375,6 @@
           <w:insideH w:val="nil"/>
           <w:insideV w:val="nil"/>
         </w:tcBorders>
-        <w:shd w:val="clear" w:color="auto" w:fill="F79646" w:themeFill="accent6"/>
       </w:tcPr>
     </w:tblStylePr>
     <w:tblStylePr w:type="band1Vert">
@@ -10700,7 +11388,6 @@
           <w:insideH w:val="nil"/>
           <w:insideV w:val="nil"/>
         </w:tcBorders>
-        <w:shd w:val="clear" w:color="auto" w:fill="FBCAA2" w:themeFill="accent6" w:themeFillTint="7F"/>
       </w:tcPr>
     </w:tblStylePr>
     <w:tblStylePr w:type="band1Horz">
@@ -10714,7 +11401,6 @@
           <w:insideH w:val="single" w:sz="8" w:space="0" w:color="FFFFFF" w:themeColor="background1"/>
           <w:insideV w:val="single" w:sz="8" w:space="0" w:color="FFFFFF" w:themeColor="background1"/>
         </w:tcBorders>
-        <w:shd w:val="clear" w:color="auto" w:fill="FBCAA2" w:themeFill="accent6" w:themeFillTint="7F"/>
       </w:tcPr>
     </w:tblStylePr>
   </w:style>
@@ -10727,7 +11413,7 @@
       <w:spacing w:after="0" w:line="240" w:lineRule="auto"/>
     </w:pPr>
     <w:rPr>
-      <w:color w:val="FFFFFF" w:themeColor="background1"/>
+      <w:color w:val="000000"/>
     </w:rPr>
     <w:tblPr>
       <w:tblStyleRowBandSize w:val="1"/>
@@ -10740,9 +11426,7 @@
         <w:right w:w="108" w:type="dxa"/>
       </w:tblCellMar>
     </w:tblPr>
-    <w:tcPr>
-      <w:shd w:val="clear" w:color="auto" w:fill="000000" w:themeFill="text1"/>
-    </w:tcPr>
+    <w:tcPr/>
     <w:tblStylePr w:type="firstRow">
       <w:rPr>
         <w:b/>
@@ -10758,7 +11442,6 @@
           <w:insideH w:val="nil"/>
           <w:insideV w:val="nil"/>
         </w:tcBorders>
-        <w:shd w:val="clear" w:color="auto" w:fill="000000" w:themeFill="text1"/>
       </w:tcPr>
     </w:tblStylePr>
     <w:tblStylePr w:type="lastRow">
@@ -10772,7 +11455,6 @@
           <w:insideH w:val="nil"/>
           <w:insideV w:val="nil"/>
         </w:tcBorders>
-        <w:shd w:val="clear" w:color="auto" w:fill="000000" w:themeFill="text1" w:themeFillShade="7F"/>
       </w:tcPr>
     </w:tblStylePr>
     <w:tblStylePr w:type="firstCol">
@@ -10786,7 +11468,6 @@
           <w:insideH w:val="nil"/>
           <w:insideV w:val="nil"/>
         </w:tcBorders>
-        <w:shd w:val="clear" w:color="auto" w:fill="000000" w:themeFill="text1" w:themeFillShade="BF"/>
       </w:tcPr>
     </w:tblStylePr>
     <w:tblStylePr w:type="lastCol">
@@ -10800,7 +11481,6 @@
           <w:insideH w:val="nil"/>
           <w:insideV w:val="nil"/>
         </w:tcBorders>
-        <w:shd w:val="clear" w:color="auto" w:fill="000000" w:themeFill="text1" w:themeFillShade="BF"/>
       </w:tcPr>
     </w:tblStylePr>
     <w:tblStylePr w:type="band1Vert">
@@ -10814,7 +11494,6 @@
           <w:insideH w:val="nil"/>
           <w:insideV w:val="nil"/>
         </w:tcBorders>
-        <w:shd w:val="clear" w:color="auto" w:fill="000000" w:themeFill="text1" w:themeFillShade="BF"/>
       </w:tcPr>
     </w:tblStylePr>
     <w:tblStylePr w:type="band1Horz">
@@ -10828,7 +11507,6 @@
           <w:insideH w:val="nil"/>
           <w:insideV w:val="nil"/>
         </w:tcBorders>
-        <w:shd w:val="clear" w:color="auto" w:fill="000000" w:themeFill="text1" w:themeFillShade="BF"/>
       </w:tcPr>
     </w:tblStylePr>
   </w:style>
@@ -10841,7 +11519,7 @@
       <w:spacing w:after="0" w:line="240" w:lineRule="auto"/>
     </w:pPr>
     <w:rPr>
-      <w:color w:val="FFFFFF" w:themeColor="background1"/>
+      <w:color w:val="000000"/>
     </w:rPr>
     <w:tblPr>
       <w:tblStyleRowBandSize w:val="1"/>
@@ -10854,9 +11532,7 @@
         <w:right w:w="108" w:type="dxa"/>
       </w:tblCellMar>
     </w:tblPr>
-    <w:tcPr>
-      <w:shd w:val="clear" w:color="auto" w:fill="4F81BD" w:themeFill="accent1"/>
-    </w:tcPr>
+    <w:tcPr/>
     <w:tblStylePr w:type="firstRow">
       <w:rPr>
         <w:b/>
@@ -10872,7 +11548,6 @@
           <w:insideH w:val="nil"/>
           <w:insideV w:val="nil"/>
         </w:tcBorders>
-        <w:shd w:val="clear" w:color="auto" w:fill="000000" w:themeFill="text1"/>
       </w:tcPr>
     </w:tblStylePr>
     <w:tblStylePr w:type="lastRow">
@@ -10886,7 +11561,6 @@
           <w:insideH w:val="nil"/>
           <w:insideV w:val="nil"/>
         </w:tcBorders>
-        <w:shd w:val="clear" w:color="auto" w:fill="243F60" w:themeFill="accent1" w:themeFillShade="7F"/>
       </w:tcPr>
     </w:tblStylePr>
     <w:tblStylePr w:type="firstCol">
@@ -10900,7 +11574,6 @@
           <w:insideH w:val="nil"/>
           <w:insideV w:val="nil"/>
         </w:tcBorders>
-        <w:shd w:val="clear" w:color="auto" w:fill="365F91" w:themeFill="accent1" w:themeFillShade="BF"/>
       </w:tcPr>
     </w:tblStylePr>
     <w:tblStylePr w:type="lastCol">
@@ -10914,7 +11587,6 @@
           <w:insideH w:val="nil"/>
           <w:insideV w:val="nil"/>
         </w:tcBorders>
-        <w:shd w:val="clear" w:color="auto" w:fill="365F91" w:themeFill="accent1" w:themeFillShade="BF"/>
       </w:tcPr>
     </w:tblStylePr>
     <w:tblStylePr w:type="band1Vert">
@@ -10928,7 +11600,6 @@
           <w:insideH w:val="nil"/>
           <w:insideV w:val="nil"/>
         </w:tcBorders>
-        <w:shd w:val="clear" w:color="auto" w:fill="365F91" w:themeFill="accent1" w:themeFillShade="BF"/>
       </w:tcPr>
     </w:tblStylePr>
     <w:tblStylePr w:type="band1Horz">
@@ -10942,7 +11613,6 @@
           <w:insideH w:val="nil"/>
           <w:insideV w:val="nil"/>
         </w:tcBorders>
-        <w:shd w:val="clear" w:color="auto" w:fill="365F91" w:themeFill="accent1" w:themeFillShade="BF"/>
       </w:tcPr>
     </w:tblStylePr>
   </w:style>
@@ -10955,7 +11625,7 @@
       <w:spacing w:after="0" w:line="240" w:lineRule="auto"/>
     </w:pPr>
     <w:rPr>
-      <w:color w:val="FFFFFF" w:themeColor="background1"/>
+      <w:color w:val="000000"/>
     </w:rPr>
     <w:tblPr>
       <w:tblStyleRowBandSize w:val="1"/>
@@ -10968,9 +11638,7 @@
         <w:right w:w="108" w:type="dxa"/>
       </w:tblCellMar>
     </w:tblPr>
-    <w:tcPr>
-      <w:shd w:val="clear" w:color="auto" w:fill="C0504D" w:themeFill="accent2"/>
-    </w:tcPr>
+    <w:tcPr/>
     <w:tblStylePr w:type="firstRow">
       <w:rPr>
         <w:b/>
@@ -10986,7 +11654,6 @@
           <w:insideH w:val="nil"/>
           <w:insideV w:val="nil"/>
         </w:tcBorders>
-        <w:shd w:val="clear" w:color="auto" w:fill="000000" w:themeFill="text1"/>
       </w:tcPr>
     </w:tblStylePr>
     <w:tblStylePr w:type="lastRow">
@@ -11000,7 +11667,6 @@
           <w:insideH w:val="nil"/>
           <w:insideV w:val="nil"/>
         </w:tcBorders>
-        <w:shd w:val="clear" w:color="auto" w:fill="622423" w:themeFill="accent2" w:themeFillShade="7F"/>
       </w:tcPr>
     </w:tblStylePr>
     <w:tblStylePr w:type="firstCol">
@@ -11014,7 +11680,6 @@
           <w:insideH w:val="nil"/>
           <w:insideV w:val="nil"/>
         </w:tcBorders>
-        <w:shd w:val="clear" w:color="auto" w:fill="943634" w:themeFill="accent2" w:themeFillShade="BF"/>
       </w:tcPr>
     </w:tblStylePr>
     <w:tblStylePr w:type="lastCol">
@@ -11028,7 +11693,6 @@
           <w:insideH w:val="nil"/>
           <w:insideV w:val="nil"/>
         </w:tcBorders>
-        <w:shd w:val="clear" w:color="auto" w:fill="943634" w:themeFill="accent2" w:themeFillShade="BF"/>
       </w:tcPr>
     </w:tblStylePr>
     <w:tblStylePr w:type="band1Vert">
@@ -11042,7 +11706,6 @@
           <w:insideH w:val="nil"/>
           <w:insideV w:val="nil"/>
         </w:tcBorders>
-        <w:shd w:val="clear" w:color="auto" w:fill="943634" w:themeFill="accent2" w:themeFillShade="BF"/>
       </w:tcPr>
     </w:tblStylePr>
     <w:tblStylePr w:type="band1Horz">
@@ -11056,7 +11719,6 @@
           <w:insideH w:val="nil"/>
           <w:insideV w:val="nil"/>
         </w:tcBorders>
-        <w:shd w:val="clear" w:color="auto" w:fill="943634" w:themeFill="accent2" w:themeFillShade="BF"/>
       </w:tcPr>
     </w:tblStylePr>
   </w:style>
@@ -11069,7 +11731,7 @@
       <w:spacing w:after="0" w:line="240" w:lineRule="auto"/>
     </w:pPr>
     <w:rPr>
-      <w:color w:val="FFFFFF" w:themeColor="background1"/>
+      <w:color w:val="000000"/>
     </w:rPr>
     <w:tblPr>
       <w:tblStyleRowBandSize w:val="1"/>
@@ -11082,9 +11744,7 @@
         <w:right w:w="108" w:type="dxa"/>
       </w:tblCellMar>
     </w:tblPr>
-    <w:tcPr>
-      <w:shd w:val="clear" w:color="auto" w:fill="9BBB59" w:themeFill="accent3"/>
-    </w:tcPr>
+    <w:tcPr/>
     <w:tblStylePr w:type="firstRow">
       <w:rPr>
         <w:b/>
@@ -11100,7 +11760,6 @@
           <w:insideH w:val="nil"/>
           <w:insideV w:val="nil"/>
         </w:tcBorders>
-        <w:shd w:val="clear" w:color="auto" w:fill="000000" w:themeFill="text1"/>
       </w:tcPr>
     </w:tblStylePr>
     <w:tblStylePr w:type="lastRow">
@@ -11114,7 +11773,6 @@
           <w:insideH w:val="nil"/>
           <w:insideV w:val="nil"/>
         </w:tcBorders>
-        <w:shd w:val="clear" w:color="auto" w:fill="4E6128" w:themeFill="accent3" w:themeFillShade="7F"/>
       </w:tcPr>
     </w:tblStylePr>
     <w:tblStylePr w:type="firstCol">
@@ -11128,7 +11786,6 @@
           <w:insideH w:val="nil"/>
           <w:insideV w:val="nil"/>
         </w:tcBorders>
-        <w:shd w:val="clear" w:color="auto" w:fill="76923C" w:themeFill="accent3" w:themeFillShade="BF"/>
       </w:tcPr>
     </w:tblStylePr>
     <w:tblStylePr w:type="lastCol">
@@ -11142,7 +11799,6 @@
           <w:insideH w:val="nil"/>
           <w:insideV w:val="nil"/>
         </w:tcBorders>
-        <w:shd w:val="clear" w:color="auto" w:fill="76923C" w:themeFill="accent3" w:themeFillShade="BF"/>
       </w:tcPr>
     </w:tblStylePr>
     <w:tblStylePr w:type="band1Vert">
@@ -11156,7 +11812,6 @@
           <w:insideH w:val="nil"/>
           <w:insideV w:val="nil"/>
         </w:tcBorders>
-        <w:shd w:val="clear" w:color="auto" w:fill="76923C" w:themeFill="accent3" w:themeFillShade="BF"/>
       </w:tcPr>
     </w:tblStylePr>
     <w:tblStylePr w:type="band1Horz">
@@ -11170,7 +11825,6 @@
           <w:insideH w:val="nil"/>
           <w:insideV w:val="nil"/>
         </w:tcBorders>
-        <w:shd w:val="clear" w:color="auto" w:fill="76923C" w:themeFill="accent3" w:themeFillShade="BF"/>
       </w:tcPr>
     </w:tblStylePr>
   </w:style>
@@ -11183,7 +11837,7 @@
       <w:spacing w:after="0" w:line="240" w:lineRule="auto"/>
     </w:pPr>
     <w:rPr>
-      <w:color w:val="FFFFFF" w:themeColor="background1"/>
+      <w:color w:val="000000"/>
     </w:rPr>
     <w:tblPr>
       <w:tblStyleRowBandSize w:val="1"/>
@@ -11196,9 +11850,7 @@
         <w:right w:w="108" w:type="dxa"/>
       </w:tblCellMar>
     </w:tblPr>
-    <w:tcPr>
-      <w:shd w:val="clear" w:color="auto" w:fill="8064A2" w:themeFill="accent4"/>
-    </w:tcPr>
+    <w:tcPr/>
     <w:tblStylePr w:type="firstRow">
       <w:rPr>
         <w:b/>
@@ -11214,7 +11866,6 @@
           <w:insideH w:val="nil"/>
           <w:insideV w:val="nil"/>
         </w:tcBorders>
-        <w:shd w:val="clear" w:color="auto" w:fill="000000" w:themeFill="text1"/>
       </w:tcPr>
     </w:tblStylePr>
     <w:tblStylePr w:type="lastRow">
@@ -11228,7 +11879,6 @@
           <w:insideH w:val="nil"/>
           <w:insideV w:val="nil"/>
         </w:tcBorders>
-        <w:shd w:val="clear" w:color="auto" w:fill="3F3151" w:themeFill="accent4" w:themeFillShade="7F"/>
       </w:tcPr>
     </w:tblStylePr>
     <w:tblStylePr w:type="firstCol">
@@ -11242,7 +11892,6 @@
           <w:insideH w:val="nil"/>
           <w:insideV w:val="nil"/>
         </w:tcBorders>
-        <w:shd w:val="clear" w:color="auto" w:fill="5F497A" w:themeFill="accent4" w:themeFillShade="BF"/>
       </w:tcPr>
     </w:tblStylePr>
     <w:tblStylePr w:type="lastCol">
@@ -11256,7 +11905,6 @@
           <w:insideH w:val="nil"/>
           <w:insideV w:val="nil"/>
         </w:tcBorders>
-        <w:shd w:val="clear" w:color="auto" w:fill="5F497A" w:themeFill="accent4" w:themeFillShade="BF"/>
       </w:tcPr>
     </w:tblStylePr>
     <w:tblStylePr w:type="band1Vert">
@@ -11270,7 +11918,6 @@
           <w:insideH w:val="nil"/>
           <w:insideV w:val="nil"/>
         </w:tcBorders>
-        <w:shd w:val="clear" w:color="auto" w:fill="5F497A" w:themeFill="accent4" w:themeFillShade="BF"/>
       </w:tcPr>
     </w:tblStylePr>
     <w:tblStylePr w:type="band1Horz">
@@ -11284,7 +11931,6 @@
           <w:insideH w:val="nil"/>
           <w:insideV w:val="nil"/>
         </w:tcBorders>
-        <w:shd w:val="clear" w:color="auto" w:fill="5F497A" w:themeFill="accent4" w:themeFillShade="BF"/>
       </w:tcPr>
     </w:tblStylePr>
   </w:style>
@@ -11297,7 +11943,7 @@
       <w:spacing w:after="0" w:line="240" w:lineRule="auto"/>
     </w:pPr>
     <w:rPr>
-      <w:color w:val="FFFFFF" w:themeColor="background1"/>
+      <w:color w:val="000000"/>
     </w:rPr>
     <w:tblPr>
       <w:tblStyleRowBandSize w:val="1"/>
@@ -11310,9 +11956,7 @@
         <w:right w:w="108" w:type="dxa"/>
       </w:tblCellMar>
     </w:tblPr>
-    <w:tcPr>
-      <w:shd w:val="clear" w:color="auto" w:fill="4BACC6" w:themeFill="accent5"/>
-    </w:tcPr>
+    <w:tcPr/>
     <w:tblStylePr w:type="firstRow">
       <w:rPr>
         <w:b/>
@@ -11328,7 +11972,6 @@
           <w:insideH w:val="nil"/>
           <w:insideV w:val="nil"/>
         </w:tcBorders>
-        <w:shd w:val="clear" w:color="auto" w:fill="000000" w:themeFill="text1"/>
       </w:tcPr>
     </w:tblStylePr>
     <w:tblStylePr w:type="lastRow">
@@ -11342,7 +11985,6 @@
           <w:insideH w:val="nil"/>
           <w:insideV w:val="nil"/>
         </w:tcBorders>
-        <w:shd w:val="clear" w:color="auto" w:fill="205867" w:themeFill="accent5" w:themeFillShade="7F"/>
       </w:tcPr>
     </w:tblStylePr>
     <w:tblStylePr w:type="firstCol">
@@ -11356,7 +11998,6 @@
           <w:insideH w:val="nil"/>
           <w:insideV w:val="nil"/>
         </w:tcBorders>
-        <w:shd w:val="clear" w:color="auto" w:fill="31849B" w:themeFill="accent5" w:themeFillShade="BF"/>
       </w:tcPr>
     </w:tblStylePr>
     <w:tblStylePr w:type="lastCol">
@@ -11370,7 +12011,6 @@
           <w:insideH w:val="nil"/>
           <w:insideV w:val="nil"/>
         </w:tcBorders>
-        <w:shd w:val="clear" w:color="auto" w:fill="31849B" w:themeFill="accent5" w:themeFillShade="BF"/>
       </w:tcPr>
     </w:tblStylePr>
     <w:tblStylePr w:type="band1Vert">
@@ -11384,7 +12024,6 @@
           <w:insideH w:val="nil"/>
           <w:insideV w:val="nil"/>
         </w:tcBorders>
-        <w:shd w:val="clear" w:color="auto" w:fill="31849B" w:themeFill="accent5" w:themeFillShade="BF"/>
       </w:tcPr>
     </w:tblStylePr>
     <w:tblStylePr w:type="band1Horz">
@@ -11398,7 +12037,6 @@
           <w:insideH w:val="nil"/>
           <w:insideV w:val="nil"/>
         </w:tcBorders>
-        <w:shd w:val="clear" w:color="auto" w:fill="31849B" w:themeFill="accent5" w:themeFillShade="BF"/>
       </w:tcPr>
     </w:tblStylePr>
   </w:style>
@@ -11411,7 +12049,7 @@
       <w:spacing w:after="0" w:line="240" w:lineRule="auto"/>
     </w:pPr>
     <w:rPr>
-      <w:color w:val="FFFFFF" w:themeColor="background1"/>
+      <w:color w:val="000000"/>
     </w:rPr>
     <w:tblPr>
       <w:tblStyleRowBandSize w:val="1"/>
@@ -11424,9 +12062,7 @@
         <w:right w:w="108" w:type="dxa"/>
       </w:tblCellMar>
     </w:tblPr>
-    <w:tcPr>
-      <w:shd w:val="clear" w:color="auto" w:fill="F79646" w:themeFill="accent6"/>
-    </w:tcPr>
+    <w:tcPr/>
     <w:tblStylePr w:type="firstRow">
       <w:rPr>
         <w:b/>
@@ -11442,7 +12078,6 @@
           <w:insideH w:val="nil"/>
           <w:insideV w:val="nil"/>
         </w:tcBorders>
-        <w:shd w:val="clear" w:color="auto" w:fill="000000" w:themeFill="text1"/>
       </w:tcPr>
     </w:tblStylePr>
     <w:tblStylePr w:type="lastRow">
@@ -11456,7 +12091,6 @@
           <w:insideH w:val="nil"/>
           <w:insideV w:val="nil"/>
         </w:tcBorders>
-        <w:shd w:val="clear" w:color="auto" w:fill="974706" w:themeFill="accent6" w:themeFillShade="7F"/>
       </w:tcPr>
     </w:tblStylePr>
     <w:tblStylePr w:type="firstCol">
@@ -11470,7 +12104,6 @@
           <w:insideH w:val="nil"/>
           <w:insideV w:val="nil"/>
         </w:tcBorders>
-        <w:shd w:val="clear" w:color="auto" w:fill="E36C0A" w:themeFill="accent6" w:themeFillShade="BF"/>
       </w:tcPr>
     </w:tblStylePr>
     <w:tblStylePr w:type="lastCol">
@@ -11484,7 +12117,6 @@
           <w:insideH w:val="nil"/>
           <w:insideV w:val="nil"/>
         </w:tcBorders>
-        <w:shd w:val="clear" w:color="auto" w:fill="E36C0A" w:themeFill="accent6" w:themeFillShade="BF"/>
       </w:tcPr>
     </w:tblStylePr>
     <w:tblStylePr w:type="band1Vert">
@@ -11498,7 +12130,6 @@
           <w:insideH w:val="nil"/>
           <w:insideV w:val="nil"/>
         </w:tcBorders>
-        <w:shd w:val="clear" w:color="auto" w:fill="E36C0A" w:themeFill="accent6" w:themeFillShade="BF"/>
       </w:tcPr>
     </w:tblStylePr>
     <w:tblStylePr w:type="band1Horz">
@@ -11512,7 +12143,6 @@
           <w:insideH w:val="nil"/>
           <w:insideV w:val="nil"/>
         </w:tcBorders>
-        <w:shd w:val="clear" w:color="auto" w:fill="E36C0A" w:themeFill="accent6" w:themeFillShade="BF"/>
       </w:tcPr>
     </w:tblStylePr>
   </w:style>
@@ -11525,7 +12155,7 @@
       <w:spacing w:after="0" w:line="240" w:lineRule="auto"/>
     </w:pPr>
     <w:rPr>
-      <w:color w:val="000000" w:themeColor="text1"/>
+      <w:color w:val="000000"/>
     </w:rPr>
     <w:tblPr>
       <w:tblStyleRowBandSize w:val="1"/>
@@ -11546,9 +12176,7 @@
         <w:right w:w="108" w:type="dxa"/>
       </w:tblCellMar>
     </w:tblPr>
-    <w:tcPr>
-      <w:shd w:val="clear" w:color="auto" w:fill="E6E6E6" w:themeFill="text1" w:themeFillTint="19"/>
-    </w:tcPr>
+    <w:tcPr/>
     <w:tblStylePr w:type="firstRow">
       <w:rPr>
         <w:b/>
@@ -11564,26 +12192,24 @@
           <w:insideH w:val="nil"/>
           <w:insideV w:val="nil"/>
         </w:tcBorders>
-        <w:shd w:val="clear" w:color="auto" w:fill="FFFFFF" w:themeFill="background1"/>
       </w:tcPr>
     </w:tblStylePr>
     <w:tblStylePr w:type="lastRow">
       <w:rPr>
         <w:b/>
         <w:bCs/>
-        <w:color w:val="FFFFFF" w:themeColor="background1"/>
+        <w:color w:val="000000"/>
       </w:rPr>
       <w:tblPr/>
       <w:tcPr>
         <w:tcBorders>
           <w:top w:val="single" w:sz="6" w:space="0" w:color="FFFFFF" w:themeColor="background1"/>
         </w:tcBorders>
-        <w:shd w:val="clear" w:color="auto" w:fill="000000" w:themeFill="text1" w:themeFillShade="99"/>
       </w:tcPr>
     </w:tblStylePr>
     <w:tblStylePr w:type="firstCol">
       <w:rPr>
-        <w:color w:val="FFFFFF" w:themeColor="background1"/>
+        <w:color w:val="000000"/>
       </w:rPr>
       <w:tblPr/>
       <w:tcPr>
@@ -11595,12 +12221,11 @@
           <w:insideH w:val="single" w:sz="4" w:space="0" w:color="000000" w:themeColor="text1" w:themeShade="99"/>
           <w:insideV w:val="nil"/>
         </w:tcBorders>
-        <w:shd w:val="clear" w:color="auto" w:fill="000000" w:themeFill="text1" w:themeFillShade="99"/>
       </w:tcPr>
     </w:tblStylePr>
     <w:tblStylePr w:type="lastCol">
       <w:rPr>
-        <w:color w:val="FFFFFF" w:themeColor="background1"/>
+        <w:color w:val="000000"/>
       </w:rPr>
       <w:tblPr/>
       <w:tcPr>
@@ -11612,29 +12237,24 @@
           <w:insideH w:val="nil"/>
           <w:insideV w:val="nil"/>
         </w:tcBorders>
-        <w:shd w:val="clear" w:color="auto" w:fill="000000" w:themeFill="text1" w:themeFillShade="BF"/>
       </w:tcPr>
     </w:tblStylePr>
     <w:tblStylePr w:type="band1Vert">
       <w:tblPr/>
-      <w:tcPr>
-        <w:shd w:val="clear" w:color="auto" w:fill="999999" w:themeFill="text1" w:themeFillTint="66"/>
-      </w:tcPr>
+      <w:tcPr/>
     </w:tblStylePr>
     <w:tblStylePr w:type="band1Horz">
       <w:tblPr/>
-      <w:tcPr>
-        <w:shd w:val="clear" w:color="auto" w:fill="808080" w:themeFill="text1" w:themeFillTint="7F"/>
-      </w:tcPr>
+      <w:tcPr/>
     </w:tblStylePr>
     <w:tblStylePr w:type="neCell">
       <w:rPr>
-        <w:color w:val="000000" w:themeColor="text1"/>
+        <w:color w:val="000000"/>
       </w:rPr>
     </w:tblStylePr>
     <w:tblStylePr w:type="nwCell">
       <w:rPr>
-        <w:color w:val="000000" w:themeColor="text1"/>
+        <w:color w:val="000000"/>
       </w:rPr>
     </w:tblStylePr>
   </w:style>
@@ -11647,7 +12267,7 @@
       <w:spacing w:after="0" w:line="240" w:lineRule="auto"/>
     </w:pPr>
     <w:rPr>
-      <w:color w:val="000000" w:themeColor="text1"/>
+      <w:color w:val="000000"/>
     </w:rPr>
     <w:tblPr>
       <w:tblStyleRowBandSize w:val="1"/>
@@ -11668,9 +12288,7 @@
         <w:right w:w="108" w:type="dxa"/>
       </w:tblCellMar>
     </w:tblPr>
-    <w:tcPr>
-      <w:shd w:val="clear" w:color="auto" w:fill="EDF2F8" w:themeFill="accent1" w:themeFillTint="19"/>
-    </w:tcPr>
+    <w:tcPr/>
     <w:tblStylePr w:type="firstRow">
       <w:rPr>
         <w:b/>
@@ -11686,26 +12304,24 @@
           <w:insideH w:val="nil"/>
           <w:insideV w:val="nil"/>
         </w:tcBorders>
-        <w:shd w:val="clear" w:color="auto" w:fill="FFFFFF" w:themeFill="background1"/>
       </w:tcPr>
     </w:tblStylePr>
     <w:tblStylePr w:type="lastRow">
       <w:rPr>
         <w:b/>
         <w:bCs/>
-        <w:color w:val="FFFFFF" w:themeColor="background1"/>
+        <w:color w:val="000000"/>
       </w:rPr>
       <w:tblPr/>
       <w:tcPr>
         <w:tcBorders>
           <w:top w:val="single" w:sz="6" w:space="0" w:color="FFFFFF" w:themeColor="background1"/>
         </w:tcBorders>
-        <w:shd w:val="clear" w:color="auto" w:fill="2C4C74" w:themeFill="accent1" w:themeFillShade="99"/>
       </w:tcPr>
     </w:tblStylePr>
     <w:tblStylePr w:type="firstCol">
       <w:rPr>
-        <w:color w:val="FFFFFF" w:themeColor="background1"/>
+        <w:color w:val="000000"/>
       </w:rPr>
       <w:tblPr/>
       <w:tcPr>
@@ -11717,12 +12333,11 @@
           <w:insideH w:val="single" w:sz="4" w:space="0" w:color="2C4C74" w:themeColor="accent1" w:themeShade="99"/>
           <w:insideV w:val="nil"/>
         </w:tcBorders>
-        <w:shd w:val="clear" w:color="auto" w:fill="2C4C74" w:themeFill="accent1" w:themeFillShade="99"/>
       </w:tcPr>
     </w:tblStylePr>
     <w:tblStylePr w:type="lastCol">
       <w:rPr>
-        <w:color w:val="FFFFFF" w:themeColor="background1"/>
+        <w:color w:val="000000"/>
       </w:rPr>
       <w:tblPr/>
       <w:tcPr>
@@ -11734,29 +12349,24 @@
           <w:insideH w:val="nil"/>
           <w:insideV w:val="nil"/>
         </w:tcBorders>
-        <w:shd w:val="clear" w:color="auto" w:fill="2C4C74" w:themeFill="accent1" w:themeFillShade="99"/>
       </w:tcPr>
     </w:tblStylePr>
     <w:tblStylePr w:type="band1Vert">
       <w:tblPr/>
-      <w:tcPr>
-        <w:shd w:val="clear" w:color="auto" w:fill="B8CCE4" w:themeFill="accent1" w:themeFillTint="66"/>
-      </w:tcPr>
+      <w:tcPr/>
     </w:tblStylePr>
     <w:tblStylePr w:type="band1Horz">
       <w:tblPr/>
-      <w:tcPr>
-        <w:shd w:val="clear" w:color="auto" w:fill="A7BFDE" w:themeFill="accent1" w:themeFillTint="7F"/>
-      </w:tcPr>
+      <w:tcPr/>
     </w:tblStylePr>
     <w:tblStylePr w:type="neCell">
       <w:rPr>
-        <w:color w:val="000000" w:themeColor="text1"/>
+        <w:color w:val="000000"/>
       </w:rPr>
     </w:tblStylePr>
     <w:tblStylePr w:type="nwCell">
       <w:rPr>
-        <w:color w:val="000000" w:themeColor="text1"/>
+        <w:color w:val="000000"/>
       </w:rPr>
     </w:tblStylePr>
   </w:style>
@@ -11769,7 +12379,7 @@
       <w:spacing w:after="0" w:line="240" w:lineRule="auto"/>
     </w:pPr>
     <w:rPr>
-      <w:color w:val="000000" w:themeColor="text1"/>
+      <w:color w:val="000000"/>
     </w:rPr>
     <w:tblPr>
       <w:tblStyleRowBandSize w:val="1"/>
@@ -11790,9 +12400,7 @@
         <w:right w:w="108" w:type="dxa"/>
       </w:tblCellMar>
     </w:tblPr>
-    <w:tcPr>
-      <w:shd w:val="clear" w:color="auto" w:fill="F8EDED" w:themeFill="accent2" w:themeFillTint="19"/>
-    </w:tcPr>
+    <w:tcPr/>
     <w:tblStylePr w:type="firstRow">
       <w:rPr>
         <w:b/>
@@ -11808,26 +12416,24 @@
           <w:insideH w:val="nil"/>
           <w:insideV w:val="nil"/>
         </w:tcBorders>
-        <w:shd w:val="clear" w:color="auto" w:fill="FFFFFF" w:themeFill="background1"/>
       </w:tcPr>
     </w:tblStylePr>
     <w:tblStylePr w:type="lastRow">
       <w:rPr>
         <w:b/>
         <w:bCs/>
-        <w:color w:val="FFFFFF" w:themeColor="background1"/>
+        <w:color w:val="000000"/>
       </w:rPr>
       <w:tblPr/>
       <w:tcPr>
         <w:tcBorders>
           <w:top w:val="single" w:sz="6" w:space="0" w:color="FFFFFF" w:themeColor="background1"/>
         </w:tcBorders>
-        <w:shd w:val="clear" w:color="auto" w:fill="772C2A" w:themeFill="accent2" w:themeFillShade="99"/>
       </w:tcPr>
     </w:tblStylePr>
     <w:tblStylePr w:type="firstCol">
       <w:rPr>
-        <w:color w:val="FFFFFF" w:themeColor="background1"/>
+        <w:color w:val="000000"/>
       </w:rPr>
       <w:tblPr/>
       <w:tcPr>
@@ -11839,12 +12445,11 @@
           <w:insideH w:val="single" w:sz="4" w:space="0" w:color="772C2A" w:themeColor="accent2" w:themeShade="99"/>
           <w:insideV w:val="nil"/>
         </w:tcBorders>
-        <w:shd w:val="clear" w:color="auto" w:fill="772C2A" w:themeFill="accent2" w:themeFillShade="99"/>
       </w:tcPr>
     </w:tblStylePr>
     <w:tblStylePr w:type="lastCol">
       <w:rPr>
-        <w:color w:val="FFFFFF" w:themeColor="background1"/>
+        <w:color w:val="000000"/>
       </w:rPr>
       <w:tblPr/>
       <w:tcPr>
@@ -11856,29 +12461,24 @@
           <w:insideH w:val="nil"/>
           <w:insideV w:val="nil"/>
         </w:tcBorders>
-        <w:shd w:val="clear" w:color="auto" w:fill="772C2A" w:themeFill="accent2" w:themeFillShade="99"/>
       </w:tcPr>
     </w:tblStylePr>
     <w:tblStylePr w:type="band1Vert">
       <w:tblPr/>
-      <w:tcPr>
-        <w:shd w:val="clear" w:color="auto" w:fill="E5B8B7" w:themeFill="accent2" w:themeFillTint="66"/>
-      </w:tcPr>
+      <w:tcPr/>
     </w:tblStylePr>
     <w:tblStylePr w:type="band1Horz">
       <w:tblPr/>
-      <w:tcPr>
-        <w:shd w:val="clear" w:color="auto" w:fill="DFA7A6" w:themeFill="accent2" w:themeFillTint="7F"/>
-      </w:tcPr>
+      <w:tcPr/>
     </w:tblStylePr>
     <w:tblStylePr w:type="neCell">
       <w:rPr>
-        <w:color w:val="000000" w:themeColor="text1"/>
+        <w:color w:val="000000"/>
       </w:rPr>
     </w:tblStylePr>
     <w:tblStylePr w:type="nwCell">
       <w:rPr>
-        <w:color w:val="000000" w:themeColor="text1"/>
+        <w:color w:val="000000"/>
       </w:rPr>
     </w:tblStylePr>
   </w:style>
@@ -11891,7 +12491,7 @@
       <w:spacing w:after="0" w:line="240" w:lineRule="auto"/>
     </w:pPr>
     <w:rPr>
-      <w:color w:val="000000" w:themeColor="text1"/>
+      <w:color w:val="000000"/>
     </w:rPr>
     <w:tblPr>
       <w:tblStyleRowBandSize w:val="1"/>
@@ -11912,9 +12512,7 @@
         <w:right w:w="108" w:type="dxa"/>
       </w:tblCellMar>
     </w:tblPr>
-    <w:tcPr>
-      <w:shd w:val="clear" w:color="auto" w:fill="F5F8EE" w:themeFill="accent3" w:themeFillTint="19"/>
-    </w:tcPr>
+    <w:tcPr/>
     <w:tblStylePr w:type="firstRow">
       <w:rPr>
         <w:b/>
@@ -11930,26 +12528,24 @@
           <w:insideH w:val="nil"/>
           <w:insideV w:val="nil"/>
         </w:tcBorders>
-        <w:shd w:val="clear" w:color="auto" w:fill="FFFFFF" w:themeFill="background1"/>
       </w:tcPr>
     </w:tblStylePr>
     <w:tblStylePr w:type="lastRow">
       <w:rPr>
         <w:b/>
         <w:bCs/>
-        <w:color w:val="FFFFFF" w:themeColor="background1"/>
+        <w:color w:val="000000"/>
       </w:rPr>
       <w:tblPr/>
       <w:tcPr>
         <w:tcBorders>
           <w:top w:val="single" w:sz="6" w:space="0" w:color="FFFFFF" w:themeColor="background1"/>
         </w:tcBorders>
-        <w:shd w:val="clear" w:color="auto" w:fill="5E7530" w:themeFill="accent3" w:themeFillShade="99"/>
       </w:tcPr>
     </w:tblStylePr>
     <w:tblStylePr w:type="firstCol">
       <w:rPr>
-        <w:color w:val="FFFFFF" w:themeColor="background1"/>
+        <w:color w:val="000000"/>
       </w:rPr>
       <w:tblPr/>
       <w:tcPr>
@@ -11961,12 +12557,11 @@
           <w:insideH w:val="single" w:sz="4" w:space="0" w:color="5E7530" w:themeColor="accent3" w:themeShade="99"/>
           <w:insideV w:val="nil"/>
         </w:tcBorders>
-        <w:shd w:val="clear" w:color="auto" w:fill="5E7530" w:themeFill="accent3" w:themeFillShade="99"/>
       </w:tcPr>
     </w:tblStylePr>
     <w:tblStylePr w:type="lastCol">
       <w:rPr>
-        <w:color w:val="FFFFFF" w:themeColor="background1"/>
+        <w:color w:val="000000"/>
       </w:rPr>
       <w:tblPr/>
       <w:tcPr>
@@ -11978,20 +12573,15 @@
           <w:insideH w:val="nil"/>
           <w:insideV w:val="nil"/>
         </w:tcBorders>
-        <w:shd w:val="clear" w:color="auto" w:fill="5E7530" w:themeFill="accent3" w:themeFillShade="99"/>
       </w:tcPr>
     </w:tblStylePr>
     <w:tblStylePr w:type="band1Vert">
       <w:tblPr/>
-      <w:tcPr>
-        <w:shd w:val="clear" w:color="auto" w:fill="D6E3BC" w:themeFill="accent3" w:themeFillTint="66"/>
-      </w:tcPr>
+      <w:tcPr/>
     </w:tblStylePr>
     <w:tblStylePr w:type="band1Horz">
       <w:tblPr/>
-      <w:tcPr>
-        <w:shd w:val="clear" w:color="auto" w:fill="CDDDAC" w:themeFill="accent3" w:themeFillTint="7F"/>
-      </w:tcPr>
+      <w:tcPr/>
     </w:tblStylePr>
   </w:style>
   <w:style w:type="table" w:styleId="ColorfulShading-Accent4">
@@ -12003,7 +12593,7 @@
       <w:spacing w:after="0" w:line="240" w:lineRule="auto"/>
     </w:pPr>
     <w:rPr>
-      <w:color w:val="000000" w:themeColor="text1"/>
+      <w:color w:val="000000"/>
     </w:rPr>
     <w:tblPr>
       <w:tblStyleRowBandSize w:val="1"/>
@@ -12024,9 +12614,7 @@
         <w:right w:w="108" w:type="dxa"/>
       </w:tblCellMar>
     </w:tblPr>
-    <w:tcPr>
-      <w:shd w:val="clear" w:color="auto" w:fill="F2EFF6" w:themeFill="accent4" w:themeFillTint="19"/>
-    </w:tcPr>
+    <w:tcPr/>
     <w:tblStylePr w:type="firstRow">
       <w:rPr>
         <w:b/>
@@ -12042,26 +12630,24 @@
           <w:insideH w:val="nil"/>
           <w:insideV w:val="nil"/>
         </w:tcBorders>
-        <w:shd w:val="clear" w:color="auto" w:fill="FFFFFF" w:themeFill="background1"/>
       </w:tcPr>
     </w:tblStylePr>
     <w:tblStylePr w:type="lastRow">
       <w:rPr>
         <w:b/>
         <w:bCs/>
-        <w:color w:val="FFFFFF" w:themeColor="background1"/>
+        <w:color w:val="000000"/>
       </w:rPr>
       <w:tblPr/>
       <w:tcPr>
         <w:tcBorders>
           <w:top w:val="single" w:sz="6" w:space="0" w:color="FFFFFF" w:themeColor="background1"/>
         </w:tcBorders>
-        <w:shd w:val="clear" w:color="auto" w:fill="4C3B62" w:themeFill="accent4" w:themeFillShade="99"/>
       </w:tcPr>
     </w:tblStylePr>
     <w:tblStylePr w:type="firstCol">
       <w:rPr>
-        <w:color w:val="FFFFFF" w:themeColor="background1"/>
+        <w:color w:val="000000"/>
       </w:rPr>
       <w:tblPr/>
       <w:tcPr>
@@ -12073,12 +12659,11 @@
           <w:insideH w:val="single" w:sz="4" w:space="0" w:color="4C3B62" w:themeColor="accent4" w:themeShade="99"/>
           <w:insideV w:val="nil"/>
         </w:tcBorders>
-        <w:shd w:val="clear" w:color="auto" w:fill="4C3B62" w:themeFill="accent4" w:themeFillShade="99"/>
       </w:tcPr>
     </w:tblStylePr>
     <w:tblStylePr w:type="lastCol">
       <w:rPr>
-        <w:color w:val="FFFFFF" w:themeColor="background1"/>
+        <w:color w:val="000000"/>
       </w:rPr>
       <w:tblPr/>
       <w:tcPr>
@@ -12090,29 +12675,24 @@
           <w:insideH w:val="nil"/>
           <w:insideV w:val="nil"/>
         </w:tcBorders>
-        <w:shd w:val="clear" w:color="auto" w:fill="4C3B62" w:themeFill="accent4" w:themeFillShade="99"/>
       </w:tcPr>
     </w:tblStylePr>
     <w:tblStylePr w:type="band1Vert">
       <w:tblPr/>
-      <w:tcPr>
-        <w:shd w:val="clear" w:color="auto" w:fill="CCC0D9" w:themeFill="accent4" w:themeFillTint="66"/>
-      </w:tcPr>
+      <w:tcPr/>
     </w:tblStylePr>
     <w:tblStylePr w:type="band1Horz">
       <w:tblPr/>
-      <w:tcPr>
-        <w:shd w:val="clear" w:color="auto" w:fill="BFB1D0" w:themeFill="accent4" w:themeFillTint="7F"/>
-      </w:tcPr>
+      <w:tcPr/>
     </w:tblStylePr>
     <w:tblStylePr w:type="neCell">
       <w:rPr>
-        <w:color w:val="000000" w:themeColor="text1"/>
+        <w:color w:val="000000"/>
       </w:rPr>
     </w:tblStylePr>
     <w:tblStylePr w:type="nwCell">
       <w:rPr>
-        <w:color w:val="000000" w:themeColor="text1"/>
+        <w:color w:val="000000"/>
       </w:rPr>
     </w:tblStylePr>
   </w:style>
@@ -12125,7 +12705,7 @@
       <w:spacing w:after="0" w:line="240" w:lineRule="auto"/>
     </w:pPr>
     <w:rPr>
-      <w:color w:val="000000" w:themeColor="text1"/>
+      <w:color w:val="000000"/>
     </w:rPr>
     <w:tblPr>
       <w:tblStyleRowBandSize w:val="1"/>
@@ -12146,9 +12726,7 @@
         <w:right w:w="108" w:type="dxa"/>
       </w:tblCellMar>
     </w:tblPr>
-    <w:tcPr>
-      <w:shd w:val="clear" w:color="auto" w:fill="EDF6F9" w:themeFill="accent5" w:themeFillTint="19"/>
-    </w:tcPr>
+    <w:tcPr/>
     <w:tblStylePr w:type="firstRow">
       <w:rPr>
         <w:b/>
@@ -12164,26 +12742,24 @@
           <w:insideH w:val="nil"/>
           <w:insideV w:val="nil"/>
         </w:tcBorders>
-        <w:shd w:val="clear" w:color="auto" w:fill="FFFFFF" w:themeFill="background1"/>
       </w:tcPr>
     </w:tblStylePr>
     <w:tblStylePr w:type="lastRow">
       <w:rPr>
         <w:b/>
         <w:bCs/>
-        <w:color w:val="FFFFFF" w:themeColor="background1"/>
+        <w:color w:val="000000"/>
       </w:rPr>
       <w:tblPr/>
       <w:tcPr>
         <w:tcBorders>
           <w:top w:val="single" w:sz="6" w:space="0" w:color="FFFFFF" w:themeColor="background1"/>
         </w:tcBorders>
-        <w:shd w:val="clear" w:color="auto" w:fill="276A7C" w:themeFill="accent5" w:themeFillShade="99"/>
       </w:tcPr>
     </w:tblStylePr>
     <w:tblStylePr w:type="firstCol">
       <w:rPr>
-        <w:color w:val="FFFFFF" w:themeColor="background1"/>
+        <w:color w:val="000000"/>
       </w:rPr>
       <w:tblPr/>
       <w:tcPr>
@@ -12195,12 +12771,11 @@
           <w:insideH w:val="single" w:sz="4" w:space="0" w:color="276A7C" w:themeColor="accent5" w:themeShade="99"/>
           <w:insideV w:val="nil"/>
         </w:tcBorders>
-        <w:shd w:val="clear" w:color="auto" w:fill="276A7C" w:themeFill="accent5" w:themeFillShade="99"/>
       </w:tcPr>
     </w:tblStylePr>
     <w:tblStylePr w:type="lastCol">
       <w:rPr>
-        <w:color w:val="FFFFFF" w:themeColor="background1"/>
+        <w:color w:val="000000"/>
       </w:rPr>
       <w:tblPr/>
       <w:tcPr>
@@ -12212,29 +12787,24 @@
           <w:insideH w:val="nil"/>
           <w:insideV w:val="nil"/>
         </w:tcBorders>
-        <w:shd w:val="clear" w:color="auto" w:fill="276A7C" w:themeFill="accent5" w:themeFillShade="99"/>
       </w:tcPr>
     </w:tblStylePr>
     <w:tblStylePr w:type="band1Vert">
       <w:tblPr/>
-      <w:tcPr>
-        <w:shd w:val="clear" w:color="auto" w:fill="B6DDE8" w:themeFill="accent5" w:themeFillTint="66"/>
-      </w:tcPr>
+      <w:tcPr/>
     </w:tblStylePr>
     <w:tblStylePr w:type="band1Horz">
       <w:tblPr/>
-      <w:tcPr>
-        <w:shd w:val="clear" w:color="auto" w:fill="A5D5E2" w:themeFill="accent5" w:themeFillTint="7F"/>
-      </w:tcPr>
+      <w:tcPr/>
     </w:tblStylePr>
     <w:tblStylePr w:type="neCell">
       <w:rPr>
-        <w:color w:val="000000" w:themeColor="text1"/>
+        <w:color w:val="000000"/>
       </w:rPr>
     </w:tblStylePr>
     <w:tblStylePr w:type="nwCell">
       <w:rPr>
-        <w:color w:val="000000" w:themeColor="text1"/>
+        <w:color w:val="000000"/>
       </w:rPr>
     </w:tblStylePr>
   </w:style>
@@ -12247,7 +12817,7 @@
       <w:spacing w:after="0" w:line="240" w:lineRule="auto"/>
     </w:pPr>
     <w:rPr>
-      <w:color w:val="000000" w:themeColor="text1"/>
+      <w:color w:val="000000"/>
     </w:rPr>
     <w:tblPr>
       <w:tblStyleRowBandSize w:val="1"/>
@@ -12268,9 +12838,7 @@
         <w:right w:w="108" w:type="dxa"/>
       </w:tblCellMar>
     </w:tblPr>
-    <w:tcPr>
-      <w:shd w:val="clear" w:color="auto" w:fill="FEF4EC" w:themeFill="accent6" w:themeFillTint="19"/>
-    </w:tcPr>
+    <w:tcPr/>
     <w:tblStylePr w:type="firstRow">
       <w:rPr>
         <w:b/>
@@ -12286,26 +12854,24 @@
           <w:insideH w:val="nil"/>
           <w:insideV w:val="nil"/>
         </w:tcBorders>
-        <w:shd w:val="clear" w:color="auto" w:fill="FFFFFF" w:themeFill="background1"/>
       </w:tcPr>
     </w:tblStylePr>
     <w:tblStylePr w:type="lastRow">
       <w:rPr>
         <w:b/>
         <w:bCs/>
-        <w:color w:val="FFFFFF" w:themeColor="background1"/>
+        <w:color w:val="000000"/>
       </w:rPr>
       <w:tblPr/>
       <w:tcPr>
         <w:tcBorders>
           <w:top w:val="single" w:sz="6" w:space="0" w:color="FFFFFF" w:themeColor="background1"/>
         </w:tcBorders>
-        <w:shd w:val="clear" w:color="auto" w:fill="B65608" w:themeFill="accent6" w:themeFillShade="99"/>
       </w:tcPr>
     </w:tblStylePr>
     <w:tblStylePr w:type="firstCol">
       <w:rPr>
-        <w:color w:val="FFFFFF" w:themeColor="background1"/>
+        <w:color w:val="000000"/>
       </w:rPr>
       <w:tblPr/>
       <w:tcPr>
@@ -12317,12 +12883,11 @@
           <w:insideH w:val="single" w:sz="4" w:space="0" w:color="B65608" w:themeColor="accent6" w:themeShade="99"/>
           <w:insideV w:val="nil"/>
         </w:tcBorders>
-        <w:shd w:val="clear" w:color="auto" w:fill="B65608" w:themeFill="accent6" w:themeFillShade="99"/>
       </w:tcPr>
     </w:tblStylePr>
     <w:tblStylePr w:type="lastCol">
       <w:rPr>
-        <w:color w:val="FFFFFF" w:themeColor="background1"/>
+        <w:color w:val="000000"/>
       </w:rPr>
       <w:tblPr/>
       <w:tcPr>
@@ -12334,29 +12899,24 @@
           <w:insideH w:val="nil"/>
           <w:insideV w:val="nil"/>
         </w:tcBorders>
-        <w:shd w:val="clear" w:color="auto" w:fill="B65608" w:themeFill="accent6" w:themeFillShade="99"/>
       </w:tcPr>
     </w:tblStylePr>
     <w:tblStylePr w:type="band1Vert">
       <w:tblPr/>
-      <w:tcPr>
-        <w:shd w:val="clear" w:color="auto" w:fill="FBD4B4" w:themeFill="accent6" w:themeFillTint="66"/>
-      </w:tcPr>
+      <w:tcPr/>
     </w:tblStylePr>
     <w:tblStylePr w:type="band1Horz">
       <w:tblPr/>
-      <w:tcPr>
-        <w:shd w:val="clear" w:color="auto" w:fill="FBCAA2" w:themeFill="accent6" w:themeFillTint="7F"/>
-      </w:tcPr>
+      <w:tcPr/>
     </w:tblStylePr>
     <w:tblStylePr w:type="neCell">
       <w:rPr>
-        <w:color w:val="000000" w:themeColor="text1"/>
+        <w:color w:val="000000"/>
       </w:rPr>
     </w:tblStylePr>
     <w:tblStylePr w:type="nwCell">
       <w:rPr>
-        <w:color w:val="000000" w:themeColor="text1"/>
+        <w:color w:val="000000"/>
       </w:rPr>
     </w:tblStylePr>
   </w:style>
@@ -12369,7 +12929,7 @@
       <w:spacing w:after="0" w:line="240" w:lineRule="auto"/>
     </w:pPr>
     <w:rPr>
-      <w:color w:val="000000" w:themeColor="text1"/>
+      <w:color w:val="000000"/>
     </w:rPr>
     <w:tblPr>
       <w:tblStyleRowBandSize w:val="1"/>
@@ -12382,35 +12942,31 @@
         <w:right w:w="108" w:type="dxa"/>
       </w:tblCellMar>
     </w:tblPr>
-    <w:tcPr>
-      <w:shd w:val="clear" w:color="auto" w:fill="E6E6E6" w:themeFill="text1" w:themeFillTint="19"/>
-    </w:tcPr>
+    <w:tcPr/>
     <w:tblStylePr w:type="firstRow">
       <w:rPr>
         <w:b/>
         <w:bCs/>
-        <w:color w:val="FFFFFF" w:themeColor="background1"/>
+        <w:color w:val="000000"/>
       </w:rPr>
       <w:tblPr/>
       <w:tcPr>
         <w:tcBorders>
           <w:bottom w:val="single" w:sz="12" w:space="0" w:color="FFFFFF" w:themeColor="background1"/>
         </w:tcBorders>
-        <w:shd w:val="clear" w:color="auto" w:fill="9E3A38" w:themeFill="accent2" w:themeFillShade="CC"/>
       </w:tcPr>
     </w:tblStylePr>
     <w:tblStylePr w:type="lastRow">
       <w:rPr>
         <w:b/>
         <w:bCs/>
-        <w:color w:val="9E3A38" w:themeColor="accent2" w:themeShade="CC"/>
+        <w:color w:val="000000" w:themeShade="CC"/>
       </w:rPr>
       <w:tblPr/>
       <w:tcPr>
         <w:tcBorders>
           <w:top w:val="single" w:sz="12" w:space="0" w:color="000000" w:themeColor="text1"/>
         </w:tcBorders>
-        <w:shd w:val="clear" w:color="auto" w:fill="FFFFFF" w:themeFill="background1"/>
       </w:tcPr>
     </w:tblStylePr>
     <w:tblStylePr w:type="firstCol">
@@ -12436,14 +12992,11 @@
           <w:insideH w:val="nil"/>
           <w:insideV w:val="nil"/>
         </w:tcBorders>
-        <w:shd w:val="clear" w:color="auto" w:fill="C0C0C0" w:themeFill="text1" w:themeFillTint="3F"/>
       </w:tcPr>
     </w:tblStylePr>
     <w:tblStylePr w:type="band1Horz">
       <w:tblPr/>
-      <w:tcPr>
-        <w:shd w:val="clear" w:color="auto" w:fill="CCCCCC" w:themeFill="text1" w:themeFillTint="33"/>
-      </w:tcPr>
+      <w:tcPr/>
     </w:tblStylePr>
   </w:style>
   <w:style w:type="table" w:styleId="ColorfulList-Accent1">
@@ -12455,7 +13008,7 @@
       <w:spacing w:after="0" w:line="240" w:lineRule="auto"/>
     </w:pPr>
     <w:rPr>
-      <w:color w:val="000000" w:themeColor="text1"/>
+      <w:color w:val="000000"/>
     </w:rPr>
     <w:tblPr>
       <w:tblStyleRowBandSize w:val="1"/>
@@ -12468,35 +13021,31 @@
         <w:right w:w="108" w:type="dxa"/>
       </w:tblCellMar>
     </w:tblPr>
-    <w:tcPr>
-      <w:shd w:val="clear" w:color="auto" w:fill="EDF2F8" w:themeFill="accent1" w:themeFillTint="19"/>
-    </w:tcPr>
+    <w:tcPr/>
     <w:tblStylePr w:type="firstRow">
       <w:rPr>
         <w:b/>
         <w:bCs/>
-        <w:color w:val="FFFFFF" w:themeColor="background1"/>
+        <w:color w:val="000000"/>
       </w:rPr>
       <w:tblPr/>
       <w:tcPr>
         <w:tcBorders>
           <w:bottom w:val="single" w:sz="12" w:space="0" w:color="FFFFFF" w:themeColor="background1"/>
         </w:tcBorders>
-        <w:shd w:val="clear" w:color="auto" w:fill="9E3A38" w:themeFill="accent2" w:themeFillShade="CC"/>
       </w:tcPr>
     </w:tblStylePr>
     <w:tblStylePr w:type="lastRow">
       <w:rPr>
         <w:b/>
         <w:bCs/>
-        <w:color w:val="9E3A38" w:themeColor="accent2" w:themeShade="CC"/>
+        <w:color w:val="000000" w:themeShade="CC"/>
       </w:rPr>
       <w:tblPr/>
       <w:tcPr>
         <w:tcBorders>
           <w:top w:val="single" w:sz="12" w:space="0" w:color="000000" w:themeColor="text1"/>
         </w:tcBorders>
-        <w:shd w:val="clear" w:color="auto" w:fill="FFFFFF" w:themeFill="background1"/>
       </w:tcPr>
     </w:tblStylePr>
     <w:tblStylePr w:type="firstCol">
@@ -12522,14 +13071,11 @@
           <w:insideH w:val="nil"/>
           <w:insideV w:val="nil"/>
         </w:tcBorders>
-        <w:shd w:val="clear" w:color="auto" w:fill="D3DFEE" w:themeFill="accent1" w:themeFillTint="3F"/>
       </w:tcPr>
     </w:tblStylePr>
     <w:tblStylePr w:type="band1Horz">
       <w:tblPr/>
-      <w:tcPr>
-        <w:shd w:val="clear" w:color="auto" w:fill="DBE5F1" w:themeFill="accent1" w:themeFillTint="33"/>
-      </w:tcPr>
+      <w:tcPr/>
     </w:tblStylePr>
   </w:style>
   <w:style w:type="table" w:styleId="ColorfulList-Accent2">
@@ -12541,7 +13087,7 @@
       <w:spacing w:after="0" w:line="240" w:lineRule="auto"/>
     </w:pPr>
     <w:rPr>
-      <w:color w:val="000000" w:themeColor="text1"/>
+      <w:color w:val="000000"/>
     </w:rPr>
     <w:tblPr>
       <w:tblStyleRowBandSize w:val="1"/>
@@ -12554,35 +13100,31 @@
         <w:right w:w="108" w:type="dxa"/>
       </w:tblCellMar>
     </w:tblPr>
-    <w:tcPr>
-      <w:shd w:val="clear" w:color="auto" w:fill="F8EDED" w:themeFill="accent2" w:themeFillTint="19"/>
-    </w:tcPr>
+    <w:tcPr/>
     <w:tblStylePr w:type="firstRow">
       <w:rPr>
         <w:b/>
         <w:bCs/>
-        <w:color w:val="FFFFFF" w:themeColor="background1"/>
+        <w:color w:val="000000"/>
       </w:rPr>
       <w:tblPr/>
       <w:tcPr>
         <w:tcBorders>
           <w:bottom w:val="single" w:sz="12" w:space="0" w:color="FFFFFF" w:themeColor="background1"/>
         </w:tcBorders>
-        <w:shd w:val="clear" w:color="auto" w:fill="9E3A38" w:themeFill="accent2" w:themeFillShade="CC"/>
       </w:tcPr>
     </w:tblStylePr>
     <w:tblStylePr w:type="lastRow">
       <w:rPr>
         <w:b/>
         <w:bCs/>
-        <w:color w:val="9E3A38" w:themeColor="accent2" w:themeShade="CC"/>
+        <w:color w:val="000000" w:themeShade="CC"/>
       </w:rPr>
       <w:tblPr/>
       <w:tcPr>
         <w:tcBorders>
           <w:top w:val="single" w:sz="12" w:space="0" w:color="000000" w:themeColor="text1"/>
         </w:tcBorders>
-        <w:shd w:val="clear" w:color="auto" w:fill="FFFFFF" w:themeFill="background1"/>
       </w:tcPr>
     </w:tblStylePr>
     <w:tblStylePr w:type="firstCol">
@@ -12608,14 +13150,11 @@
           <w:insideH w:val="nil"/>
           <w:insideV w:val="nil"/>
         </w:tcBorders>
-        <w:shd w:val="clear" w:color="auto" w:fill="EFD3D2" w:themeFill="accent2" w:themeFillTint="3F"/>
       </w:tcPr>
     </w:tblStylePr>
     <w:tblStylePr w:type="band1Horz">
       <w:tblPr/>
-      <w:tcPr>
-        <w:shd w:val="clear" w:color="auto" w:fill="F2DBDB" w:themeFill="accent2" w:themeFillTint="33"/>
-      </w:tcPr>
+      <w:tcPr/>
     </w:tblStylePr>
   </w:style>
   <w:style w:type="table" w:styleId="ColorfulList-Accent3">
@@ -12627,7 +13166,7 @@
       <w:spacing w:after="0" w:line="240" w:lineRule="auto"/>
     </w:pPr>
     <w:rPr>
-      <w:color w:val="000000" w:themeColor="text1"/>
+      <w:color w:val="000000"/>
     </w:rPr>
     <w:tblPr>
       <w:tblStyleRowBandSize w:val="1"/>
@@ -12640,35 +13179,31 @@
         <w:right w:w="108" w:type="dxa"/>
       </w:tblCellMar>
     </w:tblPr>
-    <w:tcPr>
-      <w:shd w:val="clear" w:color="auto" w:fill="F5F8EE" w:themeFill="accent3" w:themeFillTint="19"/>
-    </w:tcPr>
+    <w:tcPr/>
     <w:tblStylePr w:type="firstRow">
       <w:rPr>
         <w:b/>
         <w:bCs/>
-        <w:color w:val="FFFFFF" w:themeColor="background1"/>
+        <w:color w:val="000000"/>
       </w:rPr>
       <w:tblPr/>
       <w:tcPr>
         <w:tcBorders>
           <w:bottom w:val="single" w:sz="12" w:space="0" w:color="FFFFFF" w:themeColor="background1"/>
         </w:tcBorders>
-        <w:shd w:val="clear" w:color="auto" w:fill="664E82" w:themeFill="accent4" w:themeFillShade="CC"/>
       </w:tcPr>
     </w:tblStylePr>
     <w:tblStylePr w:type="lastRow">
       <w:rPr>
         <w:b/>
         <w:bCs/>
-        <w:color w:val="664E82" w:themeColor="accent4" w:themeShade="CC"/>
+        <w:color w:val="000000" w:themeShade="CC"/>
       </w:rPr>
       <w:tblPr/>
       <w:tcPr>
         <w:tcBorders>
           <w:top w:val="single" w:sz="12" w:space="0" w:color="000000" w:themeColor="text1"/>
         </w:tcBorders>
-        <w:shd w:val="clear" w:color="auto" w:fill="FFFFFF" w:themeFill="background1"/>
       </w:tcPr>
     </w:tblStylePr>
     <w:tblStylePr w:type="firstCol">
@@ -12694,14 +13229,11 @@
           <w:insideH w:val="nil"/>
           <w:insideV w:val="nil"/>
         </w:tcBorders>
-        <w:shd w:val="clear" w:color="auto" w:fill="E6EED5" w:themeFill="accent3" w:themeFillTint="3F"/>
       </w:tcPr>
     </w:tblStylePr>
     <w:tblStylePr w:type="band1Horz">
       <w:tblPr/>
-      <w:tcPr>
-        <w:shd w:val="clear" w:color="auto" w:fill="EAF1DD" w:themeFill="accent3" w:themeFillTint="33"/>
-      </w:tcPr>
+      <w:tcPr/>
     </w:tblStylePr>
   </w:style>
   <w:style w:type="table" w:styleId="ColorfulList-Accent4">
@@ -12713,7 +13245,7 @@
       <w:spacing w:after="0" w:line="240" w:lineRule="auto"/>
     </w:pPr>
     <w:rPr>
-      <w:color w:val="000000" w:themeColor="text1"/>
+      <w:color w:val="000000"/>
     </w:rPr>
     <w:tblPr>
       <w:tblStyleRowBandSize w:val="1"/>
@@ -12726,35 +13258,31 @@
         <w:right w:w="108" w:type="dxa"/>
       </w:tblCellMar>
     </w:tblPr>
-    <w:tcPr>
-      <w:shd w:val="clear" w:color="auto" w:fill="F2EFF6" w:themeFill="accent4" w:themeFillTint="19"/>
-    </w:tcPr>
+    <w:tcPr/>
     <w:tblStylePr w:type="firstRow">
       <w:rPr>
         <w:b/>
         <w:bCs/>
-        <w:color w:val="FFFFFF" w:themeColor="background1"/>
+        <w:color w:val="000000"/>
       </w:rPr>
       <w:tblPr/>
       <w:tcPr>
         <w:tcBorders>
           <w:bottom w:val="single" w:sz="12" w:space="0" w:color="FFFFFF" w:themeColor="background1"/>
         </w:tcBorders>
-        <w:shd w:val="clear" w:color="auto" w:fill="7E9C40" w:themeFill="accent3" w:themeFillShade="CC"/>
       </w:tcPr>
     </w:tblStylePr>
     <w:tblStylePr w:type="lastRow">
       <w:rPr>
         <w:b/>
         <w:bCs/>
-        <w:color w:val="7E9C40" w:themeColor="accent3" w:themeShade="CC"/>
+        <w:color w:val="000000" w:themeShade="CC"/>
       </w:rPr>
       <w:tblPr/>
       <w:tcPr>
         <w:tcBorders>
           <w:top w:val="single" w:sz="12" w:space="0" w:color="000000" w:themeColor="text1"/>
         </w:tcBorders>
-        <w:shd w:val="clear" w:color="auto" w:fill="FFFFFF" w:themeFill="background1"/>
       </w:tcPr>
     </w:tblStylePr>
     <w:tblStylePr w:type="firstCol">
@@ -12780,14 +13308,11 @@
           <w:insideH w:val="nil"/>
           <w:insideV w:val="nil"/>
         </w:tcBorders>
-        <w:shd w:val="clear" w:color="auto" w:fill="DFD8E8" w:themeFill="accent4" w:themeFillTint="3F"/>
       </w:tcPr>
     </w:tblStylePr>
     <w:tblStylePr w:type="band1Horz">
       <w:tblPr/>
-      <w:tcPr>
-        <w:shd w:val="clear" w:color="auto" w:fill="E5DFEC" w:themeFill="accent4" w:themeFillTint="33"/>
-      </w:tcPr>
+      <w:tcPr/>
     </w:tblStylePr>
   </w:style>
   <w:style w:type="table" w:styleId="ColorfulList-Accent5">
@@ -12799,7 +13324,7 @@
       <w:spacing w:after="0" w:line="240" w:lineRule="auto"/>
     </w:pPr>
     <w:rPr>
-      <w:color w:val="000000" w:themeColor="text1"/>
+      <w:color w:val="000000"/>
     </w:rPr>
     <w:tblPr>
       <w:tblStyleRowBandSize w:val="1"/>
@@ -12812,35 +13337,31 @@
         <w:right w:w="108" w:type="dxa"/>
       </w:tblCellMar>
     </w:tblPr>
-    <w:tcPr>
-      <w:shd w:val="clear" w:color="auto" w:fill="EDF6F9" w:themeFill="accent5" w:themeFillTint="19"/>
-    </w:tcPr>
+    <w:tcPr/>
     <w:tblStylePr w:type="firstRow">
       <w:rPr>
         <w:b/>
         <w:bCs/>
-        <w:color w:val="FFFFFF" w:themeColor="background1"/>
+        <w:color w:val="000000"/>
       </w:rPr>
       <w:tblPr/>
       <w:tcPr>
         <w:tcBorders>
           <w:bottom w:val="single" w:sz="12" w:space="0" w:color="FFFFFF" w:themeColor="background1"/>
         </w:tcBorders>
-        <w:shd w:val="clear" w:color="auto" w:fill="F2730A" w:themeFill="accent6" w:themeFillShade="CC"/>
       </w:tcPr>
     </w:tblStylePr>
     <w:tblStylePr w:type="lastRow">
       <w:rPr>
         <w:b/>
         <w:bCs/>
-        <w:color w:val="F2730A" w:themeColor="accent6" w:themeShade="CC"/>
+        <w:color w:val="000000" w:themeShade="CC"/>
       </w:rPr>
       <w:tblPr/>
       <w:tcPr>
         <w:tcBorders>
           <w:top w:val="single" w:sz="12" w:space="0" w:color="000000" w:themeColor="text1"/>
         </w:tcBorders>
-        <w:shd w:val="clear" w:color="auto" w:fill="FFFFFF" w:themeFill="background1"/>
       </w:tcPr>
     </w:tblStylePr>
     <w:tblStylePr w:type="firstCol">
@@ -12866,14 +13387,11 @@
           <w:insideH w:val="nil"/>
           <w:insideV w:val="nil"/>
         </w:tcBorders>
-        <w:shd w:val="clear" w:color="auto" w:fill="D2EAF1" w:themeFill="accent5" w:themeFillTint="3F"/>
       </w:tcPr>
     </w:tblStylePr>
     <w:tblStylePr w:type="band1Horz">
       <w:tblPr/>
-      <w:tcPr>
-        <w:shd w:val="clear" w:color="auto" w:fill="DAEEF3" w:themeFill="accent5" w:themeFillTint="33"/>
-      </w:tcPr>
+      <w:tcPr/>
     </w:tblStylePr>
   </w:style>
   <w:style w:type="table" w:styleId="ColorfulList-Accent6">
@@ -12885,7 +13403,7 @@
       <w:spacing w:after="0" w:line="240" w:lineRule="auto"/>
     </w:pPr>
     <w:rPr>
-      <w:color w:val="000000" w:themeColor="text1"/>
+      <w:color w:val="000000"/>
     </w:rPr>
     <w:tblPr>
       <w:tblStyleRowBandSize w:val="1"/>
@@ -12898,35 +13416,31 @@
         <w:right w:w="108" w:type="dxa"/>
       </w:tblCellMar>
     </w:tblPr>
-    <w:tcPr>
-      <w:shd w:val="clear" w:color="auto" w:fill="FEF4EC" w:themeFill="accent6" w:themeFillTint="19"/>
-    </w:tcPr>
+    <w:tcPr/>
     <w:tblStylePr w:type="firstRow">
       <w:rPr>
         <w:b/>
         <w:bCs/>
-        <w:color w:val="FFFFFF" w:themeColor="background1"/>
+        <w:color w:val="000000"/>
       </w:rPr>
       <w:tblPr/>
       <w:tcPr>
         <w:tcBorders>
           <w:bottom w:val="single" w:sz="12" w:space="0" w:color="FFFFFF" w:themeColor="background1"/>
         </w:tcBorders>
-        <w:shd w:val="clear" w:color="auto" w:fill="348DA5" w:themeFill="accent5" w:themeFillShade="CC"/>
       </w:tcPr>
     </w:tblStylePr>
     <w:tblStylePr w:type="lastRow">
       <w:rPr>
         <w:b/>
         <w:bCs/>
-        <w:color w:val="348DA5" w:themeColor="accent5" w:themeShade="CC"/>
+        <w:color w:val="000000" w:themeShade="CC"/>
       </w:rPr>
       <w:tblPr/>
       <w:tcPr>
         <w:tcBorders>
           <w:top w:val="single" w:sz="12" w:space="0" w:color="000000" w:themeColor="text1"/>
         </w:tcBorders>
-        <w:shd w:val="clear" w:color="auto" w:fill="FFFFFF" w:themeFill="background1"/>
       </w:tcPr>
     </w:tblStylePr>
     <w:tblStylePr w:type="firstCol">
@@ -12952,14 +13466,11 @@
           <w:insideH w:val="nil"/>
           <w:insideV w:val="nil"/>
         </w:tcBorders>
-        <w:shd w:val="clear" w:color="auto" w:fill="FDE4D0" w:themeFill="accent6" w:themeFillTint="3F"/>
       </w:tcPr>
     </w:tblStylePr>
     <w:tblStylePr w:type="band1Horz">
       <w:tblPr/>
-      <w:tcPr>
-        <w:shd w:val="clear" w:color="auto" w:fill="FDE9D9" w:themeFill="accent6" w:themeFillTint="33"/>
-      </w:tcPr>
+      <w:tcPr/>
     </w:tblStylePr>
   </w:style>
   <w:style w:type="table" w:styleId="ColorfulGrid">
@@ -12971,7 +13482,7 @@
       <w:spacing w:after="0" w:line="240" w:lineRule="auto"/>
     </w:pPr>
     <w:rPr>
-      <w:color w:val="000000" w:themeColor="text1"/>
+      <w:color w:val="000000"/>
     </w:rPr>
     <w:tblPr>
       <w:tblStyleRowBandSize w:val="1"/>
@@ -12987,59 +13498,45 @@
         <w:right w:w="108" w:type="dxa"/>
       </w:tblCellMar>
     </w:tblPr>
-    <w:tcPr>
-      <w:shd w:val="clear" w:color="auto" w:fill="CCCCCC" w:themeFill="text1" w:themeFillTint="33"/>
-    </w:tcPr>
+    <w:tcPr/>
     <w:tblStylePr w:type="firstRow">
       <w:rPr>
         <w:b/>
         <w:bCs/>
       </w:rPr>
       <w:tblPr/>
-      <w:tcPr>
-        <w:shd w:val="clear" w:color="auto" w:fill="999999" w:themeFill="text1" w:themeFillTint="66"/>
-      </w:tcPr>
+      <w:tcPr/>
     </w:tblStylePr>
     <w:tblStylePr w:type="lastRow">
       <w:rPr>
         <w:b/>
         <w:bCs/>
-        <w:color w:val="000000" w:themeColor="text1"/>
-      </w:rPr>
-      <w:tblPr/>
-      <w:tcPr>
-        <w:shd w:val="clear" w:color="auto" w:fill="999999" w:themeFill="text1" w:themeFillTint="66"/>
-      </w:tcPr>
+        <w:color w:val="000000"/>
+      </w:rPr>
+      <w:tblPr/>
+      <w:tcPr/>
     </w:tblStylePr>
     <w:tblStylePr w:type="firstCol">
       <w:rPr>
-        <w:color w:val="FFFFFF" w:themeColor="background1"/>
-      </w:rPr>
-      <w:tblPr/>
-      <w:tcPr>
-        <w:shd w:val="clear" w:color="auto" w:fill="000000" w:themeFill="text1" w:themeFillShade="BF"/>
-      </w:tcPr>
+        <w:color w:val="000000"/>
+      </w:rPr>
+      <w:tblPr/>
+      <w:tcPr/>
     </w:tblStylePr>
     <w:tblStylePr w:type="lastCol">
       <w:rPr>
-        <w:color w:val="FFFFFF" w:themeColor="background1"/>
-      </w:rPr>
-      <w:tblPr/>
-      <w:tcPr>
-        <w:shd w:val="clear" w:color="auto" w:fill="000000" w:themeFill="text1" w:themeFillShade="BF"/>
-      </w:tcPr>
+        <w:color w:val="000000"/>
+      </w:rPr>
+      <w:tblPr/>
+      <w:tcPr/>
     </w:tblStylePr>
     <w:tblStylePr w:type="band1Vert">
       <w:tblPr/>
-      <w:tcPr>
-        <w:shd w:val="clear" w:color="auto" w:fill="808080" w:themeFill="text1" w:themeFillTint="7F"/>
-      </w:tcPr>
+      <w:tcPr/>
     </w:tblStylePr>
     <w:tblStylePr w:type="band1Horz">
       <w:tblPr/>
-      <w:tcPr>
-        <w:shd w:val="clear" w:color="auto" w:fill="808080" w:themeFill="text1" w:themeFillTint="7F"/>
-      </w:tcPr>
+      <w:tcPr/>
     </w:tblStylePr>
   </w:style>
   <w:style w:type="table" w:styleId="ColorfulGrid-Accent1">
@@ -13051,7 +13548,7 @@
       <w:spacing w:after="0" w:line="240" w:lineRule="auto"/>
     </w:pPr>
     <w:rPr>
-      <w:color w:val="000000" w:themeColor="text1"/>
+      <w:color w:val="000000"/>
     </w:rPr>
     <w:tblPr>
       <w:tblStyleRowBandSize w:val="1"/>
@@ -13067,59 +13564,45 @@
         <w:right w:w="108" w:type="dxa"/>
       </w:tblCellMar>
     </w:tblPr>
-    <w:tcPr>
-      <w:shd w:val="clear" w:color="auto" w:fill="DBE5F1" w:themeFill="accent1" w:themeFillTint="33"/>
-    </w:tcPr>
+    <w:tcPr/>
     <w:tblStylePr w:type="firstRow">
       <w:rPr>
         <w:b/>
         <w:bCs/>
       </w:rPr>
       <w:tblPr/>
-      <w:tcPr>
-        <w:shd w:val="clear" w:color="auto" w:fill="B8CCE4" w:themeFill="accent1" w:themeFillTint="66"/>
-      </w:tcPr>
+      <w:tcPr/>
     </w:tblStylePr>
     <w:tblStylePr w:type="lastRow">
       <w:rPr>
         <w:b/>
         <w:bCs/>
-        <w:color w:val="000000" w:themeColor="text1"/>
-      </w:rPr>
-      <w:tblPr/>
-      <w:tcPr>
-        <w:shd w:val="clear" w:color="auto" w:fill="B8CCE4" w:themeFill="accent1" w:themeFillTint="66"/>
-      </w:tcPr>
+        <w:color w:val="000000"/>
+      </w:rPr>
+      <w:tblPr/>
+      <w:tcPr/>
     </w:tblStylePr>
     <w:tblStylePr w:type="firstCol">
       <w:rPr>
-        <w:color w:val="FFFFFF" w:themeColor="background1"/>
-      </w:rPr>
-      <w:tblPr/>
-      <w:tcPr>
-        <w:shd w:val="clear" w:color="auto" w:fill="365F91" w:themeFill="accent1" w:themeFillShade="BF"/>
-      </w:tcPr>
+        <w:color w:val="000000"/>
+      </w:rPr>
+      <w:tblPr/>
+      <w:tcPr/>
     </w:tblStylePr>
     <w:tblStylePr w:type="lastCol">
       <w:rPr>
-        <w:color w:val="FFFFFF" w:themeColor="background1"/>
-      </w:rPr>
-      <w:tblPr/>
-      <w:tcPr>
-        <w:shd w:val="clear" w:color="auto" w:fill="365F91" w:themeFill="accent1" w:themeFillShade="BF"/>
-      </w:tcPr>
+        <w:color w:val="000000"/>
+      </w:rPr>
+      <w:tblPr/>
+      <w:tcPr/>
     </w:tblStylePr>
     <w:tblStylePr w:type="band1Vert">
       <w:tblPr/>
-      <w:tcPr>
-        <w:shd w:val="clear" w:color="auto" w:fill="A7BFDE" w:themeFill="accent1" w:themeFillTint="7F"/>
-      </w:tcPr>
+      <w:tcPr/>
     </w:tblStylePr>
     <w:tblStylePr w:type="band1Horz">
       <w:tblPr/>
-      <w:tcPr>
-        <w:shd w:val="clear" w:color="auto" w:fill="A7BFDE" w:themeFill="accent1" w:themeFillTint="7F"/>
-      </w:tcPr>
+      <w:tcPr/>
     </w:tblStylePr>
   </w:style>
   <w:style w:type="table" w:styleId="ColorfulGrid-Accent2">
@@ -13131,7 +13614,7 @@
       <w:spacing w:after="0" w:line="240" w:lineRule="auto"/>
     </w:pPr>
     <w:rPr>
-      <w:color w:val="000000" w:themeColor="text1"/>
+      <w:color w:val="000000"/>
     </w:rPr>
     <w:tblPr>
       <w:tblStyleRowBandSize w:val="1"/>
@@ -13147,59 +13630,45 @@
         <w:right w:w="108" w:type="dxa"/>
       </w:tblCellMar>
     </w:tblPr>
-    <w:tcPr>
-      <w:shd w:val="clear" w:color="auto" w:fill="F2DBDB" w:themeFill="accent2" w:themeFillTint="33"/>
-    </w:tcPr>
+    <w:tcPr/>
     <w:tblStylePr w:type="firstRow">
       <w:rPr>
         <w:b/>
         <w:bCs/>
       </w:rPr>
       <w:tblPr/>
-      <w:tcPr>
-        <w:shd w:val="clear" w:color="auto" w:fill="E5B8B7" w:themeFill="accent2" w:themeFillTint="66"/>
-      </w:tcPr>
+      <w:tcPr/>
     </w:tblStylePr>
     <w:tblStylePr w:type="lastRow">
       <w:rPr>
         <w:b/>
         <w:bCs/>
-        <w:color w:val="000000" w:themeColor="text1"/>
-      </w:rPr>
-      <w:tblPr/>
-      <w:tcPr>
-        <w:shd w:val="clear" w:color="auto" w:fill="E5B8B7" w:themeFill="accent2" w:themeFillTint="66"/>
-      </w:tcPr>
+        <w:color w:val="000000"/>
+      </w:rPr>
+      <w:tblPr/>
+      <w:tcPr/>
     </w:tblStylePr>
     <w:tblStylePr w:type="firstCol">
       <w:rPr>
-        <w:color w:val="FFFFFF" w:themeColor="background1"/>
-      </w:rPr>
-      <w:tblPr/>
-      <w:tcPr>
-        <w:shd w:val="clear" w:color="auto" w:fill="943634" w:themeFill="accent2" w:themeFillShade="BF"/>
-      </w:tcPr>
+        <w:color w:val="000000"/>
+      </w:rPr>
+      <w:tblPr/>
+      <w:tcPr/>
     </w:tblStylePr>
     <w:tblStylePr w:type="lastCol">
       <w:rPr>
-        <w:color w:val="FFFFFF" w:themeColor="background1"/>
-      </w:rPr>
-      <w:tblPr/>
-      <w:tcPr>
-        <w:shd w:val="clear" w:color="auto" w:fill="943634" w:themeFill="accent2" w:themeFillShade="BF"/>
-      </w:tcPr>
+        <w:color w:val="000000"/>
+      </w:rPr>
+      <w:tblPr/>
+      <w:tcPr/>
     </w:tblStylePr>
     <w:tblStylePr w:type="band1Vert">
       <w:tblPr/>
-      <w:tcPr>
-        <w:shd w:val="clear" w:color="auto" w:fill="DFA7A6" w:themeFill="accent2" w:themeFillTint="7F"/>
-      </w:tcPr>
+      <w:tcPr/>
     </w:tblStylePr>
     <w:tblStylePr w:type="band1Horz">
       <w:tblPr/>
-      <w:tcPr>
-        <w:shd w:val="clear" w:color="auto" w:fill="DFA7A6" w:themeFill="accent2" w:themeFillTint="7F"/>
-      </w:tcPr>
+      <w:tcPr/>
     </w:tblStylePr>
   </w:style>
   <w:style w:type="table" w:styleId="ColorfulGrid-Accent3">
@@ -13211,7 +13680,7 @@
       <w:spacing w:after="0" w:line="240" w:lineRule="auto"/>
     </w:pPr>
     <w:rPr>
-      <w:color w:val="000000" w:themeColor="text1"/>
+      <w:color w:val="000000"/>
     </w:rPr>
     <w:tblPr>
       <w:tblStyleRowBandSize w:val="1"/>
@@ -13227,59 +13696,45 @@
         <w:right w:w="108" w:type="dxa"/>
       </w:tblCellMar>
     </w:tblPr>
-    <w:tcPr>
-      <w:shd w:val="clear" w:color="auto" w:fill="EAF1DD" w:themeFill="accent3" w:themeFillTint="33"/>
-    </w:tcPr>
+    <w:tcPr/>
     <w:tblStylePr w:type="firstRow">
       <w:rPr>
         <w:b/>
         <w:bCs/>
       </w:rPr>
       <w:tblPr/>
-      <w:tcPr>
-        <w:shd w:val="clear" w:color="auto" w:fill="D6E3BC" w:themeFill="accent3" w:themeFillTint="66"/>
-      </w:tcPr>
+      <w:tcPr/>
     </w:tblStylePr>
     <w:tblStylePr w:type="lastRow">
       <w:rPr>
         <w:b/>
         <w:bCs/>
-        <w:color w:val="000000" w:themeColor="text1"/>
-      </w:rPr>
-      <w:tblPr/>
-      <w:tcPr>
-        <w:shd w:val="clear" w:color="auto" w:fill="D6E3BC" w:themeFill="accent3" w:themeFillTint="66"/>
-      </w:tcPr>
+        <w:color w:val="000000"/>
+      </w:rPr>
+      <w:tblPr/>
+      <w:tcPr/>
     </w:tblStylePr>
     <w:tblStylePr w:type="firstCol">
       <w:rPr>
-        <w:color w:val="FFFFFF" w:themeColor="background1"/>
-      </w:rPr>
-      <w:tblPr/>
-      <w:tcPr>
-        <w:shd w:val="clear" w:color="auto" w:fill="76923C" w:themeFill="accent3" w:themeFillShade="BF"/>
-      </w:tcPr>
+        <w:color w:val="000000"/>
+      </w:rPr>
+      <w:tblPr/>
+      <w:tcPr/>
     </w:tblStylePr>
     <w:tblStylePr w:type="lastCol">
       <w:rPr>
-        <w:color w:val="FFFFFF" w:themeColor="background1"/>
-      </w:rPr>
-      <w:tblPr/>
-      <w:tcPr>
-        <w:shd w:val="clear" w:color="auto" w:fill="76923C" w:themeFill="accent3" w:themeFillShade="BF"/>
-      </w:tcPr>
+        <w:color w:val="000000"/>
+      </w:rPr>
+      <w:tblPr/>
+      <w:tcPr/>
     </w:tblStylePr>
     <w:tblStylePr w:type="band1Vert">
       <w:tblPr/>
-      <w:tcPr>
-        <w:shd w:val="clear" w:color="auto" w:fill="CDDDAC" w:themeFill="accent3" w:themeFillTint="7F"/>
-      </w:tcPr>
+      <w:tcPr/>
     </w:tblStylePr>
     <w:tblStylePr w:type="band1Horz">
       <w:tblPr/>
-      <w:tcPr>
-        <w:shd w:val="clear" w:color="auto" w:fill="CDDDAC" w:themeFill="accent3" w:themeFillTint="7F"/>
-      </w:tcPr>
+      <w:tcPr/>
     </w:tblStylePr>
   </w:style>
   <w:style w:type="table" w:styleId="ColorfulGrid-Accent4">
@@ -13291,7 +13746,7 @@
       <w:spacing w:after="0" w:line="240" w:lineRule="auto"/>
     </w:pPr>
     <w:rPr>
-      <w:color w:val="000000" w:themeColor="text1"/>
+      <w:color w:val="000000"/>
     </w:rPr>
     <w:tblPr>
       <w:tblStyleRowBandSize w:val="1"/>
@@ -13307,59 +13762,45 @@
         <w:right w:w="108" w:type="dxa"/>
       </w:tblCellMar>
     </w:tblPr>
-    <w:tcPr>
-      <w:shd w:val="clear" w:color="auto" w:fill="E5DFEC" w:themeFill="accent4" w:themeFillTint="33"/>
-    </w:tcPr>
+    <w:tcPr/>
     <w:tblStylePr w:type="firstRow">
       <w:rPr>
         <w:b/>
         <w:bCs/>
       </w:rPr>
       <w:tblPr/>
-      <w:tcPr>
-        <w:shd w:val="clear" w:color="auto" w:fill="CCC0D9" w:themeFill="accent4" w:themeFillTint="66"/>
-      </w:tcPr>
+      <w:tcPr/>
     </w:tblStylePr>
     <w:tblStylePr w:type="lastRow">
       <w:rPr>
         <w:b/>
         <w:bCs/>
-        <w:color w:val="000000" w:themeColor="text1"/>
-      </w:rPr>
-      <w:tblPr/>
-      <w:tcPr>
-        <w:shd w:val="clear" w:color="auto" w:fill="CCC0D9" w:themeFill="accent4" w:themeFillTint="66"/>
-      </w:tcPr>
+        <w:color w:val="000000"/>
+      </w:rPr>
+      <w:tblPr/>
+      <w:tcPr/>
     </w:tblStylePr>
     <w:tblStylePr w:type="firstCol">
       <w:rPr>
-        <w:color w:val="FFFFFF" w:themeColor="background1"/>
-      </w:rPr>
-      <w:tblPr/>
-      <w:tcPr>
-        <w:shd w:val="clear" w:color="auto" w:fill="5F497A" w:themeFill="accent4" w:themeFillShade="BF"/>
-      </w:tcPr>
+        <w:color w:val="000000"/>
+      </w:rPr>
+      <w:tblPr/>
+      <w:tcPr/>
     </w:tblStylePr>
     <w:tblStylePr w:type="lastCol">
       <w:rPr>
-        <w:color w:val="FFFFFF" w:themeColor="background1"/>
-      </w:rPr>
-      <w:tblPr/>
-      <w:tcPr>
-        <w:shd w:val="clear" w:color="auto" w:fill="5F497A" w:themeFill="accent4" w:themeFillShade="BF"/>
-      </w:tcPr>
+        <w:color w:val="000000"/>
+      </w:rPr>
+      <w:tblPr/>
+      <w:tcPr/>
     </w:tblStylePr>
     <w:tblStylePr w:type="band1Vert">
       <w:tblPr/>
-      <w:tcPr>
-        <w:shd w:val="clear" w:color="auto" w:fill="BFB1D0" w:themeFill="accent4" w:themeFillTint="7F"/>
-      </w:tcPr>
+      <w:tcPr/>
     </w:tblStylePr>
     <w:tblStylePr w:type="band1Horz">
       <w:tblPr/>
-      <w:tcPr>
-        <w:shd w:val="clear" w:color="auto" w:fill="BFB1D0" w:themeFill="accent4" w:themeFillTint="7F"/>
-      </w:tcPr>
+      <w:tcPr/>
     </w:tblStylePr>
   </w:style>
   <w:style w:type="table" w:styleId="ColorfulGrid-Accent5">
@@ -13371,7 +13812,7 @@
       <w:spacing w:after="0" w:line="240" w:lineRule="auto"/>
     </w:pPr>
     <w:rPr>
-      <w:color w:val="000000" w:themeColor="text1"/>
+      <w:color w:val="000000"/>
     </w:rPr>
     <w:tblPr>
       <w:tblStyleRowBandSize w:val="1"/>
@@ -13387,59 +13828,45 @@
         <w:right w:w="108" w:type="dxa"/>
       </w:tblCellMar>
     </w:tblPr>
-    <w:tcPr>
-      <w:shd w:val="clear" w:color="auto" w:fill="DAEEF3" w:themeFill="accent5" w:themeFillTint="33"/>
-    </w:tcPr>
+    <w:tcPr/>
     <w:tblStylePr w:type="firstRow">
       <w:rPr>
         <w:b/>
         <w:bCs/>
       </w:rPr>
       <w:tblPr/>
-      <w:tcPr>
-        <w:shd w:val="clear" w:color="auto" w:fill="B6DDE8" w:themeFill="accent5" w:themeFillTint="66"/>
-      </w:tcPr>
+      <w:tcPr/>
     </w:tblStylePr>
     <w:tblStylePr w:type="lastRow">
       <w:rPr>
         <w:b/>
         <w:bCs/>
-        <w:color w:val="000000" w:themeColor="text1"/>
-      </w:rPr>
-      <w:tblPr/>
-      <w:tcPr>
-        <w:shd w:val="clear" w:color="auto" w:fill="B6DDE8" w:themeFill="accent5" w:themeFillTint="66"/>
-      </w:tcPr>
+        <w:color w:val="000000"/>
+      </w:rPr>
+      <w:tblPr/>
+      <w:tcPr/>
     </w:tblStylePr>
     <w:tblStylePr w:type="firstCol">
       <w:rPr>
-        <w:color w:val="FFFFFF" w:themeColor="background1"/>
-      </w:rPr>
-      <w:tblPr/>
-      <w:tcPr>
-        <w:shd w:val="clear" w:color="auto" w:fill="31849B" w:themeFill="accent5" w:themeFillShade="BF"/>
-      </w:tcPr>
+        <w:color w:val="000000"/>
+      </w:rPr>
+      <w:tblPr/>
+      <w:tcPr/>
     </w:tblStylePr>
     <w:tblStylePr w:type="lastCol">
       <w:rPr>
-        <w:color w:val="FFFFFF" w:themeColor="background1"/>
-      </w:rPr>
-      <w:tblPr/>
-      <w:tcPr>
-        <w:shd w:val="clear" w:color="auto" w:fill="31849B" w:themeFill="accent5" w:themeFillShade="BF"/>
-      </w:tcPr>
+        <w:color w:val="000000"/>
+      </w:rPr>
+      <w:tblPr/>
+      <w:tcPr/>
     </w:tblStylePr>
     <w:tblStylePr w:type="band1Vert">
       <w:tblPr/>
-      <w:tcPr>
-        <w:shd w:val="clear" w:color="auto" w:fill="A5D5E2" w:themeFill="accent5" w:themeFillTint="7F"/>
-      </w:tcPr>
+      <w:tcPr/>
     </w:tblStylePr>
     <w:tblStylePr w:type="band1Horz">
       <w:tblPr/>
-      <w:tcPr>
-        <w:shd w:val="clear" w:color="auto" w:fill="A5D5E2" w:themeFill="accent5" w:themeFillTint="7F"/>
-      </w:tcPr>
+      <w:tcPr/>
     </w:tblStylePr>
   </w:style>
   <w:style w:type="table" w:styleId="ColorfulGrid-Accent6">
@@ -13451,7 +13878,7 @@
       <w:spacing w:after="0" w:line="240" w:lineRule="auto"/>
     </w:pPr>
     <w:rPr>
-      <w:color w:val="000000" w:themeColor="text1"/>
+      <w:color w:val="000000"/>
     </w:rPr>
     <w:tblPr>
       <w:tblStyleRowBandSize w:val="1"/>
@@ -13467,59 +13894,45 @@
         <w:right w:w="108" w:type="dxa"/>
       </w:tblCellMar>
     </w:tblPr>
-    <w:tcPr>
-      <w:shd w:val="clear" w:color="auto" w:fill="FDE9D9" w:themeFill="accent6" w:themeFillTint="33"/>
-    </w:tcPr>
+    <w:tcPr/>
     <w:tblStylePr w:type="firstRow">
       <w:rPr>
         <w:b/>
         <w:bCs/>
       </w:rPr>
       <w:tblPr/>
-      <w:tcPr>
-        <w:shd w:val="clear" w:color="auto" w:fill="FBD4B4" w:themeFill="accent6" w:themeFillTint="66"/>
-      </w:tcPr>
+      <w:tcPr/>
     </w:tblStylePr>
     <w:tblStylePr w:type="lastRow">
       <w:rPr>
         <w:b/>
         <w:bCs/>
-        <w:color w:val="000000" w:themeColor="text1"/>
-      </w:rPr>
-      <w:tblPr/>
-      <w:tcPr>
-        <w:shd w:val="clear" w:color="auto" w:fill="FBD4B4" w:themeFill="accent6" w:themeFillTint="66"/>
-      </w:tcPr>
+        <w:color w:val="000000"/>
+      </w:rPr>
+      <w:tblPr/>
+      <w:tcPr/>
     </w:tblStylePr>
     <w:tblStylePr w:type="firstCol">
       <w:rPr>
-        <w:color w:val="FFFFFF" w:themeColor="background1"/>
-      </w:rPr>
-      <w:tblPr/>
-      <w:tcPr>
-        <w:shd w:val="clear" w:color="auto" w:fill="E36C0A" w:themeFill="accent6" w:themeFillShade="BF"/>
-      </w:tcPr>
+        <w:color w:val="000000"/>
+      </w:rPr>
+      <w:tblPr/>
+      <w:tcPr/>
     </w:tblStylePr>
     <w:tblStylePr w:type="lastCol">
       <w:rPr>
-        <w:color w:val="FFFFFF" w:themeColor="background1"/>
-      </w:rPr>
-      <w:tblPr/>
-      <w:tcPr>
-        <w:shd w:val="clear" w:color="auto" w:fill="E36C0A" w:themeFill="accent6" w:themeFillShade="BF"/>
-      </w:tcPr>
+        <w:color w:val="000000"/>
+      </w:rPr>
+      <w:tblPr/>
+      <w:tcPr/>
     </w:tblStylePr>
     <w:tblStylePr w:type="band1Vert">
       <w:tblPr/>
-      <w:tcPr>
-        <w:shd w:val="clear" w:color="auto" w:fill="FBCAA2" w:themeFill="accent6" w:themeFillTint="7F"/>
-      </w:tcPr>
+      <w:tcPr/>
     </w:tblStylePr>
     <w:tblStylePr w:type="band1Horz">
       <w:tblPr/>
-      <w:tcPr>
-        <w:shd w:val="clear" w:color="auto" w:fill="FBCAA2" w:themeFill="accent6" w:themeFillTint="7F"/>
-      </w:tcPr>
+      <w:tcPr/>
     </w:tblStylePr>
   </w:style>
 </w:styles>
